--- a/mmdetection/3.训练自己的数据集MFT25.docx
+++ b/mmdetection/3.训练自己的数据集MFT25.docx
@@ -66,6 +66,7 @@
     <w:p>
       <w:pPr>
         <w:numPr>
+          <w:ilvl w:val="0"/>
           <w:numId w:val="0"/>
         </w:numPr>
         <w:ind w:leftChars="0"/>
@@ -133,6 +134,7 @@
     <w:p>
       <w:pPr>
         <w:numPr>
+          <w:ilvl w:val="0"/>
           <w:numId w:val="0"/>
         </w:numPr>
         <w:ind w:leftChars="0"/>
@@ -369,12 +371,6 @@
             <w:insideH w:val="single" w:color="auto" w:sz="4" w:space="0"/>
             <w:insideV w:val="single" w:color="auto" w:sz="4" w:space="0"/>
           </w:tblBorders>
-          <w:tblCellMar>
-            <w:top w:w="0" w:type="dxa"/>
-            <w:left w:w="108" w:type="dxa"/>
-            <w:bottom w:w="0" w:type="dxa"/>
-            <w:right w:w="108" w:type="dxa"/>
-          </w:tblCellMar>
         </w:tblPrEx>
         <w:tc>
           <w:tcPr>
@@ -3925,6 +3921,7 @@
     <w:p>
       <w:pPr>
         <w:numPr>
+          <w:ilvl w:val="0"/>
           <w:numId w:val="0"/>
         </w:numPr>
         <w:ind w:leftChars="0"/>
@@ -3944,6 +3941,7 @@
     <w:p>
       <w:pPr>
         <w:numPr>
+          <w:ilvl w:val="0"/>
           <w:numId w:val="0"/>
         </w:numPr>
         <w:ind w:leftChars="0"/>
@@ -3997,6 +3995,7 @@
     <w:p>
       <w:pPr>
         <w:numPr>
+          <w:ilvl w:val="0"/>
           <w:numId w:val="0"/>
         </w:numPr>
         <w:ind w:leftChars="0"/>
@@ -4016,6 +4015,7 @@
     <w:p>
       <w:pPr>
         <w:numPr>
+          <w:ilvl w:val="0"/>
           <w:numId w:val="0"/>
         </w:numPr>
         <w:ind w:leftChars="0"/>
@@ -4067,6 +4067,7 @@
     <w:p>
       <w:pPr>
         <w:numPr>
+          <w:ilvl w:val="0"/>
           <w:numId w:val="0"/>
         </w:numPr>
         <w:ind w:leftChars="0"/>
@@ -4086,6 +4087,7 @@
     <w:p>
       <w:pPr>
         <w:numPr>
+          <w:ilvl w:val="0"/>
           <w:numId w:val="0"/>
         </w:numPr>
         <w:ind w:leftChars="0"/>
@@ -4105,6 +4107,7 @@
     <w:p>
       <w:pPr>
         <w:numPr>
+          <w:ilvl w:val="0"/>
           <w:numId w:val="0"/>
         </w:numPr>
         <w:ind w:leftChars="0"/>
@@ -4158,6 +4161,7 @@
     <w:p>
       <w:pPr>
         <w:numPr>
+          <w:ilvl w:val="0"/>
           <w:numId w:val="0"/>
         </w:numPr>
         <w:ind w:leftChars="0"/>
@@ -4177,6 +4181,7 @@
     <w:p>
       <w:pPr>
         <w:numPr>
+          <w:ilvl w:val="0"/>
           <w:numId w:val="0"/>
         </w:numPr>
         <w:ind w:leftChars="0"/>
@@ -4314,6 +4319,7 @@
     <w:p>
       <w:pPr>
         <w:numPr>
+          <w:ilvl w:val="0"/>
           <w:numId w:val="0"/>
         </w:numPr>
         <w:ind w:leftChars="0"/>
@@ -4333,6 +4339,7 @@
     <w:p>
       <w:pPr>
         <w:numPr>
+          <w:ilvl w:val="0"/>
           <w:numId w:val="0"/>
         </w:numPr>
         <w:ind w:leftChars="0"/>
@@ -4386,6 +4393,7 @@
     <w:p>
       <w:pPr>
         <w:numPr>
+          <w:ilvl w:val="0"/>
           <w:numId w:val="0"/>
         </w:numPr>
         <w:ind w:leftChars="0"/>
@@ -4405,6 +4413,7 @@
     <w:p>
       <w:pPr>
         <w:numPr>
+          <w:ilvl w:val="0"/>
           <w:numId w:val="0"/>
         </w:numPr>
         <w:ind w:leftChars="0"/>
@@ -4456,6 +4465,7 @@
     <w:p>
       <w:pPr>
         <w:numPr>
+          <w:ilvl w:val="0"/>
           <w:numId w:val="0"/>
         </w:numPr>
         <w:ind w:leftChars="0"/>
@@ -4475,6 +4485,7 @@
     <w:p>
       <w:pPr>
         <w:numPr>
+          <w:ilvl w:val="0"/>
           <w:numId w:val="0"/>
         </w:numPr>
         <w:ind w:leftChars="0"/>
@@ -4573,6 +4584,7 @@
     <w:p>
       <w:pPr>
         <w:numPr>
+          <w:ilvl w:val="0"/>
           <w:numId w:val="0"/>
         </w:numPr>
         <w:ind w:leftChars="0"/>
@@ -4592,6 +4604,7 @@
     <w:p>
       <w:pPr>
         <w:numPr>
+          <w:ilvl w:val="0"/>
           <w:numId w:val="0"/>
         </w:numPr>
         <w:ind w:leftChars="0"/>
@@ -4645,6 +4658,7 @@
     <w:p>
       <w:pPr>
         <w:numPr>
+          <w:ilvl w:val="0"/>
           <w:numId w:val="0"/>
         </w:numPr>
         <w:ind w:leftChars="0"/>
@@ -4702,6 +4716,7 @@
     <w:p>
       <w:pPr>
         <w:numPr>
+          <w:ilvl w:val="0"/>
           <w:numId w:val="0"/>
         </w:numPr>
         <w:ind w:leftChars="0"/>
@@ -4755,6 +4770,7 @@
     <w:p>
       <w:pPr>
         <w:numPr>
+          <w:ilvl w:val="0"/>
           <w:numId w:val="0"/>
         </w:numPr>
         <w:ind w:leftChars="0"/>
@@ -4775,7 +4791,7 @@
           <w:rFonts w:hint="eastAsia"/>
           <w:lang w:val="en-US" w:eastAsia="zh-CN"/>
         </w:rPr>
-        <w:t>要这么久，还是去autodl用云服务器跑吧，又要重搭环境！！！了</w:t>
+        <w:t>要这么久，还是去autodl用云服务器跑吧</w:t>
       </w:r>
       <w:r>
         <w:rPr>
@@ -4788,6 +4804,7 @@
     <w:p>
       <w:pPr>
         <w:numPr>
+          <w:ilvl w:val="0"/>
           <w:numId w:val="0"/>
         </w:numPr>
         <w:ind w:leftChars="0"/>
@@ -4819,7 +4836,9 @@
         </w:tblBorders>
         <w:tblLayout w:type="autofit"/>
         <w:tblCellMar>
+          <w:top w:w="0" w:type="dxa"/>
           <w:left w:w="108" w:type="dxa"/>
+          <w:bottom w:w="0" w:type="dxa"/>
           <w:right w:w="108" w:type="dxa"/>
         </w:tblCellMar>
       </w:tblPr>
@@ -4837,7 +4856,9 @@
             <w:insideV w:val="single" w:color="auto" w:sz="4" w:space="0"/>
           </w:tblBorders>
           <w:tblCellMar>
+            <w:top w:w="0" w:type="dxa"/>
             <w:left w:w="108" w:type="dxa"/>
+            <w:bottom w:w="0" w:type="dxa"/>
             <w:right w:w="108" w:type="dxa"/>
           </w:tblCellMar>
         </w:tblPrEx>
@@ -4848,6 +4869,7 @@
           <w:p>
             <w:pPr>
               <w:numPr>
+                <w:ilvl w:val="0"/>
                 <w:numId w:val="0"/>
               </w:numPr>
               <w:rPr>
@@ -4868,26 +4890,49 @@
           <w:p>
             <w:pPr>
               <w:numPr>
-                <w:numId w:val="0"/>
-              </w:numPr>
-              <w:rPr>
-                <w:rFonts w:hint="default"/>
-                <w:vertAlign w:val="baseline"/>
-                <w:lang w:val="en-US" w:eastAsia="zh-CN"/>
-              </w:rPr>
-            </w:pPr>
-            <w:r>
-              <w:rPr>
-                <w:rFonts w:hint="default"/>
-                <w:vertAlign w:val="baseline"/>
-                <w:lang w:val="en-US" w:eastAsia="zh-CN"/>
-              </w:rPr>
-              <w:t xml:space="preserve">    '../_base_/schedules/schedule_1x.py', '../_base_/default_runtime.py',</w:t>
-            </w:r>
-          </w:p>
-          <w:p>
-            <w:pPr>
-              <w:numPr>
+                <w:ilvl w:val="0"/>
+                <w:numId w:val="0"/>
+              </w:numPr>
+              <w:rPr>
+                <w:rFonts w:hint="default"/>
+                <w:vertAlign w:val="baseline"/>
+                <w:lang w:val="en-US" w:eastAsia="zh-CN"/>
+              </w:rPr>
+            </w:pPr>
+            <w:r>
+              <w:rPr>
+                <w:rFonts w:hint="default"/>
+                <w:vertAlign w:val="baseline"/>
+                <w:lang w:val="en-US" w:eastAsia="zh-CN"/>
+              </w:rPr>
+              <w:t xml:space="preserve">    '../_base_/schedules/schedule_1x.py', </w:t>
+            </w:r>
+          </w:p>
+          <w:p>
+            <w:pPr>
+              <w:numPr>
+                <w:ilvl w:val="0"/>
+                <w:numId w:val="0"/>
+              </w:numPr>
+              <w:rPr>
+                <w:rFonts w:hint="default"/>
+                <w:vertAlign w:val="baseline"/>
+                <w:lang w:val="en-US" w:eastAsia="zh-CN"/>
+              </w:rPr>
+            </w:pPr>
+            <w:r>
+              <w:rPr>
+                <w:rFonts w:hint="default"/>
+                <w:vertAlign w:val="baseline"/>
+                <w:lang w:val="en-US" w:eastAsia="zh-CN"/>
+              </w:rPr>
+              <w:t xml:space="preserve">    '../_base_/default_runtime.py',</w:t>
+            </w:r>
+          </w:p>
+          <w:p>
+            <w:pPr>
+              <w:numPr>
+                <w:ilvl w:val="0"/>
                 <w:numId w:val="0"/>
               </w:numPr>
               <w:rPr>
@@ -4908,6 +4953,7 @@
           <w:p>
             <w:pPr>
               <w:numPr>
+                <w:ilvl w:val="0"/>
                 <w:numId w:val="0"/>
               </w:numPr>
               <w:rPr>
@@ -4928,70 +4974,75 @@
           <w:p>
             <w:pPr>
               <w:numPr>
-                <w:numId w:val="0"/>
-              </w:numPr>
-              <w:rPr>
-                <w:rFonts w:hint="default"/>
-                <w:vertAlign w:val="baseline"/>
-                <w:lang w:val="en-US" w:eastAsia="zh-CN"/>
-              </w:rPr>
-            </w:pPr>
-          </w:p>
-          <w:p>
-            <w:pPr>
-              <w:numPr>
-                <w:numId w:val="0"/>
-              </w:numPr>
-              <w:rPr>
-                <w:rFonts w:hint="default"/>
-                <w:vertAlign w:val="baseline"/>
-                <w:lang w:val="en-US" w:eastAsia="zh-CN"/>
-              </w:rPr>
-            </w:pPr>
-            <w:r>
-              <w:rPr>
-                <w:rFonts w:hint="default"/>
-                <w:vertAlign w:val="baseline"/>
-                <w:lang w:val="en-US" w:eastAsia="zh-CN"/>
-              </w:rPr>
-              <w:t>img_scale = (640, 640)  # width, height</w:t>
-            </w:r>
-          </w:p>
-          <w:p>
-            <w:pPr>
-              <w:numPr>
-                <w:numId w:val="0"/>
-              </w:numPr>
-              <w:rPr>
-                <w:rFonts w:hint="default"/>
-                <w:vertAlign w:val="baseline"/>
-                <w:lang w:val="en-US" w:eastAsia="zh-CN"/>
-              </w:rPr>
-            </w:pPr>
-          </w:p>
-          <w:p>
-            <w:pPr>
-              <w:numPr>
-                <w:numId w:val="0"/>
-              </w:numPr>
-              <w:rPr>
-                <w:rFonts w:hint="default"/>
-                <w:vertAlign w:val="baseline"/>
-                <w:lang w:val="en-US" w:eastAsia="zh-CN"/>
-              </w:rPr>
-            </w:pPr>
-            <w:r>
-              <w:rPr>
-                <w:rFonts w:hint="default"/>
-                <w:vertAlign w:val="baseline"/>
-                <w:lang w:val="en-US" w:eastAsia="zh-CN"/>
-              </w:rPr>
-              <w:t># model settings</w:t>
-            </w:r>
-          </w:p>
-          <w:p>
-            <w:pPr>
-              <w:numPr>
+                <w:ilvl w:val="0"/>
+                <w:numId w:val="0"/>
+              </w:numPr>
+              <w:rPr>
+                <w:rFonts w:hint="default"/>
+                <w:vertAlign w:val="baseline"/>
+                <w:lang w:val="en-US" w:eastAsia="zh-CN"/>
+              </w:rPr>
+            </w:pPr>
+          </w:p>
+          <w:p>
+            <w:pPr>
+              <w:numPr>
+                <w:ilvl w:val="0"/>
+                <w:numId w:val="0"/>
+              </w:numPr>
+              <w:rPr>
+                <w:rFonts w:hint="default"/>
+                <w:vertAlign w:val="baseline"/>
+                <w:lang w:val="en-US" w:eastAsia="zh-CN"/>
+              </w:rPr>
+            </w:pPr>
+            <w:r>
+              <w:rPr>
+                <w:rFonts w:hint="default"/>
+                <w:vertAlign w:val="baseline"/>
+                <w:lang w:val="en-US" w:eastAsia="zh-CN"/>
+              </w:rPr>
+              <w:t>img_scale = (640, 640)</w:t>
+            </w:r>
+          </w:p>
+          <w:p>
+            <w:pPr>
+              <w:numPr>
+                <w:ilvl w:val="0"/>
+                <w:numId w:val="0"/>
+              </w:numPr>
+              <w:rPr>
+                <w:rFonts w:hint="default"/>
+                <w:vertAlign w:val="baseline"/>
+                <w:lang w:val="en-US" w:eastAsia="zh-CN"/>
+              </w:rPr>
+            </w:pPr>
+          </w:p>
+          <w:p>
+            <w:pPr>
+              <w:numPr>
+                <w:ilvl w:val="0"/>
+                <w:numId w:val="0"/>
+              </w:numPr>
+              <w:rPr>
+                <w:rFonts w:hint="default"/>
+                <w:vertAlign w:val="baseline"/>
+                <w:lang w:val="en-US" w:eastAsia="zh-CN"/>
+              </w:rPr>
+            </w:pPr>
+            <w:r>
+              <w:rPr>
+                <w:rFonts w:hint="default"/>
+                <w:vertAlign w:val="baseline"/>
+                <w:lang w:val="en-US" w:eastAsia="zh-CN"/>
+              </w:rPr>
+              <w:t># ========== 模型 ==========</w:t>
+            </w:r>
+          </w:p>
+          <w:p>
+            <w:pPr>
+              <w:numPr>
+                <w:ilvl w:val="0"/>
                 <w:numId w:val="0"/>
               </w:numPr>
               <w:rPr>
@@ -5012,6 +5063,7 @@
           <w:p>
             <w:pPr>
               <w:numPr>
+                <w:ilvl w:val="0"/>
                 <w:numId w:val="0"/>
               </w:numPr>
               <w:rPr>
@@ -5032,6 +5084,7 @@
           <w:p>
             <w:pPr>
               <w:numPr>
+                <w:ilvl w:val="0"/>
                 <w:numId w:val="0"/>
               </w:numPr>
               <w:rPr>
@@ -5052,6 +5105,7 @@
           <w:p>
             <w:pPr>
               <w:numPr>
+                <w:ilvl w:val="0"/>
                 <w:numId w:val="0"/>
               </w:numPr>
               <w:rPr>
@@ -5072,6 +5126,7 @@
           <w:p>
             <w:pPr>
               <w:numPr>
+                <w:ilvl w:val="0"/>
                 <w:numId w:val="0"/>
               </w:numPr>
               <w:rPr>
@@ -5092,6 +5147,7 @@
           <w:p>
             <w:pPr>
               <w:numPr>
+                <w:ilvl w:val="0"/>
                 <w:numId w:val="0"/>
               </w:numPr>
               <w:rPr>
@@ -5112,6 +5168,7 @@
           <w:p>
             <w:pPr>
               <w:numPr>
+                <w:ilvl w:val="0"/>
                 <w:numId w:val="0"/>
               </w:numPr>
               <w:rPr>
@@ -5132,6 +5189,7 @@
           <w:p>
             <w:pPr>
               <w:numPr>
+                <w:ilvl w:val="0"/>
                 <w:numId w:val="0"/>
               </w:numPr>
               <w:rPr>
@@ -5152,6 +5210,7 @@
           <w:p>
             <w:pPr>
               <w:numPr>
+                <w:ilvl w:val="0"/>
                 <w:numId w:val="0"/>
               </w:numPr>
               <w:rPr>
@@ -5172,6 +5231,7 @@
           <w:p>
             <w:pPr>
               <w:numPr>
+                <w:ilvl w:val="0"/>
                 <w:numId w:val="0"/>
               </w:numPr>
               <w:rPr>
@@ -5192,6 +5252,7 @@
           <w:p>
             <w:pPr>
               <w:numPr>
+                <w:ilvl w:val="0"/>
                 <w:numId w:val="0"/>
               </w:numPr>
               <w:rPr>
@@ -5212,6 +5273,7 @@
           <w:p>
             <w:pPr>
               <w:numPr>
+                <w:ilvl w:val="0"/>
                 <w:numId w:val="0"/>
               </w:numPr>
               <w:rPr>
@@ -5232,6 +5294,7 @@
           <w:p>
             <w:pPr>
               <w:numPr>
+                <w:ilvl w:val="0"/>
                 <w:numId w:val="0"/>
               </w:numPr>
               <w:rPr>
@@ -5252,6 +5315,7 @@
           <w:p>
             <w:pPr>
               <w:numPr>
+                <w:ilvl w:val="0"/>
                 <w:numId w:val="0"/>
               </w:numPr>
               <w:rPr>
@@ -5272,6 +5336,7 @@
           <w:p>
             <w:pPr>
               <w:numPr>
+                <w:ilvl w:val="0"/>
                 <w:numId w:val="0"/>
               </w:numPr>
               <w:rPr>
@@ -5292,6 +5357,7 @@
           <w:p>
             <w:pPr>
               <w:numPr>
+                <w:ilvl w:val="0"/>
                 <w:numId w:val="0"/>
               </w:numPr>
               <w:rPr>
@@ -5312,6 +5378,7 @@
           <w:p>
             <w:pPr>
               <w:numPr>
+                <w:ilvl w:val="0"/>
                 <w:numId w:val="0"/>
               </w:numPr>
               <w:rPr>
@@ -5332,6 +5399,7 @@
           <w:p>
             <w:pPr>
               <w:numPr>
+                <w:ilvl w:val="0"/>
                 <w:numId w:val="0"/>
               </w:numPr>
               <w:rPr>
@@ -5352,6 +5420,7 @@
           <w:p>
             <w:pPr>
               <w:numPr>
+                <w:ilvl w:val="0"/>
                 <w:numId w:val="0"/>
               </w:numPr>
               <w:rPr>
@@ -5372,6 +5441,7 @@
           <w:p>
             <w:pPr>
               <w:numPr>
+                <w:ilvl w:val="0"/>
                 <w:numId w:val="0"/>
               </w:numPr>
               <w:rPr>
@@ -5392,6 +5462,7 @@
           <w:p>
             <w:pPr>
               <w:numPr>
+                <w:ilvl w:val="0"/>
                 <w:numId w:val="0"/>
               </w:numPr>
               <w:rPr>
@@ -5412,6 +5483,7 @@
           <w:p>
             <w:pPr>
               <w:numPr>
+                <w:ilvl w:val="0"/>
                 <w:numId w:val="0"/>
               </w:numPr>
               <w:rPr>
@@ -5432,6 +5504,7 @@
           <w:p>
             <w:pPr>
               <w:numPr>
+                <w:ilvl w:val="0"/>
                 <w:numId w:val="0"/>
               </w:numPr>
               <w:rPr>
@@ -5452,6 +5525,7 @@
           <w:p>
             <w:pPr>
               <w:numPr>
+                <w:ilvl w:val="0"/>
                 <w:numId w:val="0"/>
               </w:numPr>
               <w:rPr>
@@ -5472,6 +5546,7 @@
           <w:p>
             <w:pPr>
               <w:numPr>
+                <w:ilvl w:val="0"/>
                 <w:numId w:val="0"/>
               </w:numPr>
               <w:rPr>
@@ -5492,6 +5567,7 @@
           <w:p>
             <w:pPr>
               <w:numPr>
+                <w:ilvl w:val="0"/>
                 <w:numId w:val="0"/>
               </w:numPr>
               <w:rPr>
@@ -5512,6 +5588,7 @@
           <w:p>
             <w:pPr>
               <w:numPr>
+                <w:ilvl w:val="0"/>
                 <w:numId w:val="0"/>
               </w:numPr>
               <w:rPr>
@@ -5532,6 +5609,7 @@
           <w:p>
             <w:pPr>
               <w:numPr>
+                <w:ilvl w:val="0"/>
                 <w:numId w:val="0"/>
               </w:numPr>
               <w:rPr>
@@ -5552,6 +5630,7 @@
           <w:p>
             <w:pPr>
               <w:numPr>
+                <w:ilvl w:val="0"/>
                 <w:numId w:val="0"/>
               </w:numPr>
               <w:rPr>
@@ -5572,6 +5651,7 @@
           <w:p>
             <w:pPr>
               <w:numPr>
+                <w:ilvl w:val="0"/>
                 <w:numId w:val="0"/>
               </w:numPr>
               <w:rPr>
@@ -5592,6 +5672,7 @@
           <w:p>
             <w:pPr>
               <w:numPr>
+                <w:ilvl w:val="0"/>
                 <w:numId w:val="0"/>
               </w:numPr>
               <w:rPr>
@@ -5612,6 +5693,7 @@
           <w:p>
             <w:pPr>
               <w:numPr>
+                <w:ilvl w:val="0"/>
                 <w:numId w:val="0"/>
               </w:numPr>
               <w:rPr>
@@ -5632,6 +5714,7 @@
           <w:p>
             <w:pPr>
               <w:numPr>
+                <w:ilvl w:val="0"/>
                 <w:numId w:val="0"/>
               </w:numPr>
               <w:rPr>
@@ -5652,6 +5735,7 @@
           <w:p>
             <w:pPr>
               <w:numPr>
+                <w:ilvl w:val="0"/>
                 <w:numId w:val="0"/>
               </w:numPr>
               <w:rPr>
@@ -5672,6 +5756,7 @@
           <w:p>
             <w:pPr>
               <w:numPr>
+                <w:ilvl w:val="0"/>
                 <w:numId w:val="0"/>
               </w:numPr>
               <w:rPr>
@@ -5692,6 +5777,7 @@
           <w:p>
             <w:pPr>
               <w:numPr>
+                <w:ilvl w:val="0"/>
                 <w:numId w:val="0"/>
               </w:numPr>
               <w:rPr>
@@ -5712,6 +5798,7 @@
           <w:p>
             <w:pPr>
               <w:numPr>
+                <w:ilvl w:val="0"/>
                 <w:numId w:val="0"/>
               </w:numPr>
               <w:rPr>
@@ -5732,6 +5819,7 @@
           <w:p>
             <w:pPr>
               <w:numPr>
+                <w:ilvl w:val="0"/>
                 <w:numId w:val="0"/>
               </w:numPr>
               <w:rPr>
@@ -5752,6 +5840,7 @@
           <w:p>
             <w:pPr>
               <w:numPr>
+                <w:ilvl w:val="0"/>
                 <w:numId w:val="0"/>
               </w:numPr>
               <w:rPr>
@@ -5772,6 +5861,7 @@
           <w:p>
             <w:pPr>
               <w:numPr>
+                <w:ilvl w:val="0"/>
                 <w:numId w:val="0"/>
               </w:numPr>
               <w:rPr>
@@ -5792,6 +5882,7 @@
           <w:p>
             <w:pPr>
               <w:numPr>
+                <w:ilvl w:val="0"/>
                 <w:numId w:val="0"/>
               </w:numPr>
               <w:rPr>
@@ -5812,6 +5903,7 @@
           <w:p>
             <w:pPr>
               <w:numPr>
+                <w:ilvl w:val="0"/>
                 <w:numId w:val="0"/>
               </w:numPr>
               <w:rPr>
@@ -5832,6 +5924,7 @@
           <w:p>
             <w:pPr>
               <w:numPr>
+                <w:ilvl w:val="0"/>
                 <w:numId w:val="0"/>
               </w:numPr>
               <w:rPr>
@@ -5852,6 +5945,7 @@
           <w:p>
             <w:pPr>
               <w:numPr>
+                <w:ilvl w:val="0"/>
                 <w:numId w:val="0"/>
               </w:numPr>
               <w:rPr>
@@ -5872,6 +5966,7 @@
           <w:p>
             <w:pPr>
               <w:numPr>
+                <w:ilvl w:val="0"/>
                 <w:numId w:val="0"/>
               </w:numPr>
               <w:rPr>
@@ -5892,6 +5987,7 @@
           <w:p>
             <w:pPr>
               <w:numPr>
+                <w:ilvl w:val="0"/>
                 <w:numId w:val="0"/>
               </w:numPr>
               <w:rPr>
@@ -5912,6 +6008,7 @@
           <w:p>
             <w:pPr>
               <w:numPr>
+                <w:ilvl w:val="0"/>
                 <w:numId w:val="0"/>
               </w:numPr>
               <w:rPr>
@@ -5932,6 +6029,7 @@
           <w:p>
             <w:pPr>
               <w:numPr>
+                <w:ilvl w:val="0"/>
                 <w:numId w:val="0"/>
               </w:numPr>
               <w:rPr>
@@ -5952,6 +6050,7 @@
           <w:p>
             <w:pPr>
               <w:numPr>
+                <w:ilvl w:val="0"/>
                 <w:numId w:val="0"/>
               </w:numPr>
               <w:rPr>
@@ -5972,6 +6071,7 @@
           <w:p>
             <w:pPr>
               <w:numPr>
+                <w:ilvl w:val="0"/>
                 <w:numId w:val="0"/>
               </w:numPr>
               <w:rPr>
@@ -5992,6 +6092,7 @@
           <w:p>
             <w:pPr>
               <w:numPr>
+                <w:ilvl w:val="0"/>
                 <w:numId w:val="0"/>
               </w:numPr>
               <w:rPr>
@@ -6012,6 +6113,7 @@
           <w:p>
             <w:pPr>
               <w:numPr>
+                <w:ilvl w:val="0"/>
                 <w:numId w:val="0"/>
               </w:numPr>
               <w:rPr>
@@ -6032,6 +6134,7 @@
           <w:p>
             <w:pPr>
               <w:numPr>
+                <w:ilvl w:val="0"/>
                 <w:numId w:val="0"/>
               </w:numPr>
               <w:rPr>
@@ -6052,6 +6155,7 @@
           <w:p>
             <w:pPr>
               <w:numPr>
+                <w:ilvl w:val="0"/>
                 <w:numId w:val="0"/>
               </w:numPr>
               <w:rPr>
@@ -6072,6 +6176,7 @@
           <w:p>
             <w:pPr>
               <w:numPr>
+                <w:ilvl w:val="0"/>
                 <w:numId w:val="0"/>
               </w:numPr>
               <w:rPr>
@@ -6092,6 +6197,7 @@
           <w:p>
             <w:pPr>
               <w:numPr>
+                <w:ilvl w:val="0"/>
                 <w:numId w:val="0"/>
               </w:numPr>
               <w:rPr>
@@ -6112,6 +6218,7 @@
           <w:p>
             <w:pPr>
               <w:numPr>
+                <w:ilvl w:val="0"/>
                 <w:numId w:val="0"/>
               </w:numPr>
               <w:rPr>
@@ -6132,6 +6239,7 @@
           <w:p>
             <w:pPr>
               <w:numPr>
+                <w:ilvl w:val="0"/>
                 <w:numId w:val="0"/>
               </w:numPr>
               <w:rPr>
@@ -6152,66 +6260,28 @@
           <w:p>
             <w:pPr>
               <w:numPr>
-                <w:numId w:val="0"/>
-              </w:numPr>
-              <w:rPr>
-                <w:rFonts w:hint="default"/>
-                <w:vertAlign w:val="baseline"/>
-                <w:lang w:val="en-US" w:eastAsia="zh-CN"/>
-              </w:rPr>
-            </w:pPr>
-            <w:r>
-              <w:rPr>
-                <w:rFonts w:hint="default"/>
-                <w:vertAlign w:val="baseline"/>
-                <w:lang w:val="en-US" w:eastAsia="zh-CN"/>
-              </w:rPr>
-              <w:t xml:space="preserve">    train_cfg=dict(assigner=dict(type='SimOTAAssigner', center_radius=2.5)),</w:t>
-            </w:r>
-          </w:p>
-          <w:p>
-            <w:pPr>
-              <w:numPr>
-                <w:numId w:val="0"/>
-              </w:numPr>
-              <w:rPr>
-                <w:rFonts w:hint="default"/>
-                <w:vertAlign w:val="baseline"/>
-                <w:lang w:val="en-US" w:eastAsia="zh-CN"/>
-              </w:rPr>
-            </w:pPr>
-            <w:r>
-              <w:rPr>
-                <w:rFonts w:hint="default"/>
-                <w:vertAlign w:val="baseline"/>
-                <w:lang w:val="en-US" w:eastAsia="zh-CN"/>
-              </w:rPr>
-              <w:t xml:space="preserve">    # In order to align the source code, the threshold of the val phase is</w:t>
-            </w:r>
-          </w:p>
-          <w:p>
-            <w:pPr>
-              <w:numPr>
-                <w:numId w:val="0"/>
-              </w:numPr>
-              <w:rPr>
-                <w:rFonts w:hint="default"/>
-                <w:vertAlign w:val="baseline"/>
-                <w:lang w:val="en-US" w:eastAsia="zh-CN"/>
-              </w:rPr>
-            </w:pPr>
-            <w:r>
-              <w:rPr>
-                <w:rFonts w:hint="default"/>
-                <w:vertAlign w:val="baseline"/>
-                <w:lang w:val="en-US" w:eastAsia="zh-CN"/>
-              </w:rPr>
-              <w:t xml:space="preserve">    # 0.01, and the threshold of the test phase is 0.001.</w:t>
-            </w:r>
-          </w:p>
-          <w:p>
-            <w:pPr>
-              <w:numPr>
+                <w:ilvl w:val="0"/>
+                <w:numId w:val="0"/>
+              </w:numPr>
+              <w:rPr>
+                <w:rFonts w:hint="default"/>
+                <w:vertAlign w:val="baseline"/>
+                <w:lang w:val="en-US" w:eastAsia="zh-CN"/>
+              </w:rPr>
+            </w:pPr>
+            <w:r>
+              <w:rPr>
+                <w:rFonts w:hint="default"/>
+                <w:vertAlign w:val="baseline"/>
+                <w:lang w:val="en-US" w:eastAsia="zh-CN"/>
+              </w:rPr>
+              <w:t xml:space="preserve">    train_cfg=dict(assigner=dict(type='SimOTAAssigner', center_radius=5.0)),  # 增大正样本匹配半径</w:t>
+            </w:r>
+          </w:p>
+          <w:p>
+            <w:pPr>
+              <w:numPr>
+                <w:ilvl w:val="0"/>
                 <w:numId w:val="0"/>
               </w:numPr>
               <w:rPr>
@@ -6232,38 +6302,41 @@
           <w:p>
             <w:pPr>
               <w:numPr>
-                <w:numId w:val="0"/>
-              </w:numPr>
-              <w:rPr>
-                <w:rFonts w:hint="default"/>
-                <w:vertAlign w:val="baseline"/>
-                <w:lang w:val="en-US" w:eastAsia="zh-CN"/>
-              </w:rPr>
-            </w:pPr>
-          </w:p>
-          <w:p>
-            <w:pPr>
-              <w:numPr>
-                <w:numId w:val="0"/>
-              </w:numPr>
-              <w:rPr>
-                <w:rFonts w:hint="default"/>
-                <w:vertAlign w:val="baseline"/>
-                <w:lang w:val="en-US" w:eastAsia="zh-CN"/>
-              </w:rPr>
-            </w:pPr>
-            <w:r>
-              <w:rPr>
-                <w:rFonts w:hint="default"/>
-                <w:vertAlign w:val="baseline"/>
-                <w:lang w:val="en-US" w:eastAsia="zh-CN"/>
-              </w:rPr>
-              <w:t># dataset settings</w:t>
-            </w:r>
-          </w:p>
-          <w:p>
-            <w:pPr>
-              <w:numPr>
+                <w:ilvl w:val="0"/>
+                <w:numId w:val="0"/>
+              </w:numPr>
+              <w:rPr>
+                <w:rFonts w:hint="default"/>
+                <w:vertAlign w:val="baseline"/>
+                <w:lang w:val="en-US" w:eastAsia="zh-CN"/>
+              </w:rPr>
+            </w:pPr>
+          </w:p>
+          <w:p>
+            <w:pPr>
+              <w:numPr>
+                <w:ilvl w:val="0"/>
+                <w:numId w:val="0"/>
+              </w:numPr>
+              <w:rPr>
+                <w:rFonts w:hint="default"/>
+                <w:vertAlign w:val="baseline"/>
+                <w:lang w:val="en-US" w:eastAsia="zh-CN"/>
+              </w:rPr>
+            </w:pPr>
+            <w:r>
+              <w:rPr>
+                <w:rFonts w:hint="default"/>
+                <w:vertAlign w:val="baseline"/>
+                <w:lang w:val="en-US" w:eastAsia="zh-CN"/>
+              </w:rPr>
+              <w:t># ========== 数据集 ==========</w:t>
+            </w:r>
+          </w:p>
+          <w:p>
+            <w:pPr>
+              <w:numPr>
+                <w:ilvl w:val="0"/>
                 <w:numId w:val="0"/>
               </w:numPr>
               <w:rPr>
@@ -6284,6 +6357,7 @@
           <w:p>
             <w:pPr>
               <w:numPr>
+                <w:ilvl w:val="0"/>
                 <w:numId w:val="0"/>
               </w:numPr>
               <w:rPr>
@@ -6304,262 +6378,7 @@
           <w:p>
             <w:pPr>
               <w:numPr>
-                <w:numId w:val="0"/>
-              </w:numPr>
-              <w:rPr>
-                <w:rFonts w:hint="default"/>
-                <w:vertAlign w:val="baseline"/>
-                <w:lang w:val="en-US" w:eastAsia="zh-CN"/>
-              </w:rPr>
-            </w:pPr>
-          </w:p>
-          <w:p>
-            <w:pPr>
-              <w:numPr>
-                <w:numId w:val="0"/>
-              </w:numPr>
-              <w:rPr>
-                <w:rFonts w:hint="default"/>
-                <w:vertAlign w:val="baseline"/>
-                <w:lang w:val="en-US" w:eastAsia="zh-CN"/>
-              </w:rPr>
-            </w:pPr>
-            <w:r>
-              <w:rPr>
-                <w:rFonts w:hint="default"/>
-                <w:vertAlign w:val="baseline"/>
-                <w:lang w:val="en-US" w:eastAsia="zh-CN"/>
-              </w:rPr>
-              <w:t># Example to use different file client</w:t>
-            </w:r>
-          </w:p>
-          <w:p>
-            <w:pPr>
-              <w:numPr>
-                <w:numId w:val="0"/>
-              </w:numPr>
-              <w:rPr>
-                <w:rFonts w:hint="default"/>
-                <w:vertAlign w:val="baseline"/>
-                <w:lang w:val="en-US" w:eastAsia="zh-CN"/>
-              </w:rPr>
-            </w:pPr>
-            <w:r>
-              <w:rPr>
-                <w:rFonts w:hint="default"/>
-                <w:vertAlign w:val="baseline"/>
-                <w:lang w:val="en-US" w:eastAsia="zh-CN"/>
-              </w:rPr>
-              <w:t># Method 1: simply set the data root and let the file I/O module</w:t>
-            </w:r>
-          </w:p>
-          <w:p>
-            <w:pPr>
-              <w:numPr>
-                <w:numId w:val="0"/>
-              </w:numPr>
-              <w:rPr>
-                <w:rFonts w:hint="default"/>
-                <w:vertAlign w:val="baseline"/>
-                <w:lang w:val="en-US" w:eastAsia="zh-CN"/>
-              </w:rPr>
-            </w:pPr>
-            <w:r>
-              <w:rPr>
-                <w:rFonts w:hint="default"/>
-                <w:vertAlign w:val="baseline"/>
-                <w:lang w:val="en-US" w:eastAsia="zh-CN"/>
-              </w:rPr>
-              <w:t># automatically infer from prefix (not support LMDB and Memcache yet)</w:t>
-            </w:r>
-          </w:p>
-          <w:p>
-            <w:pPr>
-              <w:numPr>
-                <w:numId w:val="0"/>
-              </w:numPr>
-              <w:rPr>
-                <w:rFonts w:hint="default"/>
-                <w:vertAlign w:val="baseline"/>
-                <w:lang w:val="en-US" w:eastAsia="zh-CN"/>
-              </w:rPr>
-            </w:pPr>
-          </w:p>
-          <w:p>
-            <w:pPr>
-              <w:numPr>
-                <w:numId w:val="0"/>
-              </w:numPr>
-              <w:rPr>
-                <w:rFonts w:hint="default"/>
-                <w:vertAlign w:val="baseline"/>
-                <w:lang w:val="en-US" w:eastAsia="zh-CN"/>
-              </w:rPr>
-            </w:pPr>
-            <w:r>
-              <w:rPr>
-                <w:rFonts w:hint="default"/>
-                <w:vertAlign w:val="baseline"/>
-                <w:lang w:val="en-US" w:eastAsia="zh-CN"/>
-              </w:rPr>
-              <w:t># data_root = 's3://openmmlab/datasets/detection/coco/'</w:t>
-            </w:r>
-          </w:p>
-          <w:p>
-            <w:pPr>
-              <w:numPr>
-                <w:numId w:val="0"/>
-              </w:numPr>
-              <w:rPr>
-                <w:rFonts w:hint="default"/>
-                <w:vertAlign w:val="baseline"/>
-                <w:lang w:val="en-US" w:eastAsia="zh-CN"/>
-              </w:rPr>
-            </w:pPr>
-          </w:p>
-          <w:p>
-            <w:pPr>
-              <w:numPr>
-                <w:numId w:val="0"/>
-              </w:numPr>
-              <w:rPr>
-                <w:rFonts w:hint="default"/>
-                <w:vertAlign w:val="baseline"/>
-                <w:lang w:val="en-US" w:eastAsia="zh-CN"/>
-              </w:rPr>
-            </w:pPr>
-            <w:r>
-              <w:rPr>
-                <w:rFonts w:hint="default"/>
-                <w:vertAlign w:val="baseline"/>
-                <w:lang w:val="en-US" w:eastAsia="zh-CN"/>
-              </w:rPr>
-              <w:t># Method 2: Use `backend_args`, `file_client_args` in versions before 3.0.0rc6</w:t>
-            </w:r>
-          </w:p>
-          <w:p>
-            <w:pPr>
-              <w:numPr>
-                <w:numId w:val="0"/>
-              </w:numPr>
-              <w:rPr>
-                <w:rFonts w:hint="default"/>
-                <w:vertAlign w:val="baseline"/>
-                <w:lang w:val="en-US" w:eastAsia="zh-CN"/>
-              </w:rPr>
-            </w:pPr>
-            <w:r>
-              <w:rPr>
-                <w:rFonts w:hint="default"/>
-                <w:vertAlign w:val="baseline"/>
-                <w:lang w:val="en-US" w:eastAsia="zh-CN"/>
-              </w:rPr>
-              <w:t># backend_args = dict(</w:t>
-            </w:r>
-          </w:p>
-          <w:p>
-            <w:pPr>
-              <w:numPr>
-                <w:numId w:val="0"/>
-              </w:numPr>
-              <w:rPr>
-                <w:rFonts w:hint="default"/>
-                <w:vertAlign w:val="baseline"/>
-                <w:lang w:val="en-US" w:eastAsia="zh-CN"/>
-              </w:rPr>
-            </w:pPr>
-            <w:r>
-              <w:rPr>
-                <w:rFonts w:hint="default"/>
-                <w:vertAlign w:val="baseline"/>
-                <w:lang w:val="en-US" w:eastAsia="zh-CN"/>
-              </w:rPr>
-              <w:t>#     backend='petrel',</w:t>
-            </w:r>
-          </w:p>
-          <w:p>
-            <w:pPr>
-              <w:numPr>
-                <w:numId w:val="0"/>
-              </w:numPr>
-              <w:rPr>
-                <w:rFonts w:hint="default"/>
-                <w:vertAlign w:val="baseline"/>
-                <w:lang w:val="en-US" w:eastAsia="zh-CN"/>
-              </w:rPr>
-            </w:pPr>
-            <w:r>
-              <w:rPr>
-                <w:rFonts w:hint="default"/>
-                <w:vertAlign w:val="baseline"/>
-                <w:lang w:val="en-US" w:eastAsia="zh-CN"/>
-              </w:rPr>
-              <w:t>#     path_mapping=dict({</w:t>
-            </w:r>
-          </w:p>
-          <w:p>
-            <w:pPr>
-              <w:numPr>
-                <w:numId w:val="0"/>
-              </w:numPr>
-              <w:rPr>
-                <w:rFonts w:hint="default"/>
-                <w:vertAlign w:val="baseline"/>
-                <w:lang w:val="en-US" w:eastAsia="zh-CN"/>
-              </w:rPr>
-            </w:pPr>
-            <w:r>
-              <w:rPr>
-                <w:rFonts w:hint="default"/>
-                <w:vertAlign w:val="baseline"/>
-                <w:lang w:val="en-US" w:eastAsia="zh-CN"/>
-              </w:rPr>
-              <w:t>#         './data/': 's3://openmmlab/datasets/detection/',</w:t>
-            </w:r>
-          </w:p>
-          <w:p>
-            <w:pPr>
-              <w:numPr>
-                <w:numId w:val="0"/>
-              </w:numPr>
-              <w:rPr>
-                <w:rFonts w:hint="default"/>
-                <w:vertAlign w:val="baseline"/>
-                <w:lang w:val="en-US" w:eastAsia="zh-CN"/>
-              </w:rPr>
-            </w:pPr>
-            <w:r>
-              <w:rPr>
-                <w:rFonts w:hint="default"/>
-                <w:vertAlign w:val="baseline"/>
-                <w:lang w:val="en-US" w:eastAsia="zh-CN"/>
-              </w:rPr>
-              <w:t>#         'data/': 's3://openmmlab/datasets/detection/'</w:t>
-            </w:r>
-          </w:p>
-          <w:p>
-            <w:pPr>
-              <w:numPr>
-                <w:numId w:val="0"/>
-              </w:numPr>
-              <w:rPr>
-                <w:rFonts w:hint="default"/>
-                <w:vertAlign w:val="baseline"/>
-                <w:lang w:val="en-US" w:eastAsia="zh-CN"/>
-              </w:rPr>
-            </w:pPr>
-            <w:r>
-              <w:rPr>
-                <w:rFonts w:hint="default"/>
-                <w:vertAlign w:val="baseline"/>
-                <w:lang w:val="en-US" w:eastAsia="zh-CN"/>
-              </w:rPr>
-              <w:t>#     }))</w:t>
-            </w:r>
-          </w:p>
-          <w:p>
-            <w:pPr>
-              <w:numPr>
+                <w:ilvl w:val="0"/>
                 <w:numId w:val="0"/>
               </w:numPr>
               <w:rPr>
@@ -6580,18 +6399,96 @@
           <w:p>
             <w:pPr>
               <w:numPr>
-                <w:numId w:val="0"/>
-              </w:numPr>
-              <w:rPr>
-                <w:rFonts w:hint="default"/>
-                <w:vertAlign w:val="baseline"/>
-                <w:lang w:val="en-US" w:eastAsia="zh-CN"/>
-              </w:rPr>
-            </w:pPr>
-          </w:p>
-          <w:p>
-            <w:pPr>
-              <w:numPr>
+                <w:ilvl w:val="0"/>
+                <w:numId w:val="0"/>
+              </w:numPr>
+              <w:rPr>
+                <w:rFonts w:hint="default"/>
+                <w:vertAlign w:val="baseline"/>
+                <w:lang w:val="en-US" w:eastAsia="zh-CN"/>
+              </w:rPr>
+            </w:pPr>
+          </w:p>
+          <w:p>
+            <w:pPr>
+              <w:numPr>
+                <w:ilvl w:val="0"/>
+                <w:numId w:val="0"/>
+              </w:numPr>
+              <w:rPr>
+                <w:rFonts w:hint="default"/>
+                <w:vertAlign w:val="baseline"/>
+                <w:lang w:val="en-US" w:eastAsia="zh-CN"/>
+              </w:rPr>
+            </w:pPr>
+            <w:r>
+              <w:rPr>
+                <w:rFonts w:hint="default"/>
+                <w:vertAlign w:val="baseline"/>
+                <w:lang w:val="en-US" w:eastAsia="zh-CN"/>
+              </w:rPr>
+              <w:t># 关键修复：显式指定类别，强制 CocoDataset 识别</w:t>
+            </w:r>
+          </w:p>
+          <w:p>
+            <w:pPr>
+              <w:numPr>
+                <w:ilvl w:val="0"/>
+                <w:numId w:val="0"/>
+              </w:numPr>
+              <w:rPr>
+                <w:rFonts w:hint="default"/>
+                <w:vertAlign w:val="baseline"/>
+                <w:lang w:val="en-US" w:eastAsia="zh-CN"/>
+              </w:rPr>
+            </w:pPr>
+            <w:r>
+              <w:rPr>
+                <w:rFonts w:hint="default"/>
+                <w:vertAlign w:val="baseline"/>
+                <w:lang w:val="en-US" w:eastAsia="zh-CN"/>
+              </w:rPr>
+              <w:t>metainfo = dict(classes=('fish',))</w:t>
+            </w:r>
+          </w:p>
+          <w:p>
+            <w:pPr>
+              <w:numPr>
+                <w:ilvl w:val="0"/>
+                <w:numId w:val="0"/>
+              </w:numPr>
+              <w:rPr>
+                <w:rFonts w:hint="default"/>
+                <w:vertAlign w:val="baseline"/>
+                <w:lang w:val="en-US" w:eastAsia="zh-CN"/>
+              </w:rPr>
+            </w:pPr>
+          </w:p>
+          <w:p>
+            <w:pPr>
+              <w:numPr>
+                <w:ilvl w:val="0"/>
+                <w:numId w:val="0"/>
+              </w:numPr>
+              <w:rPr>
+                <w:rFonts w:hint="default"/>
+                <w:vertAlign w:val="baseline"/>
+                <w:lang w:val="en-US" w:eastAsia="zh-CN"/>
+              </w:rPr>
+            </w:pPr>
+            <w:r>
+              <w:rPr>
+                <w:rFonts w:hint="default"/>
+                <w:vertAlign w:val="baseline"/>
+                <w:lang w:val="en-US" w:eastAsia="zh-CN"/>
+              </w:rPr>
+              <w:t># 简化的训练 pipeline（不使用 Mosaic/MixUp，避免复杂增强干扰）</w:t>
+            </w:r>
+          </w:p>
+          <w:p>
+            <w:pPr>
+              <w:numPr>
+                <w:ilvl w:val="0"/>
                 <w:numId w:val="0"/>
               </w:numPr>
               <w:rPr>
@@ -6612,26 +6509,1510 @@
           <w:p>
             <w:pPr>
               <w:numPr>
-                <w:numId w:val="0"/>
-              </w:numPr>
-              <w:rPr>
-                <w:rFonts w:hint="default"/>
-                <w:vertAlign w:val="baseline"/>
-                <w:lang w:val="en-US" w:eastAsia="zh-CN"/>
-              </w:rPr>
-            </w:pPr>
-            <w:r>
-              <w:rPr>
-                <w:rFonts w:hint="default"/>
-                <w:vertAlign w:val="baseline"/>
-                <w:lang w:val="en-US" w:eastAsia="zh-CN"/>
-              </w:rPr>
-              <w:t xml:space="preserve">    dict(type='Mosaic', img_scale=img_scale, pad_val=114.0),</w:t>
-            </w:r>
-          </w:p>
-          <w:p>
-            <w:pPr>
-              <w:numPr>
+                <w:ilvl w:val="0"/>
+                <w:numId w:val="0"/>
+              </w:numPr>
+              <w:rPr>
+                <w:rFonts w:hint="default"/>
+                <w:vertAlign w:val="baseline"/>
+                <w:lang w:val="en-US" w:eastAsia="zh-CN"/>
+              </w:rPr>
+            </w:pPr>
+            <w:r>
+              <w:rPr>
+                <w:rFonts w:hint="default"/>
+                <w:vertAlign w:val="baseline"/>
+                <w:lang w:val="en-US" w:eastAsia="zh-CN"/>
+              </w:rPr>
+              <w:t xml:space="preserve">    dict(type='LoadImageFromFile', backend_args=backend_args),</w:t>
+            </w:r>
+          </w:p>
+          <w:p>
+            <w:pPr>
+              <w:numPr>
+                <w:ilvl w:val="0"/>
+                <w:numId w:val="0"/>
+              </w:numPr>
+              <w:rPr>
+                <w:rFonts w:hint="default"/>
+                <w:vertAlign w:val="baseline"/>
+                <w:lang w:val="en-US" w:eastAsia="zh-CN"/>
+              </w:rPr>
+            </w:pPr>
+            <w:r>
+              <w:rPr>
+                <w:rFonts w:hint="default"/>
+                <w:vertAlign w:val="baseline"/>
+                <w:lang w:val="en-US" w:eastAsia="zh-CN"/>
+              </w:rPr>
+              <w:t xml:space="preserve">    dict(type='LoadAnnotations', with_bbox=True),</w:t>
+            </w:r>
+          </w:p>
+          <w:p>
+            <w:pPr>
+              <w:numPr>
+                <w:ilvl w:val="0"/>
+                <w:numId w:val="0"/>
+              </w:numPr>
+              <w:rPr>
+                <w:rFonts w:hint="default"/>
+                <w:vertAlign w:val="baseline"/>
+                <w:lang w:val="en-US" w:eastAsia="zh-CN"/>
+              </w:rPr>
+            </w:pPr>
+            <w:r>
+              <w:rPr>
+                <w:rFonts w:hint="default"/>
+                <w:vertAlign w:val="baseline"/>
+                <w:lang w:val="en-US" w:eastAsia="zh-CN"/>
+              </w:rPr>
+              <w:t xml:space="preserve">    dict(type='YOLOXHSVRandomAug'),</w:t>
+            </w:r>
+          </w:p>
+          <w:p>
+            <w:pPr>
+              <w:numPr>
+                <w:ilvl w:val="0"/>
+                <w:numId w:val="0"/>
+              </w:numPr>
+              <w:rPr>
+                <w:rFonts w:hint="default"/>
+                <w:vertAlign w:val="baseline"/>
+                <w:lang w:val="en-US" w:eastAsia="zh-CN"/>
+              </w:rPr>
+            </w:pPr>
+            <w:r>
+              <w:rPr>
+                <w:rFonts w:hint="default"/>
+                <w:vertAlign w:val="baseline"/>
+                <w:lang w:val="en-US" w:eastAsia="zh-CN"/>
+              </w:rPr>
+              <w:t xml:space="preserve">    dict(type='RandomFlip', prob=0.5),</w:t>
+            </w:r>
+          </w:p>
+          <w:p>
+            <w:pPr>
+              <w:numPr>
+                <w:ilvl w:val="0"/>
+                <w:numId w:val="0"/>
+              </w:numPr>
+              <w:rPr>
+                <w:rFonts w:hint="default"/>
+                <w:vertAlign w:val="baseline"/>
+                <w:lang w:val="en-US" w:eastAsia="zh-CN"/>
+              </w:rPr>
+            </w:pPr>
+            <w:r>
+              <w:rPr>
+                <w:rFonts w:hint="default"/>
+                <w:vertAlign w:val="baseline"/>
+                <w:lang w:val="en-US" w:eastAsia="zh-CN"/>
+              </w:rPr>
+              <w:t xml:space="preserve">    dict(type='Resize', scale=img_scale, keep_ratio=True),</w:t>
+            </w:r>
+          </w:p>
+          <w:p>
+            <w:pPr>
+              <w:numPr>
+                <w:ilvl w:val="0"/>
+                <w:numId w:val="0"/>
+              </w:numPr>
+              <w:rPr>
+                <w:rFonts w:hint="default"/>
+                <w:vertAlign w:val="baseline"/>
+                <w:lang w:val="en-US" w:eastAsia="zh-CN"/>
+              </w:rPr>
+            </w:pPr>
+            <w:r>
+              <w:rPr>
+                <w:rFonts w:hint="default"/>
+                <w:vertAlign w:val="baseline"/>
+                <w:lang w:val="en-US" w:eastAsia="zh-CN"/>
+              </w:rPr>
+              <w:t xml:space="preserve">    dict(type='Pad', pad_to_square=True, pad_val=dict(img=(114.0, 114.0, 114.0))),</w:t>
+            </w:r>
+          </w:p>
+          <w:p>
+            <w:pPr>
+              <w:numPr>
+                <w:ilvl w:val="0"/>
+                <w:numId w:val="0"/>
+              </w:numPr>
+              <w:rPr>
+                <w:rFonts w:hint="default"/>
+                <w:vertAlign w:val="baseline"/>
+                <w:lang w:val="en-US" w:eastAsia="zh-CN"/>
+              </w:rPr>
+            </w:pPr>
+            <w:r>
+              <w:rPr>
+                <w:rFonts w:hint="default"/>
+                <w:vertAlign w:val="baseline"/>
+                <w:lang w:val="en-US" w:eastAsia="zh-CN"/>
+              </w:rPr>
+              <w:t xml:space="preserve">    dict(type='FilterAnnotations', min_gt_bbox_wh=(1, 1), keep_empty=True),  # 调试用，不丢弃空标注</w:t>
+            </w:r>
+          </w:p>
+          <w:p>
+            <w:pPr>
+              <w:numPr>
+                <w:ilvl w:val="0"/>
+                <w:numId w:val="0"/>
+              </w:numPr>
+              <w:rPr>
+                <w:rFonts w:hint="default"/>
+                <w:vertAlign w:val="baseline"/>
+                <w:lang w:val="en-US" w:eastAsia="zh-CN"/>
+              </w:rPr>
+            </w:pPr>
+            <w:r>
+              <w:rPr>
+                <w:rFonts w:hint="default"/>
+                <w:vertAlign w:val="baseline"/>
+                <w:lang w:val="en-US" w:eastAsia="zh-CN"/>
+              </w:rPr>
+              <w:t xml:space="preserve">    dict(type='PackDetInputs')</w:t>
+            </w:r>
+          </w:p>
+          <w:p>
+            <w:pPr>
+              <w:numPr>
+                <w:ilvl w:val="0"/>
+                <w:numId w:val="0"/>
+              </w:numPr>
+              <w:rPr>
+                <w:rFonts w:hint="default"/>
+                <w:vertAlign w:val="baseline"/>
+                <w:lang w:val="en-US" w:eastAsia="zh-CN"/>
+              </w:rPr>
+            </w:pPr>
+            <w:r>
+              <w:rPr>
+                <w:rFonts w:hint="default"/>
+                <w:vertAlign w:val="baseline"/>
+                <w:lang w:val="en-US" w:eastAsia="zh-CN"/>
+              </w:rPr>
+              <w:t>]</w:t>
+            </w:r>
+          </w:p>
+          <w:p>
+            <w:pPr>
+              <w:numPr>
+                <w:ilvl w:val="0"/>
+                <w:numId w:val="0"/>
+              </w:numPr>
+              <w:rPr>
+                <w:rFonts w:hint="default"/>
+                <w:vertAlign w:val="baseline"/>
+                <w:lang w:val="en-US" w:eastAsia="zh-CN"/>
+              </w:rPr>
+            </w:pPr>
+          </w:p>
+          <w:p>
+            <w:pPr>
+              <w:numPr>
+                <w:ilvl w:val="0"/>
+                <w:numId w:val="0"/>
+              </w:numPr>
+              <w:rPr>
+                <w:rFonts w:hint="default"/>
+                <w:vertAlign w:val="baseline"/>
+                <w:lang w:val="en-US" w:eastAsia="zh-CN"/>
+              </w:rPr>
+            </w:pPr>
+            <w:r>
+              <w:rPr>
+                <w:rFonts w:hint="default"/>
+                <w:vertAlign w:val="baseline"/>
+                <w:lang w:val="en-US" w:eastAsia="zh-CN"/>
+              </w:rPr>
+              <w:t>test_pipeline = [</w:t>
+            </w:r>
+          </w:p>
+          <w:p>
+            <w:pPr>
+              <w:numPr>
+                <w:ilvl w:val="0"/>
+                <w:numId w:val="0"/>
+              </w:numPr>
+              <w:rPr>
+                <w:rFonts w:hint="default"/>
+                <w:vertAlign w:val="baseline"/>
+                <w:lang w:val="en-US" w:eastAsia="zh-CN"/>
+              </w:rPr>
+            </w:pPr>
+            <w:r>
+              <w:rPr>
+                <w:rFonts w:hint="default"/>
+                <w:vertAlign w:val="baseline"/>
+                <w:lang w:val="en-US" w:eastAsia="zh-CN"/>
+              </w:rPr>
+              <w:t xml:space="preserve">    dict(type='LoadImageFromFile', backend_args=backend_args),</w:t>
+            </w:r>
+          </w:p>
+          <w:p>
+            <w:pPr>
+              <w:numPr>
+                <w:ilvl w:val="0"/>
+                <w:numId w:val="0"/>
+              </w:numPr>
+              <w:rPr>
+                <w:rFonts w:hint="default"/>
+                <w:vertAlign w:val="baseline"/>
+                <w:lang w:val="en-US" w:eastAsia="zh-CN"/>
+              </w:rPr>
+            </w:pPr>
+            <w:r>
+              <w:rPr>
+                <w:rFonts w:hint="default"/>
+                <w:vertAlign w:val="baseline"/>
+                <w:lang w:val="en-US" w:eastAsia="zh-CN"/>
+              </w:rPr>
+              <w:t xml:space="preserve">    dict(type='Resize', scale=img_scale, keep_ratio=True),</w:t>
+            </w:r>
+          </w:p>
+          <w:p>
+            <w:pPr>
+              <w:numPr>
+                <w:ilvl w:val="0"/>
+                <w:numId w:val="0"/>
+              </w:numPr>
+              <w:rPr>
+                <w:rFonts w:hint="default"/>
+                <w:vertAlign w:val="baseline"/>
+                <w:lang w:val="en-US" w:eastAsia="zh-CN"/>
+              </w:rPr>
+            </w:pPr>
+            <w:r>
+              <w:rPr>
+                <w:rFonts w:hint="default"/>
+                <w:vertAlign w:val="baseline"/>
+                <w:lang w:val="en-US" w:eastAsia="zh-CN"/>
+              </w:rPr>
+              <w:t xml:space="preserve">    dict(type='Pad', pad_to_square=True, pad_val=dict(img=(114.0, 114.0, 114.0))),</w:t>
+            </w:r>
+          </w:p>
+          <w:p>
+            <w:pPr>
+              <w:numPr>
+                <w:ilvl w:val="0"/>
+                <w:numId w:val="0"/>
+              </w:numPr>
+              <w:rPr>
+                <w:rFonts w:hint="default"/>
+                <w:vertAlign w:val="baseline"/>
+                <w:lang w:val="en-US" w:eastAsia="zh-CN"/>
+              </w:rPr>
+            </w:pPr>
+            <w:r>
+              <w:rPr>
+                <w:rFonts w:hint="default"/>
+                <w:vertAlign w:val="baseline"/>
+                <w:lang w:val="en-US" w:eastAsia="zh-CN"/>
+              </w:rPr>
+              <w:t xml:space="preserve">    dict(type='LoadAnnotations', with_bbox=True),</w:t>
+            </w:r>
+          </w:p>
+          <w:p>
+            <w:pPr>
+              <w:numPr>
+                <w:ilvl w:val="0"/>
+                <w:numId w:val="0"/>
+              </w:numPr>
+              <w:rPr>
+                <w:rFonts w:hint="default"/>
+                <w:vertAlign w:val="baseline"/>
+                <w:lang w:val="en-US" w:eastAsia="zh-CN"/>
+              </w:rPr>
+            </w:pPr>
+            <w:r>
+              <w:rPr>
+                <w:rFonts w:hint="default"/>
+                <w:vertAlign w:val="baseline"/>
+                <w:lang w:val="en-US" w:eastAsia="zh-CN"/>
+              </w:rPr>
+              <w:t xml:space="preserve">    dict(type='PackDetInputs', meta_keys=('img_id', 'img_path', 'ori_shape', 'img_shape', 'scale_factor'))</w:t>
+            </w:r>
+          </w:p>
+          <w:p>
+            <w:pPr>
+              <w:numPr>
+                <w:ilvl w:val="0"/>
+                <w:numId w:val="0"/>
+              </w:numPr>
+              <w:rPr>
+                <w:rFonts w:hint="default"/>
+                <w:vertAlign w:val="baseline"/>
+                <w:lang w:val="en-US" w:eastAsia="zh-CN"/>
+              </w:rPr>
+            </w:pPr>
+            <w:r>
+              <w:rPr>
+                <w:rFonts w:hint="default"/>
+                <w:vertAlign w:val="baseline"/>
+                <w:lang w:val="en-US" w:eastAsia="zh-CN"/>
+              </w:rPr>
+              <w:t>]</w:t>
+            </w:r>
+          </w:p>
+          <w:p>
+            <w:pPr>
+              <w:numPr>
+                <w:ilvl w:val="0"/>
+                <w:numId w:val="0"/>
+              </w:numPr>
+              <w:rPr>
+                <w:rFonts w:hint="default"/>
+                <w:vertAlign w:val="baseline"/>
+                <w:lang w:val="en-US" w:eastAsia="zh-CN"/>
+              </w:rPr>
+            </w:pPr>
+          </w:p>
+          <w:p>
+            <w:pPr>
+              <w:numPr>
+                <w:ilvl w:val="0"/>
+                <w:numId w:val="0"/>
+              </w:numPr>
+              <w:rPr>
+                <w:rFonts w:hint="default"/>
+                <w:vertAlign w:val="baseline"/>
+                <w:lang w:val="en-US" w:eastAsia="zh-CN"/>
+              </w:rPr>
+            </w:pPr>
+            <w:r>
+              <w:rPr>
+                <w:rFonts w:hint="default"/>
+                <w:vertAlign w:val="baseline"/>
+                <w:lang w:val="en-US" w:eastAsia="zh-CN"/>
+              </w:rPr>
+              <w:t># 直接使用 CocoDataset，去掉 MultiImageMixDataset 包装</w:t>
+            </w:r>
+          </w:p>
+          <w:p>
+            <w:pPr>
+              <w:numPr>
+                <w:ilvl w:val="0"/>
+                <w:numId w:val="0"/>
+              </w:numPr>
+              <w:rPr>
+                <w:rFonts w:hint="default"/>
+                <w:vertAlign w:val="baseline"/>
+                <w:lang w:val="en-US" w:eastAsia="zh-CN"/>
+              </w:rPr>
+            </w:pPr>
+            <w:r>
+              <w:rPr>
+                <w:rFonts w:hint="default"/>
+                <w:vertAlign w:val="baseline"/>
+                <w:lang w:val="en-US" w:eastAsia="zh-CN"/>
+              </w:rPr>
+              <w:t>train_dataloader = dict(</w:t>
+            </w:r>
+          </w:p>
+          <w:p>
+            <w:pPr>
+              <w:numPr>
+                <w:ilvl w:val="0"/>
+                <w:numId w:val="0"/>
+              </w:numPr>
+              <w:rPr>
+                <w:rFonts w:hint="default"/>
+                <w:vertAlign w:val="baseline"/>
+                <w:lang w:val="en-US" w:eastAsia="zh-CN"/>
+              </w:rPr>
+            </w:pPr>
+            <w:r>
+              <w:rPr>
+                <w:rFonts w:hint="default"/>
+                <w:vertAlign w:val="baseline"/>
+                <w:lang w:val="en-US" w:eastAsia="zh-CN"/>
+              </w:rPr>
+              <w:t xml:space="preserve">    batch_size=8,</w:t>
+            </w:r>
+          </w:p>
+          <w:p>
+            <w:pPr>
+              <w:numPr>
+                <w:ilvl w:val="0"/>
+                <w:numId w:val="0"/>
+              </w:numPr>
+              <w:rPr>
+                <w:rFonts w:hint="default"/>
+                <w:vertAlign w:val="baseline"/>
+                <w:lang w:val="en-US" w:eastAsia="zh-CN"/>
+              </w:rPr>
+            </w:pPr>
+            <w:r>
+              <w:rPr>
+                <w:rFonts w:hint="default"/>
+                <w:vertAlign w:val="baseline"/>
+                <w:lang w:val="en-US" w:eastAsia="zh-CN"/>
+              </w:rPr>
+              <w:t xml:space="preserve">    num_workers=4,</w:t>
+            </w:r>
+          </w:p>
+          <w:p>
+            <w:pPr>
+              <w:numPr>
+                <w:ilvl w:val="0"/>
+                <w:numId w:val="0"/>
+              </w:numPr>
+              <w:rPr>
+                <w:rFonts w:hint="default"/>
+                <w:vertAlign w:val="baseline"/>
+                <w:lang w:val="en-US" w:eastAsia="zh-CN"/>
+              </w:rPr>
+            </w:pPr>
+            <w:r>
+              <w:rPr>
+                <w:rFonts w:hint="default"/>
+                <w:vertAlign w:val="baseline"/>
+                <w:lang w:val="en-US" w:eastAsia="zh-CN"/>
+              </w:rPr>
+              <w:t xml:space="preserve">    persistent_workers=True,</w:t>
+            </w:r>
+          </w:p>
+          <w:p>
+            <w:pPr>
+              <w:numPr>
+                <w:ilvl w:val="0"/>
+                <w:numId w:val="0"/>
+              </w:numPr>
+              <w:rPr>
+                <w:rFonts w:hint="default"/>
+                <w:vertAlign w:val="baseline"/>
+                <w:lang w:val="en-US" w:eastAsia="zh-CN"/>
+              </w:rPr>
+            </w:pPr>
+            <w:r>
+              <w:rPr>
+                <w:rFonts w:hint="default"/>
+                <w:vertAlign w:val="baseline"/>
+                <w:lang w:val="en-US" w:eastAsia="zh-CN"/>
+              </w:rPr>
+              <w:t xml:space="preserve">    sampler=dict(type='DefaultSampler', shuffle=True),</w:t>
+            </w:r>
+          </w:p>
+          <w:p>
+            <w:pPr>
+              <w:numPr>
+                <w:ilvl w:val="0"/>
+                <w:numId w:val="0"/>
+              </w:numPr>
+              <w:rPr>
+                <w:rFonts w:hint="default"/>
+                <w:vertAlign w:val="baseline"/>
+                <w:lang w:val="en-US" w:eastAsia="zh-CN"/>
+              </w:rPr>
+            </w:pPr>
+            <w:r>
+              <w:rPr>
+                <w:rFonts w:hint="default"/>
+                <w:vertAlign w:val="baseline"/>
+                <w:lang w:val="en-US" w:eastAsia="zh-CN"/>
+              </w:rPr>
+              <w:t xml:space="preserve">    dataset=dict(</w:t>
+            </w:r>
+          </w:p>
+          <w:p>
+            <w:pPr>
+              <w:numPr>
+                <w:ilvl w:val="0"/>
+                <w:numId w:val="0"/>
+              </w:numPr>
+              <w:rPr>
+                <w:rFonts w:hint="default"/>
+                <w:vertAlign w:val="baseline"/>
+                <w:lang w:val="en-US" w:eastAsia="zh-CN"/>
+              </w:rPr>
+            </w:pPr>
+            <w:r>
+              <w:rPr>
+                <w:rFonts w:hint="default"/>
+                <w:vertAlign w:val="baseline"/>
+                <w:lang w:val="en-US" w:eastAsia="zh-CN"/>
+              </w:rPr>
+              <w:t xml:space="preserve">        type=dataset_type,</w:t>
+            </w:r>
+          </w:p>
+          <w:p>
+            <w:pPr>
+              <w:numPr>
+                <w:ilvl w:val="0"/>
+                <w:numId w:val="0"/>
+              </w:numPr>
+              <w:rPr>
+                <w:rFonts w:hint="default"/>
+                <w:vertAlign w:val="baseline"/>
+                <w:lang w:val="en-US" w:eastAsia="zh-CN"/>
+              </w:rPr>
+            </w:pPr>
+            <w:r>
+              <w:rPr>
+                <w:rFonts w:hint="default"/>
+                <w:vertAlign w:val="baseline"/>
+                <w:lang w:val="en-US" w:eastAsia="zh-CN"/>
+              </w:rPr>
+              <w:t xml:space="preserve">        data_root=data_root,</w:t>
+            </w:r>
+          </w:p>
+          <w:p>
+            <w:pPr>
+              <w:numPr>
+                <w:ilvl w:val="0"/>
+                <w:numId w:val="0"/>
+              </w:numPr>
+              <w:rPr>
+                <w:rFonts w:hint="default"/>
+                <w:vertAlign w:val="baseline"/>
+                <w:lang w:val="en-US" w:eastAsia="zh-CN"/>
+              </w:rPr>
+            </w:pPr>
+            <w:r>
+              <w:rPr>
+                <w:rFonts w:hint="default"/>
+                <w:vertAlign w:val="baseline"/>
+                <w:lang w:val="en-US" w:eastAsia="zh-CN"/>
+              </w:rPr>
+              <w:t xml:space="preserve">        ann_file='annotations/train.json',</w:t>
+            </w:r>
+          </w:p>
+          <w:p>
+            <w:pPr>
+              <w:numPr>
+                <w:ilvl w:val="0"/>
+                <w:numId w:val="0"/>
+              </w:numPr>
+              <w:rPr>
+                <w:rFonts w:hint="default"/>
+                <w:vertAlign w:val="baseline"/>
+                <w:lang w:val="en-US" w:eastAsia="zh-CN"/>
+              </w:rPr>
+            </w:pPr>
+            <w:r>
+              <w:rPr>
+                <w:rFonts w:hint="default"/>
+                <w:vertAlign w:val="baseline"/>
+                <w:lang w:val="en-US" w:eastAsia="zh-CN"/>
+              </w:rPr>
+              <w:t xml:space="preserve">        data_prefix=dict(img='train/'),</w:t>
+            </w:r>
+          </w:p>
+          <w:p>
+            <w:pPr>
+              <w:numPr>
+                <w:ilvl w:val="0"/>
+                <w:numId w:val="0"/>
+              </w:numPr>
+              <w:rPr>
+                <w:rFonts w:hint="default"/>
+                <w:vertAlign w:val="baseline"/>
+                <w:lang w:val="en-US" w:eastAsia="zh-CN"/>
+              </w:rPr>
+            </w:pPr>
+            <w:r>
+              <w:rPr>
+                <w:rFonts w:hint="default"/>
+                <w:vertAlign w:val="baseline"/>
+                <w:lang w:val="en-US" w:eastAsia="zh-CN"/>
+              </w:rPr>
+              <w:t xml:space="preserve">        metainfo=metainfo,  # 必须添加</w:t>
+            </w:r>
+          </w:p>
+          <w:p>
+            <w:pPr>
+              <w:numPr>
+                <w:ilvl w:val="0"/>
+                <w:numId w:val="0"/>
+              </w:numPr>
+              <w:rPr>
+                <w:rFonts w:hint="default"/>
+                <w:vertAlign w:val="baseline"/>
+                <w:lang w:val="en-US" w:eastAsia="zh-CN"/>
+              </w:rPr>
+            </w:pPr>
+            <w:r>
+              <w:rPr>
+                <w:rFonts w:hint="default"/>
+                <w:vertAlign w:val="baseline"/>
+                <w:lang w:val="en-US" w:eastAsia="zh-CN"/>
+              </w:rPr>
+              <w:t xml:space="preserve">        filter_cfg=dict(filter_empty_gt=False, min_size=32),</w:t>
+            </w:r>
+          </w:p>
+          <w:p>
+            <w:pPr>
+              <w:numPr>
+                <w:ilvl w:val="0"/>
+                <w:numId w:val="0"/>
+              </w:numPr>
+              <w:rPr>
+                <w:rFonts w:hint="default"/>
+                <w:vertAlign w:val="baseline"/>
+                <w:lang w:val="en-US" w:eastAsia="zh-CN"/>
+              </w:rPr>
+            </w:pPr>
+            <w:r>
+              <w:rPr>
+                <w:rFonts w:hint="default"/>
+                <w:vertAlign w:val="baseline"/>
+                <w:lang w:val="en-US" w:eastAsia="zh-CN"/>
+              </w:rPr>
+              <w:t xml:space="preserve">        pipeline=train_pipeline,</w:t>
+            </w:r>
+          </w:p>
+          <w:p>
+            <w:pPr>
+              <w:numPr>
+                <w:ilvl w:val="0"/>
+                <w:numId w:val="0"/>
+              </w:numPr>
+              <w:rPr>
+                <w:rFonts w:hint="default"/>
+                <w:vertAlign w:val="baseline"/>
+                <w:lang w:val="en-US" w:eastAsia="zh-CN"/>
+              </w:rPr>
+            </w:pPr>
+            <w:r>
+              <w:rPr>
+                <w:rFonts w:hint="default"/>
+                <w:vertAlign w:val="baseline"/>
+                <w:lang w:val="en-US" w:eastAsia="zh-CN"/>
+              </w:rPr>
+              <w:t xml:space="preserve">        backend_args=backend_args))</w:t>
+            </w:r>
+          </w:p>
+          <w:p>
+            <w:pPr>
+              <w:numPr>
+                <w:ilvl w:val="0"/>
+                <w:numId w:val="0"/>
+              </w:numPr>
+              <w:rPr>
+                <w:rFonts w:hint="default"/>
+                <w:vertAlign w:val="baseline"/>
+                <w:lang w:val="en-US" w:eastAsia="zh-CN"/>
+              </w:rPr>
+            </w:pPr>
+          </w:p>
+          <w:p>
+            <w:pPr>
+              <w:numPr>
+                <w:ilvl w:val="0"/>
+                <w:numId w:val="0"/>
+              </w:numPr>
+              <w:rPr>
+                <w:rFonts w:hint="default"/>
+                <w:vertAlign w:val="baseline"/>
+                <w:lang w:val="en-US" w:eastAsia="zh-CN"/>
+              </w:rPr>
+            </w:pPr>
+            <w:r>
+              <w:rPr>
+                <w:rFonts w:hint="default"/>
+                <w:vertAlign w:val="baseline"/>
+                <w:lang w:val="en-US" w:eastAsia="zh-CN"/>
+              </w:rPr>
+              <w:t>val_dataloader = dict(</w:t>
+            </w:r>
+          </w:p>
+          <w:p>
+            <w:pPr>
+              <w:numPr>
+                <w:ilvl w:val="0"/>
+                <w:numId w:val="0"/>
+              </w:numPr>
+              <w:rPr>
+                <w:rFonts w:hint="default"/>
+                <w:vertAlign w:val="baseline"/>
+                <w:lang w:val="en-US" w:eastAsia="zh-CN"/>
+              </w:rPr>
+            </w:pPr>
+            <w:r>
+              <w:rPr>
+                <w:rFonts w:hint="default"/>
+                <w:vertAlign w:val="baseline"/>
+                <w:lang w:val="en-US" w:eastAsia="zh-CN"/>
+              </w:rPr>
+              <w:t xml:space="preserve">    batch_size=8,</w:t>
+            </w:r>
+          </w:p>
+          <w:p>
+            <w:pPr>
+              <w:numPr>
+                <w:ilvl w:val="0"/>
+                <w:numId w:val="0"/>
+              </w:numPr>
+              <w:rPr>
+                <w:rFonts w:hint="default"/>
+                <w:vertAlign w:val="baseline"/>
+                <w:lang w:val="en-US" w:eastAsia="zh-CN"/>
+              </w:rPr>
+            </w:pPr>
+            <w:r>
+              <w:rPr>
+                <w:rFonts w:hint="default"/>
+                <w:vertAlign w:val="baseline"/>
+                <w:lang w:val="en-US" w:eastAsia="zh-CN"/>
+              </w:rPr>
+              <w:t xml:space="preserve">    num_workers=4,</w:t>
+            </w:r>
+          </w:p>
+          <w:p>
+            <w:pPr>
+              <w:numPr>
+                <w:ilvl w:val="0"/>
+                <w:numId w:val="0"/>
+              </w:numPr>
+              <w:rPr>
+                <w:rFonts w:hint="default"/>
+                <w:vertAlign w:val="baseline"/>
+                <w:lang w:val="en-US" w:eastAsia="zh-CN"/>
+              </w:rPr>
+            </w:pPr>
+            <w:r>
+              <w:rPr>
+                <w:rFonts w:hint="default"/>
+                <w:vertAlign w:val="baseline"/>
+                <w:lang w:val="en-US" w:eastAsia="zh-CN"/>
+              </w:rPr>
+              <w:t xml:space="preserve">    persistent_workers=True,</w:t>
+            </w:r>
+          </w:p>
+          <w:p>
+            <w:pPr>
+              <w:numPr>
+                <w:ilvl w:val="0"/>
+                <w:numId w:val="0"/>
+              </w:numPr>
+              <w:rPr>
+                <w:rFonts w:hint="default"/>
+                <w:vertAlign w:val="baseline"/>
+                <w:lang w:val="en-US" w:eastAsia="zh-CN"/>
+              </w:rPr>
+            </w:pPr>
+            <w:r>
+              <w:rPr>
+                <w:rFonts w:hint="default"/>
+                <w:vertAlign w:val="baseline"/>
+                <w:lang w:val="en-US" w:eastAsia="zh-CN"/>
+              </w:rPr>
+              <w:t xml:space="preserve">    drop_last=False,</w:t>
+            </w:r>
+          </w:p>
+          <w:p>
+            <w:pPr>
+              <w:numPr>
+                <w:ilvl w:val="0"/>
+                <w:numId w:val="0"/>
+              </w:numPr>
+              <w:rPr>
+                <w:rFonts w:hint="default"/>
+                <w:vertAlign w:val="baseline"/>
+                <w:lang w:val="en-US" w:eastAsia="zh-CN"/>
+              </w:rPr>
+            </w:pPr>
+            <w:r>
+              <w:rPr>
+                <w:rFonts w:hint="default"/>
+                <w:vertAlign w:val="baseline"/>
+                <w:lang w:val="en-US" w:eastAsia="zh-CN"/>
+              </w:rPr>
+              <w:t xml:space="preserve">    sampler=dict(type='DefaultSampler', shuffle=False),</w:t>
+            </w:r>
+          </w:p>
+          <w:p>
+            <w:pPr>
+              <w:numPr>
+                <w:ilvl w:val="0"/>
+                <w:numId w:val="0"/>
+              </w:numPr>
+              <w:rPr>
+                <w:rFonts w:hint="default"/>
+                <w:vertAlign w:val="baseline"/>
+                <w:lang w:val="en-US" w:eastAsia="zh-CN"/>
+              </w:rPr>
+            </w:pPr>
+            <w:r>
+              <w:rPr>
+                <w:rFonts w:hint="default"/>
+                <w:vertAlign w:val="baseline"/>
+                <w:lang w:val="en-US" w:eastAsia="zh-CN"/>
+              </w:rPr>
+              <w:t xml:space="preserve">    dataset=dict(</w:t>
+            </w:r>
+          </w:p>
+          <w:p>
+            <w:pPr>
+              <w:numPr>
+                <w:ilvl w:val="0"/>
+                <w:numId w:val="0"/>
+              </w:numPr>
+              <w:rPr>
+                <w:rFonts w:hint="default"/>
+                <w:vertAlign w:val="baseline"/>
+                <w:lang w:val="en-US" w:eastAsia="zh-CN"/>
+              </w:rPr>
+            </w:pPr>
+            <w:r>
+              <w:rPr>
+                <w:rFonts w:hint="default"/>
+                <w:vertAlign w:val="baseline"/>
+                <w:lang w:val="en-US" w:eastAsia="zh-CN"/>
+              </w:rPr>
+              <w:t xml:space="preserve">        type=dataset_type,</w:t>
+            </w:r>
+          </w:p>
+          <w:p>
+            <w:pPr>
+              <w:numPr>
+                <w:ilvl w:val="0"/>
+                <w:numId w:val="0"/>
+              </w:numPr>
+              <w:rPr>
+                <w:rFonts w:hint="default"/>
+                <w:vertAlign w:val="baseline"/>
+                <w:lang w:val="en-US" w:eastAsia="zh-CN"/>
+              </w:rPr>
+            </w:pPr>
+            <w:r>
+              <w:rPr>
+                <w:rFonts w:hint="default"/>
+                <w:vertAlign w:val="baseline"/>
+                <w:lang w:val="en-US" w:eastAsia="zh-CN"/>
+              </w:rPr>
+              <w:t xml:space="preserve">        data_root=data_root,</w:t>
+            </w:r>
+          </w:p>
+          <w:p>
+            <w:pPr>
+              <w:numPr>
+                <w:ilvl w:val="0"/>
+                <w:numId w:val="0"/>
+              </w:numPr>
+              <w:rPr>
+                <w:rFonts w:hint="default"/>
+                <w:vertAlign w:val="baseline"/>
+                <w:lang w:val="en-US" w:eastAsia="zh-CN"/>
+              </w:rPr>
+            </w:pPr>
+            <w:r>
+              <w:rPr>
+                <w:rFonts w:hint="default"/>
+                <w:vertAlign w:val="baseline"/>
+                <w:lang w:val="en-US" w:eastAsia="zh-CN"/>
+              </w:rPr>
+              <w:t xml:space="preserve">        ann_file='annotations/val.json',</w:t>
+            </w:r>
+          </w:p>
+          <w:p>
+            <w:pPr>
+              <w:numPr>
+                <w:ilvl w:val="0"/>
+                <w:numId w:val="0"/>
+              </w:numPr>
+              <w:rPr>
+                <w:rFonts w:hint="default"/>
+                <w:vertAlign w:val="baseline"/>
+                <w:lang w:val="en-US" w:eastAsia="zh-CN"/>
+              </w:rPr>
+            </w:pPr>
+            <w:r>
+              <w:rPr>
+                <w:rFonts w:hint="default"/>
+                <w:vertAlign w:val="baseline"/>
+                <w:lang w:val="en-US" w:eastAsia="zh-CN"/>
+              </w:rPr>
+              <w:t xml:space="preserve">        data_prefix=dict(img='val/'),</w:t>
+            </w:r>
+          </w:p>
+          <w:p>
+            <w:pPr>
+              <w:numPr>
+                <w:ilvl w:val="0"/>
+                <w:numId w:val="0"/>
+              </w:numPr>
+              <w:rPr>
+                <w:rFonts w:hint="default"/>
+                <w:vertAlign w:val="baseline"/>
+                <w:lang w:val="en-US" w:eastAsia="zh-CN"/>
+              </w:rPr>
+            </w:pPr>
+            <w:r>
+              <w:rPr>
+                <w:rFonts w:hint="default"/>
+                <w:vertAlign w:val="baseline"/>
+                <w:lang w:val="en-US" w:eastAsia="zh-CN"/>
+              </w:rPr>
+              <w:t xml:space="preserve">        metainfo=metainfo,</w:t>
+            </w:r>
+          </w:p>
+          <w:p>
+            <w:pPr>
+              <w:numPr>
+                <w:ilvl w:val="0"/>
+                <w:numId w:val="0"/>
+              </w:numPr>
+              <w:rPr>
+                <w:rFonts w:hint="default"/>
+                <w:vertAlign w:val="baseline"/>
+                <w:lang w:val="en-US" w:eastAsia="zh-CN"/>
+              </w:rPr>
+            </w:pPr>
+            <w:r>
+              <w:rPr>
+                <w:rFonts w:hint="default"/>
+                <w:vertAlign w:val="baseline"/>
+                <w:lang w:val="en-US" w:eastAsia="zh-CN"/>
+              </w:rPr>
+              <w:t xml:space="preserve">        test_mode=True,</w:t>
+            </w:r>
+          </w:p>
+          <w:p>
+            <w:pPr>
+              <w:numPr>
+                <w:ilvl w:val="0"/>
+                <w:numId w:val="0"/>
+              </w:numPr>
+              <w:rPr>
+                <w:rFonts w:hint="default"/>
+                <w:vertAlign w:val="baseline"/>
+                <w:lang w:val="en-US" w:eastAsia="zh-CN"/>
+              </w:rPr>
+            </w:pPr>
+            <w:r>
+              <w:rPr>
+                <w:rFonts w:hint="default"/>
+                <w:vertAlign w:val="baseline"/>
+                <w:lang w:val="en-US" w:eastAsia="zh-CN"/>
+              </w:rPr>
+              <w:t xml:space="preserve">        pipeline=test_pipeline,</w:t>
+            </w:r>
+          </w:p>
+          <w:p>
+            <w:pPr>
+              <w:numPr>
+                <w:ilvl w:val="0"/>
+                <w:numId w:val="0"/>
+              </w:numPr>
+              <w:rPr>
+                <w:rFonts w:hint="default"/>
+                <w:vertAlign w:val="baseline"/>
+                <w:lang w:val="en-US" w:eastAsia="zh-CN"/>
+              </w:rPr>
+            </w:pPr>
+            <w:r>
+              <w:rPr>
+                <w:rFonts w:hint="default"/>
+                <w:vertAlign w:val="baseline"/>
+                <w:lang w:val="en-US" w:eastAsia="zh-CN"/>
+              </w:rPr>
+              <w:t xml:space="preserve">        backend_args=backend_args))</w:t>
+            </w:r>
+          </w:p>
+          <w:p>
+            <w:pPr>
+              <w:numPr>
+                <w:ilvl w:val="0"/>
+                <w:numId w:val="0"/>
+              </w:numPr>
+              <w:rPr>
+                <w:rFonts w:hint="default"/>
+                <w:vertAlign w:val="baseline"/>
+                <w:lang w:val="en-US" w:eastAsia="zh-CN"/>
+              </w:rPr>
+            </w:pPr>
+          </w:p>
+          <w:p>
+            <w:pPr>
+              <w:numPr>
+                <w:ilvl w:val="0"/>
+                <w:numId w:val="0"/>
+              </w:numPr>
+              <w:rPr>
+                <w:rFonts w:hint="default"/>
+                <w:vertAlign w:val="baseline"/>
+                <w:lang w:val="en-US" w:eastAsia="zh-CN"/>
+              </w:rPr>
+            </w:pPr>
+            <w:r>
+              <w:rPr>
+                <w:rFonts w:hint="default"/>
+                <w:vertAlign w:val="baseline"/>
+                <w:lang w:val="en-US" w:eastAsia="zh-CN"/>
+              </w:rPr>
+              <w:t>test_dataloader = val_dataloader</w:t>
+            </w:r>
+          </w:p>
+          <w:p>
+            <w:pPr>
+              <w:numPr>
+                <w:ilvl w:val="0"/>
+                <w:numId w:val="0"/>
+              </w:numPr>
+              <w:rPr>
+                <w:rFonts w:hint="default"/>
+                <w:vertAlign w:val="baseline"/>
+                <w:lang w:val="en-US" w:eastAsia="zh-CN"/>
+              </w:rPr>
+            </w:pPr>
+          </w:p>
+          <w:p>
+            <w:pPr>
+              <w:numPr>
+                <w:ilvl w:val="0"/>
+                <w:numId w:val="0"/>
+              </w:numPr>
+              <w:rPr>
+                <w:rFonts w:hint="default"/>
+                <w:vertAlign w:val="baseline"/>
+                <w:lang w:val="en-US" w:eastAsia="zh-CN"/>
+              </w:rPr>
+            </w:pPr>
+            <w:r>
+              <w:rPr>
+                <w:rFonts w:hint="default"/>
+                <w:vertAlign w:val="baseline"/>
+                <w:lang w:val="en-US" w:eastAsia="zh-CN"/>
+              </w:rPr>
+              <w:t>val_evaluator = dict(</w:t>
+            </w:r>
+          </w:p>
+          <w:p>
+            <w:pPr>
+              <w:numPr>
+                <w:ilvl w:val="0"/>
+                <w:numId w:val="0"/>
+              </w:numPr>
+              <w:rPr>
+                <w:rFonts w:hint="default"/>
+                <w:vertAlign w:val="baseline"/>
+                <w:lang w:val="en-US" w:eastAsia="zh-CN"/>
+              </w:rPr>
+            </w:pPr>
+            <w:r>
+              <w:rPr>
+                <w:rFonts w:hint="default"/>
+                <w:vertAlign w:val="baseline"/>
+                <w:lang w:val="en-US" w:eastAsia="zh-CN"/>
+              </w:rPr>
+              <w:t xml:space="preserve">    type='CocoMetric',</w:t>
+            </w:r>
+          </w:p>
+          <w:p>
+            <w:pPr>
+              <w:numPr>
+                <w:ilvl w:val="0"/>
+                <w:numId w:val="0"/>
+              </w:numPr>
+              <w:rPr>
+                <w:rFonts w:hint="default"/>
+                <w:vertAlign w:val="baseline"/>
+                <w:lang w:val="en-US" w:eastAsia="zh-CN"/>
+              </w:rPr>
+            </w:pPr>
+            <w:r>
+              <w:rPr>
+                <w:rFonts w:hint="default"/>
+                <w:vertAlign w:val="baseline"/>
+                <w:lang w:val="en-US" w:eastAsia="zh-CN"/>
+              </w:rPr>
+              <w:t xml:space="preserve">    ann_file=data_root + 'annotations/val.json',</w:t>
+            </w:r>
+          </w:p>
+          <w:p>
+            <w:pPr>
+              <w:numPr>
+                <w:ilvl w:val="0"/>
+                <w:numId w:val="0"/>
+              </w:numPr>
+              <w:rPr>
+                <w:rFonts w:hint="default"/>
+                <w:vertAlign w:val="baseline"/>
+                <w:lang w:val="en-US" w:eastAsia="zh-CN"/>
+              </w:rPr>
+            </w:pPr>
+            <w:r>
+              <w:rPr>
+                <w:rFonts w:hint="default"/>
+                <w:vertAlign w:val="baseline"/>
+                <w:lang w:val="en-US" w:eastAsia="zh-CN"/>
+              </w:rPr>
+              <w:t xml:space="preserve">    metric='bbox',</w:t>
+            </w:r>
+          </w:p>
+          <w:p>
+            <w:pPr>
+              <w:numPr>
+                <w:ilvl w:val="0"/>
+                <w:numId w:val="0"/>
+              </w:numPr>
+              <w:rPr>
+                <w:rFonts w:hint="default"/>
+                <w:vertAlign w:val="baseline"/>
+                <w:lang w:val="en-US" w:eastAsia="zh-CN"/>
+              </w:rPr>
+            </w:pPr>
+            <w:r>
+              <w:rPr>
+                <w:rFonts w:hint="default"/>
+                <w:vertAlign w:val="baseline"/>
+                <w:lang w:val="en-US" w:eastAsia="zh-CN"/>
+              </w:rPr>
+              <w:t xml:space="preserve">    backend_args=backend_args)</w:t>
+            </w:r>
+          </w:p>
+          <w:p>
+            <w:pPr>
+              <w:numPr>
+                <w:ilvl w:val="0"/>
+                <w:numId w:val="0"/>
+              </w:numPr>
+              <w:rPr>
+                <w:rFonts w:hint="default"/>
+                <w:vertAlign w:val="baseline"/>
+                <w:lang w:val="en-US" w:eastAsia="zh-CN"/>
+              </w:rPr>
+            </w:pPr>
+            <w:r>
+              <w:rPr>
+                <w:rFonts w:hint="default"/>
+                <w:vertAlign w:val="baseline"/>
+                <w:lang w:val="en-US" w:eastAsia="zh-CN"/>
+              </w:rPr>
+              <w:t>test_evaluator = val_evaluator</w:t>
+            </w:r>
+          </w:p>
+          <w:p>
+            <w:pPr>
+              <w:numPr>
+                <w:ilvl w:val="0"/>
+                <w:numId w:val="0"/>
+              </w:numPr>
+              <w:rPr>
+                <w:rFonts w:hint="default"/>
+                <w:vertAlign w:val="baseline"/>
+                <w:lang w:val="en-US" w:eastAsia="zh-CN"/>
+              </w:rPr>
+            </w:pPr>
+          </w:p>
+          <w:p>
+            <w:pPr>
+              <w:numPr>
+                <w:ilvl w:val="0"/>
+                <w:numId w:val="0"/>
+              </w:numPr>
+              <w:rPr>
+                <w:rFonts w:hint="default"/>
+                <w:vertAlign w:val="baseline"/>
+                <w:lang w:val="en-US" w:eastAsia="zh-CN"/>
+              </w:rPr>
+            </w:pPr>
+            <w:r>
+              <w:rPr>
+                <w:rFonts w:hint="default"/>
+                <w:vertAlign w:val="baseline"/>
+                <w:lang w:val="en-US" w:eastAsia="zh-CN"/>
+              </w:rPr>
+              <w:t># ========== 训练设置 ==========</w:t>
+            </w:r>
+          </w:p>
+          <w:p>
+            <w:pPr>
+              <w:numPr>
+                <w:ilvl w:val="0"/>
+                <w:numId w:val="0"/>
+              </w:numPr>
+              <w:rPr>
+                <w:rFonts w:hint="default"/>
+                <w:vertAlign w:val="baseline"/>
+                <w:lang w:val="en-US" w:eastAsia="zh-CN"/>
+              </w:rPr>
+            </w:pPr>
+            <w:r>
+              <w:rPr>
+                <w:rFonts w:hint="default"/>
+                <w:vertAlign w:val="baseline"/>
+                <w:lang w:val="en-US" w:eastAsia="zh-CN"/>
+              </w:rPr>
+              <w:t>max_epochs = 180</w:t>
+            </w:r>
+          </w:p>
+          <w:p>
+            <w:pPr>
+              <w:numPr>
+                <w:ilvl w:val="0"/>
+                <w:numId w:val="0"/>
+              </w:numPr>
+              <w:rPr>
+                <w:rFonts w:hint="default"/>
+                <w:vertAlign w:val="baseline"/>
+                <w:lang w:val="en-US" w:eastAsia="zh-CN"/>
+              </w:rPr>
+            </w:pPr>
+            <w:r>
+              <w:rPr>
+                <w:rFonts w:hint="default"/>
+                <w:vertAlign w:val="baseline"/>
+                <w:lang w:val="en-US" w:eastAsia="zh-CN"/>
+              </w:rPr>
+              <w:t>num_last_epochs = 15</w:t>
+            </w:r>
+          </w:p>
+          <w:p>
+            <w:pPr>
+              <w:numPr>
+                <w:ilvl w:val="0"/>
+                <w:numId w:val="0"/>
+              </w:numPr>
+              <w:rPr>
+                <w:rFonts w:hint="default"/>
+                <w:vertAlign w:val="baseline"/>
+                <w:lang w:val="en-US" w:eastAsia="zh-CN"/>
+              </w:rPr>
+            </w:pPr>
+            <w:r>
+              <w:rPr>
+                <w:rFonts w:hint="default"/>
+                <w:vertAlign w:val="baseline"/>
+                <w:lang w:val="en-US" w:eastAsia="zh-CN"/>
+              </w:rPr>
+              <w:t>interval = 5</w:t>
+            </w:r>
+          </w:p>
+          <w:p>
+            <w:pPr>
+              <w:numPr>
+                <w:ilvl w:val="0"/>
+                <w:numId w:val="0"/>
+              </w:numPr>
+              <w:rPr>
+                <w:rFonts w:hint="default"/>
+                <w:vertAlign w:val="baseline"/>
+                <w:lang w:val="en-US" w:eastAsia="zh-CN"/>
+              </w:rPr>
+            </w:pPr>
+          </w:p>
+          <w:p>
+            <w:pPr>
+              <w:numPr>
+                <w:ilvl w:val="0"/>
+                <w:numId w:val="0"/>
+              </w:numPr>
+              <w:rPr>
+                <w:rFonts w:hint="default"/>
+                <w:vertAlign w:val="baseline"/>
+                <w:lang w:val="en-US" w:eastAsia="zh-CN"/>
+              </w:rPr>
+            </w:pPr>
+            <w:r>
+              <w:rPr>
+                <w:rFonts w:hint="default"/>
+                <w:vertAlign w:val="baseline"/>
+                <w:lang w:val="en-US" w:eastAsia="zh-CN"/>
+              </w:rPr>
+              <w:t>train_cfg = dict(max_epochs=max_epochs, val_interval=interval)</w:t>
+            </w:r>
+          </w:p>
+          <w:p>
+            <w:pPr>
+              <w:numPr>
+                <w:ilvl w:val="0"/>
+                <w:numId w:val="0"/>
+              </w:numPr>
+              <w:rPr>
+                <w:rFonts w:hint="default"/>
+                <w:vertAlign w:val="baseline"/>
+                <w:lang w:val="en-US" w:eastAsia="zh-CN"/>
+              </w:rPr>
+            </w:pPr>
+          </w:p>
+          <w:p>
+            <w:pPr>
+              <w:numPr>
+                <w:ilvl w:val="0"/>
+                <w:numId w:val="0"/>
+              </w:numPr>
+              <w:rPr>
+                <w:rFonts w:hint="default"/>
+                <w:vertAlign w:val="baseline"/>
+                <w:lang w:val="en-US" w:eastAsia="zh-CN"/>
+              </w:rPr>
+            </w:pPr>
+            <w:r>
+              <w:rPr>
+                <w:rFonts w:hint="default"/>
+                <w:vertAlign w:val="baseline"/>
+                <w:lang w:val="en-US" w:eastAsia="zh-CN"/>
+              </w:rPr>
+              <w:t># 调整学习率：batch_size=8 时，建议 base_lr = 0.00125（原 0.01 对应 64 batch）</w:t>
+            </w:r>
+          </w:p>
+          <w:p>
+            <w:pPr>
+              <w:numPr>
+                <w:ilvl w:val="0"/>
+                <w:numId w:val="0"/>
+              </w:numPr>
+              <w:rPr>
+                <w:rFonts w:hint="default"/>
+                <w:vertAlign w:val="baseline"/>
+                <w:lang w:val="en-US" w:eastAsia="zh-CN"/>
+              </w:rPr>
+            </w:pPr>
+            <w:r>
+              <w:rPr>
+                <w:rFonts w:hint="default"/>
+                <w:vertAlign w:val="baseline"/>
+                <w:lang w:val="en-US" w:eastAsia="zh-CN"/>
+              </w:rPr>
+              <w:t>base_lr = 0.00125</w:t>
+            </w:r>
+          </w:p>
+          <w:p>
+            <w:pPr>
+              <w:numPr>
+                <w:ilvl w:val="0"/>
+                <w:numId w:val="0"/>
+              </w:numPr>
+              <w:rPr>
+                <w:rFonts w:hint="default"/>
+                <w:vertAlign w:val="baseline"/>
+                <w:lang w:val="en-US" w:eastAsia="zh-CN"/>
+              </w:rPr>
+            </w:pPr>
+            <w:r>
+              <w:rPr>
+                <w:rFonts w:hint="default"/>
+                <w:vertAlign w:val="baseline"/>
+                <w:lang w:val="en-US" w:eastAsia="zh-CN"/>
+              </w:rPr>
+              <w:t>optim_wrapper = dict(</w:t>
+            </w:r>
+          </w:p>
+          <w:p>
+            <w:pPr>
+              <w:numPr>
+                <w:ilvl w:val="0"/>
+                <w:numId w:val="0"/>
+              </w:numPr>
+              <w:rPr>
+                <w:rFonts w:hint="default"/>
+                <w:vertAlign w:val="baseline"/>
+                <w:lang w:val="en-US" w:eastAsia="zh-CN"/>
+              </w:rPr>
+            </w:pPr>
+            <w:r>
+              <w:rPr>
+                <w:rFonts w:hint="default"/>
+                <w:vertAlign w:val="baseline"/>
+                <w:lang w:val="en-US" w:eastAsia="zh-CN"/>
+              </w:rPr>
+              <w:t xml:space="preserve">    type='OptimWrapper',</w:t>
+            </w:r>
+          </w:p>
+          <w:p>
+            <w:pPr>
+              <w:numPr>
+                <w:ilvl w:val="0"/>
+                <w:numId w:val="0"/>
+              </w:numPr>
+              <w:rPr>
+                <w:rFonts w:hint="default"/>
+                <w:vertAlign w:val="baseline"/>
+                <w:lang w:val="en-US" w:eastAsia="zh-CN"/>
+              </w:rPr>
+            </w:pPr>
+            <w:r>
+              <w:rPr>
+                <w:rFonts w:hint="default"/>
+                <w:vertAlign w:val="baseline"/>
+                <w:lang w:val="en-US" w:eastAsia="zh-CN"/>
+              </w:rPr>
+              <w:t xml:space="preserve">    optimizer=dict(</w:t>
+            </w:r>
+          </w:p>
+          <w:p>
+            <w:pPr>
+              <w:numPr>
+                <w:ilvl w:val="0"/>
+                <w:numId w:val="0"/>
+              </w:numPr>
+              <w:rPr>
+                <w:rFonts w:hint="default"/>
+                <w:vertAlign w:val="baseline"/>
+                <w:lang w:val="en-US" w:eastAsia="zh-CN"/>
+              </w:rPr>
+            </w:pPr>
+            <w:r>
+              <w:rPr>
+                <w:rFonts w:hint="default"/>
+                <w:vertAlign w:val="baseline"/>
+                <w:lang w:val="en-US" w:eastAsia="zh-CN"/>
+              </w:rPr>
+              <w:t xml:space="preserve">        type='SGD', lr=base_lr, momentum=0.9, weight_decay=5e-4, nesterov=True),</w:t>
+            </w:r>
+          </w:p>
+          <w:p>
+            <w:pPr>
+              <w:numPr>
+                <w:ilvl w:val="0"/>
+                <w:numId w:val="0"/>
+              </w:numPr>
+              <w:rPr>
+                <w:rFonts w:hint="default"/>
+                <w:vertAlign w:val="baseline"/>
+                <w:lang w:val="en-US" w:eastAsia="zh-CN"/>
+              </w:rPr>
+            </w:pPr>
+            <w:r>
+              <w:rPr>
+                <w:rFonts w:hint="default"/>
+                <w:vertAlign w:val="baseline"/>
+                <w:lang w:val="en-US" w:eastAsia="zh-CN"/>
+              </w:rPr>
+              <w:t xml:space="preserve">    paramwise_cfg=dict(norm_decay_mult=0., bias_decay_mult=0.))</w:t>
+            </w:r>
+          </w:p>
+          <w:p>
+            <w:pPr>
+              <w:numPr>
+                <w:ilvl w:val="0"/>
+                <w:numId w:val="0"/>
+              </w:numPr>
+              <w:rPr>
+                <w:rFonts w:hint="default"/>
+                <w:vertAlign w:val="baseline"/>
+                <w:lang w:val="en-US" w:eastAsia="zh-CN"/>
+              </w:rPr>
+            </w:pPr>
+          </w:p>
+          <w:p>
+            <w:pPr>
+              <w:numPr>
+                <w:ilvl w:val="0"/>
+                <w:numId w:val="0"/>
+              </w:numPr>
+              <w:rPr>
+                <w:rFonts w:hint="default"/>
+                <w:vertAlign w:val="baseline"/>
+                <w:lang w:val="en-US" w:eastAsia="zh-CN"/>
+              </w:rPr>
+            </w:pPr>
+            <w:r>
+              <w:rPr>
+                <w:rFonts w:hint="default"/>
+                <w:vertAlign w:val="baseline"/>
+                <w:lang w:val="en-US" w:eastAsia="zh-CN"/>
+              </w:rPr>
+              <w:t>param_scheduler = [</w:t>
+            </w:r>
+          </w:p>
+          <w:p>
+            <w:pPr>
+              <w:numPr>
+                <w:ilvl w:val="0"/>
                 <w:numId w:val="0"/>
               </w:numPr>
               <w:rPr>
@@ -6652,86 +8033,112 @@
           <w:p>
             <w:pPr>
               <w:numPr>
-                <w:numId w:val="0"/>
-              </w:numPr>
-              <w:rPr>
-                <w:rFonts w:hint="default"/>
-                <w:vertAlign w:val="baseline"/>
-                <w:lang w:val="en-US" w:eastAsia="zh-CN"/>
-              </w:rPr>
-            </w:pPr>
-            <w:r>
-              <w:rPr>
-                <w:rFonts w:hint="default"/>
-                <w:vertAlign w:val="baseline"/>
-                <w:lang w:val="en-US" w:eastAsia="zh-CN"/>
-              </w:rPr>
-              <w:t xml:space="preserve">        type='RandomAffine',</w:t>
-            </w:r>
-          </w:p>
-          <w:p>
-            <w:pPr>
-              <w:numPr>
-                <w:numId w:val="0"/>
-              </w:numPr>
-              <w:rPr>
-                <w:rFonts w:hint="default"/>
-                <w:vertAlign w:val="baseline"/>
-                <w:lang w:val="en-US" w:eastAsia="zh-CN"/>
-              </w:rPr>
-            </w:pPr>
-            <w:r>
-              <w:rPr>
-                <w:rFonts w:hint="default"/>
-                <w:vertAlign w:val="baseline"/>
-                <w:lang w:val="en-US" w:eastAsia="zh-CN"/>
-              </w:rPr>
-              <w:t xml:space="preserve">        scaling_ratio_range=(0.1, 2),</w:t>
-            </w:r>
-          </w:p>
-          <w:p>
-            <w:pPr>
-              <w:numPr>
-                <w:numId w:val="0"/>
-              </w:numPr>
-              <w:rPr>
-                <w:rFonts w:hint="default"/>
-                <w:vertAlign w:val="baseline"/>
-                <w:lang w:val="en-US" w:eastAsia="zh-CN"/>
-              </w:rPr>
-            </w:pPr>
-            <w:r>
-              <w:rPr>
-                <w:rFonts w:hint="default"/>
-                <w:vertAlign w:val="baseline"/>
-                <w:lang w:val="en-US" w:eastAsia="zh-CN"/>
-              </w:rPr>
-              <w:t xml:space="preserve">        # img_scale is (width, height)</w:t>
-            </w:r>
-          </w:p>
-          <w:p>
-            <w:pPr>
-              <w:numPr>
-                <w:numId w:val="0"/>
-              </w:numPr>
-              <w:rPr>
-                <w:rFonts w:hint="default"/>
-                <w:vertAlign w:val="baseline"/>
-                <w:lang w:val="en-US" w:eastAsia="zh-CN"/>
-              </w:rPr>
-            </w:pPr>
-            <w:r>
-              <w:rPr>
-                <w:rFonts w:hint="default"/>
-                <w:vertAlign w:val="baseline"/>
-                <w:lang w:val="en-US" w:eastAsia="zh-CN"/>
-              </w:rPr>
-              <w:t xml:space="preserve">        border=(-img_scale[0] // 2, -img_scale[1] // 2)),</w:t>
-            </w:r>
-          </w:p>
-          <w:p>
-            <w:pPr>
-              <w:numPr>
+                <w:ilvl w:val="0"/>
+                <w:numId w:val="0"/>
+              </w:numPr>
+              <w:rPr>
+                <w:rFonts w:hint="default"/>
+                <w:vertAlign w:val="baseline"/>
+                <w:lang w:val="en-US" w:eastAsia="zh-CN"/>
+              </w:rPr>
+            </w:pPr>
+            <w:r>
+              <w:rPr>
+                <w:rFonts w:hint="default"/>
+                <w:vertAlign w:val="baseline"/>
+                <w:lang w:val="en-US" w:eastAsia="zh-CN"/>
+              </w:rPr>
+              <w:t xml:space="preserve">        type='mmdet.QuadraticWarmupLR',</w:t>
+            </w:r>
+          </w:p>
+          <w:p>
+            <w:pPr>
+              <w:numPr>
+                <w:ilvl w:val="0"/>
+                <w:numId w:val="0"/>
+              </w:numPr>
+              <w:rPr>
+                <w:rFonts w:hint="default"/>
+                <w:vertAlign w:val="baseline"/>
+                <w:lang w:val="en-US" w:eastAsia="zh-CN"/>
+              </w:rPr>
+            </w:pPr>
+            <w:r>
+              <w:rPr>
+                <w:rFonts w:hint="default"/>
+                <w:vertAlign w:val="baseline"/>
+                <w:lang w:val="en-US" w:eastAsia="zh-CN"/>
+              </w:rPr>
+              <w:t xml:space="preserve">        by_epoch=True,</w:t>
+            </w:r>
+          </w:p>
+          <w:p>
+            <w:pPr>
+              <w:numPr>
+                <w:ilvl w:val="0"/>
+                <w:numId w:val="0"/>
+              </w:numPr>
+              <w:rPr>
+                <w:rFonts w:hint="default"/>
+                <w:vertAlign w:val="baseline"/>
+                <w:lang w:val="en-US" w:eastAsia="zh-CN"/>
+              </w:rPr>
+            </w:pPr>
+            <w:r>
+              <w:rPr>
+                <w:rFonts w:hint="default"/>
+                <w:vertAlign w:val="baseline"/>
+                <w:lang w:val="en-US" w:eastAsia="zh-CN"/>
+              </w:rPr>
+              <w:t xml:space="preserve">        begin=0,</w:t>
+            </w:r>
+          </w:p>
+          <w:p>
+            <w:pPr>
+              <w:numPr>
+                <w:ilvl w:val="0"/>
+                <w:numId w:val="0"/>
+              </w:numPr>
+              <w:rPr>
+                <w:rFonts w:hint="default"/>
+                <w:vertAlign w:val="baseline"/>
+                <w:lang w:val="en-US" w:eastAsia="zh-CN"/>
+              </w:rPr>
+            </w:pPr>
+            <w:r>
+              <w:rPr>
+                <w:rFonts w:hint="default"/>
+                <w:vertAlign w:val="baseline"/>
+                <w:lang w:val="en-US" w:eastAsia="zh-CN"/>
+              </w:rPr>
+              <w:t xml:space="preserve">        end=5,</w:t>
+            </w:r>
+          </w:p>
+          <w:p>
+            <w:pPr>
+              <w:numPr>
+                <w:ilvl w:val="0"/>
+                <w:numId w:val="0"/>
+              </w:numPr>
+              <w:rPr>
+                <w:rFonts w:hint="default"/>
+                <w:vertAlign w:val="baseline"/>
+                <w:lang w:val="en-US" w:eastAsia="zh-CN"/>
+              </w:rPr>
+            </w:pPr>
+            <w:r>
+              <w:rPr>
+                <w:rFonts w:hint="default"/>
+                <w:vertAlign w:val="baseline"/>
+                <w:lang w:val="en-US" w:eastAsia="zh-CN"/>
+              </w:rPr>
+              <w:t xml:space="preserve">        convert_to_iter_based=True),</w:t>
+            </w:r>
+          </w:p>
+          <w:p>
+            <w:pPr>
+              <w:numPr>
+                <w:ilvl w:val="0"/>
                 <w:numId w:val="0"/>
               </w:numPr>
               <w:rPr>
@@ -6752,246 +8159,154 @@
           <w:p>
             <w:pPr>
               <w:numPr>
-                <w:numId w:val="0"/>
-              </w:numPr>
-              <w:rPr>
-                <w:rFonts w:hint="default"/>
-                <w:vertAlign w:val="baseline"/>
-                <w:lang w:val="en-US" w:eastAsia="zh-CN"/>
-              </w:rPr>
-            </w:pPr>
-            <w:r>
-              <w:rPr>
-                <w:rFonts w:hint="default"/>
-                <w:vertAlign w:val="baseline"/>
-                <w:lang w:val="en-US" w:eastAsia="zh-CN"/>
-              </w:rPr>
-              <w:t xml:space="preserve">        type='MixUp',</w:t>
-            </w:r>
-          </w:p>
-          <w:p>
-            <w:pPr>
-              <w:numPr>
-                <w:numId w:val="0"/>
-              </w:numPr>
-              <w:rPr>
-                <w:rFonts w:hint="default"/>
-                <w:vertAlign w:val="baseline"/>
-                <w:lang w:val="en-US" w:eastAsia="zh-CN"/>
-              </w:rPr>
-            </w:pPr>
-            <w:r>
-              <w:rPr>
-                <w:rFonts w:hint="default"/>
-                <w:vertAlign w:val="baseline"/>
-                <w:lang w:val="en-US" w:eastAsia="zh-CN"/>
-              </w:rPr>
-              <w:t xml:space="preserve">        img_scale=img_scale,</w:t>
-            </w:r>
-          </w:p>
-          <w:p>
-            <w:pPr>
-              <w:numPr>
-                <w:numId w:val="0"/>
-              </w:numPr>
-              <w:rPr>
-                <w:rFonts w:hint="default"/>
-                <w:vertAlign w:val="baseline"/>
-                <w:lang w:val="en-US" w:eastAsia="zh-CN"/>
-              </w:rPr>
-            </w:pPr>
-            <w:r>
-              <w:rPr>
-                <w:rFonts w:hint="default"/>
-                <w:vertAlign w:val="baseline"/>
-                <w:lang w:val="en-US" w:eastAsia="zh-CN"/>
-              </w:rPr>
-              <w:t xml:space="preserve">        ratio_range=(0.8, 1.6),</w:t>
-            </w:r>
-          </w:p>
-          <w:p>
-            <w:pPr>
-              <w:numPr>
-                <w:numId w:val="0"/>
-              </w:numPr>
-              <w:rPr>
-                <w:rFonts w:hint="default"/>
-                <w:vertAlign w:val="baseline"/>
-                <w:lang w:val="en-US" w:eastAsia="zh-CN"/>
-              </w:rPr>
-            </w:pPr>
-            <w:r>
-              <w:rPr>
-                <w:rFonts w:hint="default"/>
-                <w:vertAlign w:val="baseline"/>
-                <w:lang w:val="en-US" w:eastAsia="zh-CN"/>
-              </w:rPr>
-              <w:t xml:space="preserve">        pad_val=114.0),</w:t>
-            </w:r>
-          </w:p>
-          <w:p>
-            <w:pPr>
-              <w:numPr>
-                <w:numId w:val="0"/>
-              </w:numPr>
-              <w:rPr>
-                <w:rFonts w:hint="default"/>
-                <w:vertAlign w:val="baseline"/>
-                <w:lang w:val="en-US" w:eastAsia="zh-CN"/>
-              </w:rPr>
-            </w:pPr>
-            <w:r>
-              <w:rPr>
-                <w:rFonts w:hint="default"/>
-                <w:vertAlign w:val="baseline"/>
-                <w:lang w:val="en-US" w:eastAsia="zh-CN"/>
-              </w:rPr>
-              <w:t xml:space="preserve">    dict(type='YOLOXHSVRandomAug'),</w:t>
-            </w:r>
-          </w:p>
-          <w:p>
-            <w:pPr>
-              <w:numPr>
-                <w:numId w:val="0"/>
-              </w:numPr>
-              <w:rPr>
-                <w:rFonts w:hint="default"/>
-                <w:vertAlign w:val="baseline"/>
-                <w:lang w:val="en-US" w:eastAsia="zh-CN"/>
-              </w:rPr>
-            </w:pPr>
-            <w:r>
-              <w:rPr>
-                <w:rFonts w:hint="default"/>
-                <w:vertAlign w:val="baseline"/>
-                <w:lang w:val="en-US" w:eastAsia="zh-CN"/>
-              </w:rPr>
-              <w:t xml:space="preserve">    dict(type='RandomFlip', prob=0.5),</w:t>
-            </w:r>
-          </w:p>
-          <w:p>
-            <w:pPr>
-              <w:numPr>
-                <w:numId w:val="0"/>
-              </w:numPr>
-              <w:rPr>
-                <w:rFonts w:hint="default"/>
-                <w:vertAlign w:val="baseline"/>
-                <w:lang w:val="en-US" w:eastAsia="zh-CN"/>
-              </w:rPr>
-            </w:pPr>
-            <w:r>
-              <w:rPr>
-                <w:rFonts w:hint="default"/>
-                <w:vertAlign w:val="baseline"/>
-                <w:lang w:val="en-US" w:eastAsia="zh-CN"/>
-              </w:rPr>
-              <w:t xml:space="preserve">    # According to the official implementation, multi-scale</w:t>
-            </w:r>
-          </w:p>
-          <w:p>
-            <w:pPr>
-              <w:numPr>
-                <w:numId w:val="0"/>
-              </w:numPr>
-              <w:rPr>
-                <w:rFonts w:hint="default"/>
-                <w:vertAlign w:val="baseline"/>
-                <w:lang w:val="en-US" w:eastAsia="zh-CN"/>
-              </w:rPr>
-            </w:pPr>
-            <w:r>
-              <w:rPr>
-                <w:rFonts w:hint="default"/>
-                <w:vertAlign w:val="baseline"/>
-                <w:lang w:val="en-US" w:eastAsia="zh-CN"/>
-              </w:rPr>
-              <w:t xml:space="preserve">    # training is not considered here but in the</w:t>
-            </w:r>
-          </w:p>
-          <w:p>
-            <w:pPr>
-              <w:numPr>
-                <w:numId w:val="0"/>
-              </w:numPr>
-              <w:rPr>
-                <w:rFonts w:hint="default"/>
-                <w:vertAlign w:val="baseline"/>
-                <w:lang w:val="en-US" w:eastAsia="zh-CN"/>
-              </w:rPr>
-            </w:pPr>
-            <w:r>
-              <w:rPr>
-                <w:rFonts w:hint="default"/>
-                <w:vertAlign w:val="baseline"/>
-                <w:lang w:val="en-US" w:eastAsia="zh-CN"/>
-              </w:rPr>
-              <w:t xml:space="preserve">    # 'mmdet/models/detectors/yolox.py'.</w:t>
-            </w:r>
-          </w:p>
-          <w:p>
-            <w:pPr>
-              <w:numPr>
-                <w:numId w:val="0"/>
-              </w:numPr>
-              <w:rPr>
-                <w:rFonts w:hint="default"/>
-                <w:vertAlign w:val="baseline"/>
-                <w:lang w:val="en-US" w:eastAsia="zh-CN"/>
-              </w:rPr>
-            </w:pPr>
-            <w:r>
-              <w:rPr>
-                <w:rFonts w:hint="default"/>
-                <w:vertAlign w:val="baseline"/>
-                <w:lang w:val="en-US" w:eastAsia="zh-CN"/>
-              </w:rPr>
-              <w:t xml:space="preserve">    # Resize and Pad are for the last 15 epochs when Mosaic,</w:t>
-            </w:r>
-          </w:p>
-          <w:p>
-            <w:pPr>
-              <w:numPr>
-                <w:numId w:val="0"/>
-              </w:numPr>
-              <w:rPr>
-                <w:rFonts w:hint="default"/>
-                <w:vertAlign w:val="baseline"/>
-                <w:lang w:val="en-US" w:eastAsia="zh-CN"/>
-              </w:rPr>
-            </w:pPr>
-            <w:r>
-              <w:rPr>
-                <w:rFonts w:hint="default"/>
-                <w:vertAlign w:val="baseline"/>
-                <w:lang w:val="en-US" w:eastAsia="zh-CN"/>
-              </w:rPr>
-              <w:t xml:space="preserve">    # RandomAffine, and MixUp are closed by YOLOXModeSwitchHook.</w:t>
-            </w:r>
-          </w:p>
-          <w:p>
-            <w:pPr>
-              <w:numPr>
-                <w:numId w:val="0"/>
-              </w:numPr>
-              <w:rPr>
-                <w:rFonts w:hint="default"/>
-                <w:vertAlign w:val="baseline"/>
-                <w:lang w:val="en-US" w:eastAsia="zh-CN"/>
-              </w:rPr>
-            </w:pPr>
-            <w:r>
-              <w:rPr>
-                <w:rFonts w:hint="default"/>
-                <w:vertAlign w:val="baseline"/>
-                <w:lang w:val="en-US" w:eastAsia="zh-CN"/>
-              </w:rPr>
-              <w:t xml:space="preserve">    dict(type='Resize', scale=img_scale, keep_ratio=True),</w:t>
-            </w:r>
-          </w:p>
-          <w:p>
-            <w:pPr>
-              <w:numPr>
+                <w:ilvl w:val="0"/>
+                <w:numId w:val="0"/>
+              </w:numPr>
+              <w:rPr>
+                <w:rFonts w:hint="default"/>
+                <w:vertAlign w:val="baseline"/>
+                <w:lang w:val="en-US" w:eastAsia="zh-CN"/>
+              </w:rPr>
+            </w:pPr>
+            <w:r>
+              <w:rPr>
+                <w:rFonts w:hint="default"/>
+                <w:vertAlign w:val="baseline"/>
+                <w:lang w:val="en-US" w:eastAsia="zh-CN"/>
+              </w:rPr>
+              <w:t xml:space="preserve">        type='CosineAnnealingLR',</w:t>
+            </w:r>
+          </w:p>
+          <w:p>
+            <w:pPr>
+              <w:numPr>
+                <w:ilvl w:val="0"/>
+                <w:numId w:val="0"/>
+              </w:numPr>
+              <w:rPr>
+                <w:rFonts w:hint="default"/>
+                <w:vertAlign w:val="baseline"/>
+                <w:lang w:val="en-US" w:eastAsia="zh-CN"/>
+              </w:rPr>
+            </w:pPr>
+            <w:r>
+              <w:rPr>
+                <w:rFonts w:hint="default"/>
+                <w:vertAlign w:val="baseline"/>
+                <w:lang w:val="en-US" w:eastAsia="zh-CN"/>
+              </w:rPr>
+              <w:t xml:space="preserve">        eta_min=base_lr * 0.05,</w:t>
+            </w:r>
+          </w:p>
+          <w:p>
+            <w:pPr>
+              <w:numPr>
+                <w:ilvl w:val="0"/>
+                <w:numId w:val="0"/>
+              </w:numPr>
+              <w:rPr>
+                <w:rFonts w:hint="default"/>
+                <w:vertAlign w:val="baseline"/>
+                <w:lang w:val="en-US" w:eastAsia="zh-CN"/>
+              </w:rPr>
+            </w:pPr>
+            <w:r>
+              <w:rPr>
+                <w:rFonts w:hint="default"/>
+                <w:vertAlign w:val="baseline"/>
+                <w:lang w:val="en-US" w:eastAsia="zh-CN"/>
+              </w:rPr>
+              <w:t xml:space="preserve">        begin=5,</w:t>
+            </w:r>
+          </w:p>
+          <w:p>
+            <w:pPr>
+              <w:numPr>
+                <w:ilvl w:val="0"/>
+                <w:numId w:val="0"/>
+              </w:numPr>
+              <w:rPr>
+                <w:rFonts w:hint="default"/>
+                <w:vertAlign w:val="baseline"/>
+                <w:lang w:val="en-US" w:eastAsia="zh-CN"/>
+              </w:rPr>
+            </w:pPr>
+            <w:r>
+              <w:rPr>
+                <w:rFonts w:hint="default"/>
+                <w:vertAlign w:val="baseline"/>
+                <w:lang w:val="en-US" w:eastAsia="zh-CN"/>
+              </w:rPr>
+              <w:t xml:space="preserve">        T_max=max_epochs - num_last_epochs,</w:t>
+            </w:r>
+          </w:p>
+          <w:p>
+            <w:pPr>
+              <w:numPr>
+                <w:ilvl w:val="0"/>
+                <w:numId w:val="0"/>
+              </w:numPr>
+              <w:rPr>
+                <w:rFonts w:hint="default"/>
+                <w:vertAlign w:val="baseline"/>
+                <w:lang w:val="en-US" w:eastAsia="zh-CN"/>
+              </w:rPr>
+            </w:pPr>
+            <w:r>
+              <w:rPr>
+                <w:rFonts w:hint="default"/>
+                <w:vertAlign w:val="baseline"/>
+                <w:lang w:val="en-US" w:eastAsia="zh-CN"/>
+              </w:rPr>
+              <w:t xml:space="preserve">        end=max_epochs - num_last_epochs,</w:t>
+            </w:r>
+          </w:p>
+          <w:p>
+            <w:pPr>
+              <w:numPr>
+                <w:ilvl w:val="0"/>
+                <w:numId w:val="0"/>
+              </w:numPr>
+              <w:rPr>
+                <w:rFonts w:hint="default"/>
+                <w:vertAlign w:val="baseline"/>
+                <w:lang w:val="en-US" w:eastAsia="zh-CN"/>
+              </w:rPr>
+            </w:pPr>
+            <w:r>
+              <w:rPr>
+                <w:rFonts w:hint="default"/>
+                <w:vertAlign w:val="baseline"/>
+                <w:lang w:val="en-US" w:eastAsia="zh-CN"/>
+              </w:rPr>
+              <w:t xml:space="preserve">        by_epoch=True,</w:t>
+            </w:r>
+          </w:p>
+          <w:p>
+            <w:pPr>
+              <w:numPr>
+                <w:ilvl w:val="0"/>
+                <w:numId w:val="0"/>
+              </w:numPr>
+              <w:rPr>
+                <w:rFonts w:hint="default"/>
+                <w:vertAlign w:val="baseline"/>
+                <w:lang w:val="en-US" w:eastAsia="zh-CN"/>
+              </w:rPr>
+            </w:pPr>
+            <w:r>
+              <w:rPr>
+                <w:rFonts w:hint="default"/>
+                <w:vertAlign w:val="baseline"/>
+                <w:lang w:val="en-US" w:eastAsia="zh-CN"/>
+              </w:rPr>
+              <w:t xml:space="preserve">        convert_to_iter_based=True),</w:t>
+            </w:r>
+          </w:p>
+          <w:p>
+            <w:pPr>
+              <w:numPr>
+                <w:ilvl w:val="0"/>
                 <w:numId w:val="0"/>
               </w:numPr>
               <w:rPr>
@@ -7012,146 +8327,133 @@
           <w:p>
             <w:pPr>
               <w:numPr>
-                <w:numId w:val="0"/>
-              </w:numPr>
-              <w:rPr>
-                <w:rFonts w:hint="default"/>
-                <w:vertAlign w:val="baseline"/>
-                <w:lang w:val="en-US" w:eastAsia="zh-CN"/>
-              </w:rPr>
-            </w:pPr>
-            <w:r>
-              <w:rPr>
-                <w:rFonts w:hint="default"/>
-                <w:vertAlign w:val="baseline"/>
-                <w:lang w:val="en-US" w:eastAsia="zh-CN"/>
-              </w:rPr>
-              <w:t xml:space="preserve">        type='Pad',</w:t>
-            </w:r>
-          </w:p>
-          <w:p>
-            <w:pPr>
-              <w:numPr>
-                <w:numId w:val="0"/>
-              </w:numPr>
-              <w:rPr>
-                <w:rFonts w:hint="default"/>
-                <w:vertAlign w:val="baseline"/>
-                <w:lang w:val="en-US" w:eastAsia="zh-CN"/>
-              </w:rPr>
-            </w:pPr>
-            <w:r>
-              <w:rPr>
-                <w:rFonts w:hint="default"/>
-                <w:vertAlign w:val="baseline"/>
-                <w:lang w:val="en-US" w:eastAsia="zh-CN"/>
-              </w:rPr>
-              <w:t xml:space="preserve">        pad_to_square=True,</w:t>
-            </w:r>
-          </w:p>
-          <w:p>
-            <w:pPr>
-              <w:numPr>
-                <w:numId w:val="0"/>
-              </w:numPr>
-              <w:rPr>
-                <w:rFonts w:hint="default"/>
-                <w:vertAlign w:val="baseline"/>
-                <w:lang w:val="en-US" w:eastAsia="zh-CN"/>
-              </w:rPr>
-            </w:pPr>
-            <w:r>
-              <w:rPr>
-                <w:rFonts w:hint="default"/>
-                <w:vertAlign w:val="baseline"/>
-                <w:lang w:val="en-US" w:eastAsia="zh-CN"/>
-              </w:rPr>
-              <w:t xml:space="preserve">        # If the image is three-channel, the pad value needs</w:t>
-            </w:r>
-          </w:p>
-          <w:p>
-            <w:pPr>
-              <w:numPr>
-                <w:numId w:val="0"/>
-              </w:numPr>
-              <w:rPr>
-                <w:rFonts w:hint="default"/>
-                <w:vertAlign w:val="baseline"/>
-                <w:lang w:val="en-US" w:eastAsia="zh-CN"/>
-              </w:rPr>
-            </w:pPr>
-            <w:r>
-              <w:rPr>
-                <w:rFonts w:hint="default"/>
-                <w:vertAlign w:val="baseline"/>
-                <w:lang w:val="en-US" w:eastAsia="zh-CN"/>
-              </w:rPr>
-              <w:t xml:space="preserve">        # to be set separately for each channel.</w:t>
-            </w:r>
-          </w:p>
-          <w:p>
-            <w:pPr>
-              <w:numPr>
-                <w:numId w:val="0"/>
-              </w:numPr>
-              <w:rPr>
-                <w:rFonts w:hint="default"/>
-                <w:vertAlign w:val="baseline"/>
-                <w:lang w:val="en-US" w:eastAsia="zh-CN"/>
-              </w:rPr>
-            </w:pPr>
-            <w:r>
-              <w:rPr>
-                <w:rFonts w:hint="default"/>
-                <w:vertAlign w:val="baseline"/>
-                <w:lang w:val="en-US" w:eastAsia="zh-CN"/>
-              </w:rPr>
-              <w:t xml:space="preserve">        pad_val=dict(img=(114.0, 114.0, 114.0))),</w:t>
-            </w:r>
-          </w:p>
-          <w:p>
-            <w:pPr>
-              <w:numPr>
-                <w:numId w:val="0"/>
-              </w:numPr>
-              <w:rPr>
-                <w:rFonts w:hint="default"/>
-                <w:vertAlign w:val="baseline"/>
-                <w:lang w:val="en-US" w:eastAsia="zh-CN"/>
-              </w:rPr>
-            </w:pPr>
-            <w:r>
-              <w:rPr>
-                <w:rFonts w:hint="default"/>
-                <w:vertAlign w:val="baseline"/>
-                <w:lang w:val="en-US" w:eastAsia="zh-CN"/>
-              </w:rPr>
-              <w:t xml:space="preserve">    dict(type='FilterAnnotations', min_gt_bbox_wh=(1, 1), keep_empty=False),</w:t>
-            </w:r>
-          </w:p>
-          <w:p>
-            <w:pPr>
-              <w:numPr>
-                <w:numId w:val="0"/>
-              </w:numPr>
-              <w:rPr>
-                <w:rFonts w:hint="default"/>
-                <w:vertAlign w:val="baseline"/>
-                <w:lang w:val="en-US" w:eastAsia="zh-CN"/>
-              </w:rPr>
-            </w:pPr>
-            <w:r>
-              <w:rPr>
-                <w:rFonts w:hint="default"/>
-                <w:vertAlign w:val="baseline"/>
-                <w:lang w:val="en-US" w:eastAsia="zh-CN"/>
-              </w:rPr>
-              <w:t xml:space="preserve">    dict(type='PackDetInputs')</w:t>
-            </w:r>
-          </w:p>
-          <w:p>
-            <w:pPr>
-              <w:numPr>
+                <w:ilvl w:val="0"/>
+                <w:numId w:val="0"/>
+              </w:numPr>
+              <w:rPr>
+                <w:rFonts w:hint="default"/>
+                <w:vertAlign w:val="baseline"/>
+                <w:lang w:val="en-US" w:eastAsia="zh-CN"/>
+              </w:rPr>
+            </w:pPr>
+            <w:r>
+              <w:rPr>
+                <w:rFonts w:hint="default"/>
+                <w:vertAlign w:val="baseline"/>
+                <w:lang w:val="en-US" w:eastAsia="zh-CN"/>
+              </w:rPr>
+              <w:t xml:space="preserve">        type='ConstantLR',</w:t>
+            </w:r>
+          </w:p>
+          <w:p>
+            <w:pPr>
+              <w:numPr>
+                <w:ilvl w:val="0"/>
+                <w:numId w:val="0"/>
+              </w:numPr>
+              <w:rPr>
+                <w:rFonts w:hint="default"/>
+                <w:vertAlign w:val="baseline"/>
+                <w:lang w:val="en-US" w:eastAsia="zh-CN"/>
+              </w:rPr>
+            </w:pPr>
+            <w:r>
+              <w:rPr>
+                <w:rFonts w:hint="default"/>
+                <w:vertAlign w:val="baseline"/>
+                <w:lang w:val="en-US" w:eastAsia="zh-CN"/>
+              </w:rPr>
+              <w:t xml:space="preserve">        by_epoch=True,</w:t>
+            </w:r>
+          </w:p>
+          <w:p>
+            <w:pPr>
+              <w:numPr>
+                <w:ilvl w:val="0"/>
+                <w:numId w:val="0"/>
+              </w:numPr>
+              <w:rPr>
+                <w:rFonts w:hint="default"/>
+                <w:vertAlign w:val="baseline"/>
+                <w:lang w:val="en-US" w:eastAsia="zh-CN"/>
+              </w:rPr>
+            </w:pPr>
+            <w:r>
+              <w:rPr>
+                <w:rFonts w:hint="default"/>
+                <w:vertAlign w:val="baseline"/>
+                <w:lang w:val="en-US" w:eastAsia="zh-CN"/>
+              </w:rPr>
+              <w:t xml:space="preserve">        factor=1,</w:t>
+            </w:r>
+          </w:p>
+          <w:p>
+            <w:pPr>
+              <w:numPr>
+                <w:ilvl w:val="0"/>
+                <w:numId w:val="0"/>
+              </w:numPr>
+              <w:rPr>
+                <w:rFonts w:hint="default"/>
+                <w:vertAlign w:val="baseline"/>
+                <w:lang w:val="en-US" w:eastAsia="zh-CN"/>
+              </w:rPr>
+            </w:pPr>
+            <w:r>
+              <w:rPr>
+                <w:rFonts w:hint="default"/>
+                <w:vertAlign w:val="baseline"/>
+                <w:lang w:val="en-US" w:eastAsia="zh-CN"/>
+              </w:rPr>
+              <w:t xml:space="preserve">        begin=max_epochs - num_last_epochs,</w:t>
+            </w:r>
+          </w:p>
+          <w:p>
+            <w:pPr>
+              <w:numPr>
+                <w:ilvl w:val="0"/>
+                <w:numId w:val="0"/>
+              </w:numPr>
+              <w:rPr>
+                <w:rFonts w:hint="default"/>
+                <w:vertAlign w:val="baseline"/>
+                <w:lang w:val="en-US" w:eastAsia="zh-CN"/>
+              </w:rPr>
+            </w:pPr>
+            <w:r>
+              <w:rPr>
+                <w:rFonts w:hint="default"/>
+                <w:vertAlign w:val="baseline"/>
+                <w:lang w:val="en-US" w:eastAsia="zh-CN"/>
+              </w:rPr>
+              <w:t xml:space="preserve">        end=max_epochs,</w:t>
+            </w:r>
+          </w:p>
+          <w:p>
+            <w:pPr>
+              <w:numPr>
+                <w:ilvl w:val="0"/>
+                <w:numId w:val="0"/>
+              </w:numPr>
+              <w:rPr>
+                <w:rFonts w:hint="default"/>
+                <w:vertAlign w:val="baseline"/>
+                <w:lang w:val="en-US" w:eastAsia="zh-CN"/>
+              </w:rPr>
+            </w:pPr>
+            <w:r>
+              <w:rPr>
+                <w:rFonts w:hint="default"/>
+                <w:vertAlign w:val="baseline"/>
+                <w:lang w:val="en-US" w:eastAsia="zh-CN"/>
+              </w:rPr>
+              <w:t xml:space="preserve">    )</w:t>
+            </w:r>
+          </w:p>
+          <w:p>
+            <w:pPr>
+              <w:numPr>
+                <w:ilvl w:val="0"/>
                 <w:numId w:val="0"/>
               </w:numPr>
               <w:rPr>
@@ -7172,390 +8474,180 @@
           <w:p>
             <w:pPr>
               <w:numPr>
-                <w:numId w:val="0"/>
-              </w:numPr>
-              <w:rPr>
-                <w:rFonts w:hint="default"/>
-                <w:vertAlign w:val="baseline"/>
-                <w:lang w:val="en-US" w:eastAsia="zh-CN"/>
-              </w:rPr>
-            </w:pPr>
-          </w:p>
-          <w:p>
-            <w:pPr>
-              <w:numPr>
-                <w:numId w:val="0"/>
-              </w:numPr>
-              <w:rPr>
-                <w:rFonts w:hint="default"/>
-                <w:vertAlign w:val="baseline"/>
-                <w:lang w:val="en-US" w:eastAsia="zh-CN"/>
-              </w:rPr>
-            </w:pPr>
-            <w:r>
-              <w:rPr>
-                <w:rFonts w:hint="default"/>
-                <w:vertAlign w:val="baseline"/>
-                <w:lang w:val="en-US" w:eastAsia="zh-CN"/>
-              </w:rPr>
-              <w:t>train_dataset = dict(</w:t>
-            </w:r>
-          </w:p>
-          <w:p>
-            <w:pPr>
-              <w:numPr>
-                <w:numId w:val="0"/>
-              </w:numPr>
-              <w:rPr>
-                <w:rFonts w:hint="default"/>
-                <w:vertAlign w:val="baseline"/>
-                <w:lang w:val="en-US" w:eastAsia="zh-CN"/>
-              </w:rPr>
-            </w:pPr>
-            <w:r>
-              <w:rPr>
-                <w:rFonts w:hint="default"/>
-                <w:vertAlign w:val="baseline"/>
-                <w:lang w:val="en-US" w:eastAsia="zh-CN"/>
-              </w:rPr>
-              <w:t xml:space="preserve">    # use MultiImageMixDataset wrapper to support mosaic and mixup</w:t>
-            </w:r>
-          </w:p>
-          <w:p>
-            <w:pPr>
-              <w:numPr>
-                <w:numId w:val="0"/>
-              </w:numPr>
-              <w:rPr>
-                <w:rFonts w:hint="default"/>
-                <w:vertAlign w:val="baseline"/>
-                <w:lang w:val="en-US" w:eastAsia="zh-CN"/>
-              </w:rPr>
-            </w:pPr>
-            <w:r>
-              <w:rPr>
-                <w:rFonts w:hint="default"/>
-                <w:vertAlign w:val="baseline"/>
-                <w:lang w:val="en-US" w:eastAsia="zh-CN"/>
-              </w:rPr>
-              <w:t xml:space="preserve">    type='MultiImageMixDataset',</w:t>
-            </w:r>
-          </w:p>
-          <w:p>
-            <w:pPr>
-              <w:numPr>
-                <w:numId w:val="0"/>
-              </w:numPr>
-              <w:rPr>
-                <w:rFonts w:hint="default"/>
-                <w:vertAlign w:val="baseline"/>
-                <w:lang w:val="en-US" w:eastAsia="zh-CN"/>
-              </w:rPr>
-            </w:pPr>
-            <w:r>
-              <w:rPr>
-                <w:rFonts w:hint="default"/>
-                <w:vertAlign w:val="baseline"/>
-                <w:lang w:val="en-US" w:eastAsia="zh-CN"/>
-              </w:rPr>
-              <w:t xml:space="preserve">    dataset=dict(</w:t>
-            </w:r>
-          </w:p>
-          <w:p>
-            <w:pPr>
-              <w:numPr>
-                <w:numId w:val="0"/>
-              </w:numPr>
-              <w:rPr>
-                <w:rFonts w:hint="default"/>
-                <w:vertAlign w:val="baseline"/>
-                <w:lang w:val="en-US" w:eastAsia="zh-CN"/>
-              </w:rPr>
-            </w:pPr>
-            <w:r>
-              <w:rPr>
-                <w:rFonts w:hint="default"/>
-                <w:vertAlign w:val="baseline"/>
-                <w:lang w:val="en-US" w:eastAsia="zh-CN"/>
-              </w:rPr>
-              <w:t xml:space="preserve">        type=dataset_type,</w:t>
-            </w:r>
-          </w:p>
-          <w:p>
-            <w:pPr>
-              <w:numPr>
-                <w:numId w:val="0"/>
-              </w:numPr>
-              <w:rPr>
-                <w:rFonts w:hint="default"/>
-                <w:vertAlign w:val="baseline"/>
-                <w:lang w:val="en-US" w:eastAsia="zh-CN"/>
-              </w:rPr>
-            </w:pPr>
-            <w:r>
-              <w:rPr>
-                <w:rFonts w:hint="default"/>
-                <w:vertAlign w:val="baseline"/>
-                <w:lang w:val="en-US" w:eastAsia="zh-CN"/>
-              </w:rPr>
-              <w:t xml:space="preserve">        data_root=data_root,</w:t>
-            </w:r>
-          </w:p>
-          <w:p>
-            <w:pPr>
-              <w:numPr>
-                <w:numId w:val="0"/>
-              </w:numPr>
-              <w:rPr>
-                <w:rFonts w:hint="default"/>
-                <w:vertAlign w:val="baseline"/>
-                <w:lang w:val="en-US" w:eastAsia="zh-CN"/>
-              </w:rPr>
-            </w:pPr>
-            <w:r>
-              <w:rPr>
-                <w:rFonts w:hint="default"/>
-                <w:vertAlign w:val="baseline"/>
-                <w:lang w:val="en-US" w:eastAsia="zh-CN"/>
-              </w:rPr>
-              <w:t xml:space="preserve">        ann_file='annotations/train.json',</w:t>
-            </w:r>
-          </w:p>
-          <w:p>
-            <w:pPr>
-              <w:numPr>
-                <w:numId w:val="0"/>
-              </w:numPr>
-              <w:rPr>
-                <w:rFonts w:hint="default"/>
-                <w:vertAlign w:val="baseline"/>
-                <w:lang w:val="en-US" w:eastAsia="zh-CN"/>
-              </w:rPr>
-            </w:pPr>
-            <w:r>
-              <w:rPr>
-                <w:rFonts w:hint="default"/>
-                <w:vertAlign w:val="baseline"/>
-                <w:lang w:val="en-US" w:eastAsia="zh-CN"/>
-              </w:rPr>
-              <w:t xml:space="preserve">        data_prefix=dict(img='train/'),</w:t>
-            </w:r>
-          </w:p>
-          <w:p>
-            <w:pPr>
-              <w:numPr>
-                <w:numId w:val="0"/>
-              </w:numPr>
-              <w:rPr>
-                <w:rFonts w:hint="default"/>
-                <w:vertAlign w:val="baseline"/>
-                <w:lang w:val="en-US" w:eastAsia="zh-CN"/>
-              </w:rPr>
-            </w:pPr>
-            <w:r>
-              <w:rPr>
-                <w:rFonts w:hint="default"/>
-                <w:vertAlign w:val="baseline"/>
-                <w:lang w:val="en-US" w:eastAsia="zh-CN"/>
-              </w:rPr>
-              <w:t xml:space="preserve">        pipeline=[</w:t>
-            </w:r>
-          </w:p>
-          <w:p>
-            <w:pPr>
-              <w:numPr>
-                <w:numId w:val="0"/>
-              </w:numPr>
-              <w:rPr>
-                <w:rFonts w:hint="default"/>
-                <w:vertAlign w:val="baseline"/>
-                <w:lang w:val="en-US" w:eastAsia="zh-CN"/>
-              </w:rPr>
-            </w:pPr>
-            <w:r>
-              <w:rPr>
-                <w:rFonts w:hint="default"/>
-                <w:vertAlign w:val="baseline"/>
-                <w:lang w:val="en-US" w:eastAsia="zh-CN"/>
-              </w:rPr>
-              <w:t xml:space="preserve">            dict(type='LoadImageFromFile', backend_args=backend_args),</w:t>
-            </w:r>
-          </w:p>
-          <w:p>
-            <w:pPr>
-              <w:numPr>
-                <w:numId w:val="0"/>
-              </w:numPr>
-              <w:rPr>
-                <w:rFonts w:hint="default"/>
-                <w:vertAlign w:val="baseline"/>
-                <w:lang w:val="en-US" w:eastAsia="zh-CN"/>
-              </w:rPr>
-            </w:pPr>
-            <w:r>
-              <w:rPr>
-                <w:rFonts w:hint="default"/>
-                <w:vertAlign w:val="baseline"/>
-                <w:lang w:val="en-US" w:eastAsia="zh-CN"/>
-              </w:rPr>
-              <w:t xml:space="preserve">            dict(type='LoadAnnotations', with_bbox=True)</w:t>
-            </w:r>
-          </w:p>
-          <w:p>
-            <w:pPr>
-              <w:numPr>
-                <w:numId w:val="0"/>
-              </w:numPr>
-              <w:rPr>
-                <w:rFonts w:hint="default"/>
-                <w:vertAlign w:val="baseline"/>
-                <w:lang w:val="en-US" w:eastAsia="zh-CN"/>
-              </w:rPr>
-            </w:pPr>
-            <w:r>
-              <w:rPr>
-                <w:rFonts w:hint="default"/>
-                <w:vertAlign w:val="baseline"/>
-                <w:lang w:val="en-US" w:eastAsia="zh-CN"/>
-              </w:rPr>
-              <w:t xml:space="preserve">        ],</w:t>
-            </w:r>
-          </w:p>
-          <w:p>
-            <w:pPr>
-              <w:numPr>
-                <w:numId w:val="0"/>
-              </w:numPr>
-              <w:rPr>
-                <w:rFonts w:hint="default"/>
-                <w:vertAlign w:val="baseline"/>
-                <w:lang w:val="en-US" w:eastAsia="zh-CN"/>
-              </w:rPr>
-            </w:pPr>
-            <w:r>
-              <w:rPr>
-                <w:rFonts w:hint="default"/>
-                <w:vertAlign w:val="baseline"/>
-                <w:lang w:val="en-US" w:eastAsia="zh-CN"/>
-              </w:rPr>
-              <w:t xml:space="preserve">        filter_cfg=dict(filter_empty_gt=False, min_size=32),</w:t>
-            </w:r>
-          </w:p>
-          <w:p>
-            <w:pPr>
-              <w:numPr>
-                <w:numId w:val="0"/>
-              </w:numPr>
-              <w:rPr>
-                <w:rFonts w:hint="default"/>
-                <w:vertAlign w:val="baseline"/>
-                <w:lang w:val="en-US" w:eastAsia="zh-CN"/>
-              </w:rPr>
-            </w:pPr>
-            <w:r>
-              <w:rPr>
-                <w:rFonts w:hint="default"/>
-                <w:vertAlign w:val="baseline"/>
-                <w:lang w:val="en-US" w:eastAsia="zh-CN"/>
-              </w:rPr>
-              <w:t xml:space="preserve">        backend_args=backend_args),</w:t>
-            </w:r>
-          </w:p>
-          <w:p>
-            <w:pPr>
-              <w:numPr>
-                <w:numId w:val="0"/>
-              </w:numPr>
-              <w:rPr>
-                <w:rFonts w:hint="default"/>
-                <w:vertAlign w:val="baseline"/>
-                <w:lang w:val="en-US" w:eastAsia="zh-CN"/>
-              </w:rPr>
-            </w:pPr>
-            <w:r>
-              <w:rPr>
-                <w:rFonts w:hint="default"/>
-                <w:vertAlign w:val="baseline"/>
-                <w:lang w:val="en-US" w:eastAsia="zh-CN"/>
-              </w:rPr>
-              <w:t xml:space="preserve">    pipeline=train_pipeline)</w:t>
-            </w:r>
-          </w:p>
-          <w:p>
-            <w:pPr>
-              <w:numPr>
-                <w:numId w:val="0"/>
-              </w:numPr>
-              <w:rPr>
-                <w:rFonts w:hint="default"/>
-                <w:vertAlign w:val="baseline"/>
-                <w:lang w:val="en-US" w:eastAsia="zh-CN"/>
-              </w:rPr>
-            </w:pPr>
-          </w:p>
-          <w:p>
-            <w:pPr>
-              <w:numPr>
-                <w:numId w:val="0"/>
-              </w:numPr>
-              <w:rPr>
-                <w:rFonts w:hint="default"/>
-                <w:vertAlign w:val="baseline"/>
-                <w:lang w:val="en-US" w:eastAsia="zh-CN"/>
-              </w:rPr>
-            </w:pPr>
-            <w:r>
-              <w:rPr>
-                <w:rFonts w:hint="default"/>
-                <w:vertAlign w:val="baseline"/>
-                <w:lang w:val="en-US" w:eastAsia="zh-CN"/>
-              </w:rPr>
-              <w:t>test_pipeline = [</w:t>
-            </w:r>
-          </w:p>
-          <w:p>
-            <w:pPr>
-              <w:numPr>
-                <w:numId w:val="0"/>
-              </w:numPr>
-              <w:rPr>
-                <w:rFonts w:hint="default"/>
-                <w:vertAlign w:val="baseline"/>
-                <w:lang w:val="en-US" w:eastAsia="zh-CN"/>
-              </w:rPr>
-            </w:pPr>
-            <w:r>
-              <w:rPr>
-                <w:rFonts w:hint="default"/>
-                <w:vertAlign w:val="baseline"/>
-                <w:lang w:val="en-US" w:eastAsia="zh-CN"/>
-              </w:rPr>
-              <w:t xml:space="preserve">    dict(type='LoadImageFromFile', backend_args=backend_args),</w:t>
-            </w:r>
-          </w:p>
-          <w:p>
-            <w:pPr>
-              <w:numPr>
-                <w:numId w:val="0"/>
-              </w:numPr>
-              <w:rPr>
-                <w:rFonts w:hint="default"/>
-                <w:vertAlign w:val="baseline"/>
-                <w:lang w:val="en-US" w:eastAsia="zh-CN"/>
-              </w:rPr>
-            </w:pPr>
-            <w:r>
-              <w:rPr>
-                <w:rFonts w:hint="default"/>
-                <w:vertAlign w:val="baseline"/>
-                <w:lang w:val="en-US" w:eastAsia="zh-CN"/>
-              </w:rPr>
-              <w:t xml:space="preserve">    dict(type='Resize', scale=img_scale, keep_ratio=True),</w:t>
-            </w:r>
-          </w:p>
-          <w:p>
-            <w:pPr>
-              <w:numPr>
+                <w:ilvl w:val="0"/>
+                <w:numId w:val="0"/>
+              </w:numPr>
+              <w:rPr>
+                <w:rFonts w:hint="default"/>
+                <w:vertAlign w:val="baseline"/>
+                <w:lang w:val="en-US" w:eastAsia="zh-CN"/>
+              </w:rPr>
+            </w:pPr>
+          </w:p>
+          <w:p>
+            <w:pPr>
+              <w:numPr>
+                <w:ilvl w:val="0"/>
+                <w:numId w:val="0"/>
+              </w:numPr>
+              <w:rPr>
+                <w:rFonts w:hint="default"/>
+                <w:vertAlign w:val="baseline"/>
+                <w:lang w:val="en-US" w:eastAsia="zh-CN"/>
+              </w:rPr>
+            </w:pPr>
+            <w:r>
+              <w:rPr>
+                <w:rFonts w:hint="default"/>
+                <w:vertAlign w:val="baseline"/>
+                <w:lang w:val="en-US" w:eastAsia="zh-CN"/>
+              </w:rPr>
+              <w:t>default_hooks = dict(</w:t>
+            </w:r>
+          </w:p>
+          <w:p>
+            <w:pPr>
+              <w:numPr>
+                <w:ilvl w:val="0"/>
+                <w:numId w:val="0"/>
+              </w:numPr>
+              <w:rPr>
+                <w:rFonts w:hint="default"/>
+                <w:vertAlign w:val="baseline"/>
+                <w:lang w:val="en-US" w:eastAsia="zh-CN"/>
+              </w:rPr>
+            </w:pPr>
+            <w:r>
+              <w:rPr>
+                <w:rFonts w:hint="default"/>
+                <w:vertAlign w:val="baseline"/>
+                <w:lang w:val="en-US" w:eastAsia="zh-CN"/>
+              </w:rPr>
+              <w:t xml:space="preserve">    checkpoint=dict(interval=interval, max_keep_ckpts=5)</w:t>
+            </w:r>
+          </w:p>
+          <w:p>
+            <w:pPr>
+              <w:numPr>
+                <w:ilvl w:val="0"/>
+                <w:numId w:val="0"/>
+              </w:numPr>
+              <w:rPr>
+                <w:rFonts w:hint="default"/>
+                <w:vertAlign w:val="baseline"/>
+                <w:lang w:val="en-US" w:eastAsia="zh-CN"/>
+              </w:rPr>
+            </w:pPr>
+            <w:r>
+              <w:rPr>
+                <w:rFonts w:hint="default"/>
+                <w:vertAlign w:val="baseline"/>
+                <w:lang w:val="en-US" w:eastAsia="zh-CN"/>
+              </w:rPr>
+              <w:t>)</w:t>
+            </w:r>
+          </w:p>
+          <w:p>
+            <w:pPr>
+              <w:numPr>
+                <w:ilvl w:val="0"/>
+                <w:numId w:val="0"/>
+              </w:numPr>
+              <w:rPr>
+                <w:rFonts w:hint="default"/>
+                <w:vertAlign w:val="baseline"/>
+                <w:lang w:val="en-US" w:eastAsia="zh-CN"/>
+              </w:rPr>
+            </w:pPr>
+          </w:p>
+          <w:p>
+            <w:pPr>
+              <w:numPr>
+                <w:ilvl w:val="0"/>
+                <w:numId w:val="0"/>
+              </w:numPr>
+              <w:rPr>
+                <w:rFonts w:hint="default"/>
+                <w:vertAlign w:val="baseline"/>
+                <w:lang w:val="en-US" w:eastAsia="zh-CN"/>
+              </w:rPr>
+            </w:pPr>
+            <w:r>
+              <w:rPr>
+                <w:rFonts w:hint="default"/>
+                <w:vertAlign w:val="baseline"/>
+                <w:lang w:val="en-US" w:eastAsia="zh-CN"/>
+              </w:rPr>
+              <w:t># 禁用 YOLOXModeSwitchHook，避免强制启用 Mosaic/MixUp</w:t>
+            </w:r>
+          </w:p>
+          <w:p>
+            <w:pPr>
+              <w:numPr>
+                <w:ilvl w:val="0"/>
+                <w:numId w:val="0"/>
+              </w:numPr>
+              <w:rPr>
+                <w:rFonts w:hint="default"/>
+                <w:vertAlign w:val="baseline"/>
+                <w:lang w:val="en-US" w:eastAsia="zh-CN"/>
+              </w:rPr>
+            </w:pPr>
+            <w:r>
+              <w:rPr>
+                <w:rFonts w:hint="default"/>
+                <w:vertAlign w:val="baseline"/>
+                <w:lang w:val="en-US" w:eastAsia="zh-CN"/>
+              </w:rPr>
+              <w:t>custom_hooks = [</w:t>
+            </w:r>
+          </w:p>
+          <w:p>
+            <w:pPr>
+              <w:numPr>
+                <w:ilvl w:val="0"/>
+                <w:numId w:val="0"/>
+              </w:numPr>
+              <w:rPr>
+                <w:rFonts w:hint="default"/>
+                <w:vertAlign w:val="baseline"/>
+                <w:lang w:val="en-US" w:eastAsia="zh-CN"/>
+              </w:rPr>
+            </w:pPr>
+            <w:r>
+              <w:rPr>
+                <w:rFonts w:hint="default"/>
+                <w:vertAlign w:val="baseline"/>
+                <w:lang w:val="en-US" w:eastAsia="zh-CN"/>
+              </w:rPr>
+              <w:t xml:space="preserve">    # dict(type='YOLOXModeSwitchHook', num_last_epochs=num_last_epochs, priority=48),</w:t>
+            </w:r>
+          </w:p>
+          <w:p>
+            <w:pPr>
+              <w:numPr>
+                <w:ilvl w:val="0"/>
+                <w:numId w:val="0"/>
+              </w:numPr>
+              <w:rPr>
+                <w:rFonts w:hint="default"/>
+                <w:vertAlign w:val="baseline"/>
+                <w:lang w:val="en-US" w:eastAsia="zh-CN"/>
+              </w:rPr>
+            </w:pPr>
+            <w:r>
+              <w:rPr>
+                <w:rFonts w:hint="default"/>
+                <w:vertAlign w:val="baseline"/>
+                <w:lang w:val="en-US" w:eastAsia="zh-CN"/>
+              </w:rPr>
+              <w:t xml:space="preserve">    dict(type='SyncNormHook', priority=48),</w:t>
+            </w:r>
+          </w:p>
+          <w:p>
+            <w:pPr>
+              <w:numPr>
+                <w:ilvl w:val="0"/>
                 <w:numId w:val="0"/>
               </w:numPr>
               <w:rPr>
@@ -7576,166 +8668,112 @@
           <w:p>
             <w:pPr>
               <w:numPr>
-                <w:numId w:val="0"/>
-              </w:numPr>
-              <w:rPr>
-                <w:rFonts w:hint="default"/>
-                <w:vertAlign w:val="baseline"/>
-                <w:lang w:val="en-US" w:eastAsia="zh-CN"/>
-              </w:rPr>
-            </w:pPr>
-            <w:r>
-              <w:rPr>
-                <w:rFonts w:hint="default"/>
-                <w:vertAlign w:val="baseline"/>
-                <w:lang w:val="en-US" w:eastAsia="zh-CN"/>
-              </w:rPr>
-              <w:t xml:space="preserve">        type='Pad',</w:t>
-            </w:r>
-          </w:p>
-          <w:p>
-            <w:pPr>
-              <w:numPr>
-                <w:numId w:val="0"/>
-              </w:numPr>
-              <w:rPr>
-                <w:rFonts w:hint="default"/>
-                <w:vertAlign w:val="baseline"/>
-                <w:lang w:val="en-US" w:eastAsia="zh-CN"/>
-              </w:rPr>
-            </w:pPr>
-            <w:r>
-              <w:rPr>
-                <w:rFonts w:hint="default"/>
-                <w:vertAlign w:val="baseline"/>
-                <w:lang w:val="en-US" w:eastAsia="zh-CN"/>
-              </w:rPr>
-              <w:t xml:space="preserve">        pad_to_square=True,</w:t>
-            </w:r>
-          </w:p>
-          <w:p>
-            <w:pPr>
-              <w:numPr>
-                <w:numId w:val="0"/>
-              </w:numPr>
-              <w:rPr>
-                <w:rFonts w:hint="default"/>
-                <w:vertAlign w:val="baseline"/>
-                <w:lang w:val="en-US" w:eastAsia="zh-CN"/>
-              </w:rPr>
-            </w:pPr>
-            <w:r>
-              <w:rPr>
-                <w:rFonts w:hint="default"/>
-                <w:vertAlign w:val="baseline"/>
-                <w:lang w:val="en-US" w:eastAsia="zh-CN"/>
-              </w:rPr>
-              <w:t xml:space="preserve">        pad_val=dict(img=(114.0, 114.0, 114.0))),</w:t>
-            </w:r>
-          </w:p>
-          <w:p>
-            <w:pPr>
-              <w:numPr>
-                <w:numId w:val="0"/>
-              </w:numPr>
-              <w:rPr>
-                <w:rFonts w:hint="default"/>
-                <w:vertAlign w:val="baseline"/>
-                <w:lang w:val="en-US" w:eastAsia="zh-CN"/>
-              </w:rPr>
-            </w:pPr>
-            <w:r>
-              <w:rPr>
-                <w:rFonts w:hint="default"/>
-                <w:vertAlign w:val="baseline"/>
-                <w:lang w:val="en-US" w:eastAsia="zh-CN"/>
-              </w:rPr>
-              <w:t xml:space="preserve">    dict(type='LoadAnnotations', with_bbox=True),</w:t>
-            </w:r>
-          </w:p>
-          <w:p>
-            <w:pPr>
-              <w:numPr>
-                <w:numId w:val="0"/>
-              </w:numPr>
-              <w:rPr>
-                <w:rFonts w:hint="default"/>
-                <w:vertAlign w:val="baseline"/>
-                <w:lang w:val="en-US" w:eastAsia="zh-CN"/>
-              </w:rPr>
-            </w:pPr>
-            <w:r>
-              <w:rPr>
-                <w:rFonts w:hint="default"/>
-                <w:vertAlign w:val="baseline"/>
-                <w:lang w:val="en-US" w:eastAsia="zh-CN"/>
-              </w:rPr>
-              <w:t xml:space="preserve">    dict(</w:t>
-            </w:r>
-          </w:p>
-          <w:p>
-            <w:pPr>
-              <w:numPr>
-                <w:numId w:val="0"/>
-              </w:numPr>
-              <w:rPr>
-                <w:rFonts w:hint="default"/>
-                <w:vertAlign w:val="baseline"/>
-                <w:lang w:val="en-US" w:eastAsia="zh-CN"/>
-              </w:rPr>
-            </w:pPr>
-            <w:r>
-              <w:rPr>
-                <w:rFonts w:hint="default"/>
-                <w:vertAlign w:val="baseline"/>
-                <w:lang w:val="en-US" w:eastAsia="zh-CN"/>
-              </w:rPr>
-              <w:t xml:space="preserve">        type='PackDetInputs',</w:t>
-            </w:r>
-          </w:p>
-          <w:p>
-            <w:pPr>
-              <w:numPr>
-                <w:numId w:val="0"/>
-              </w:numPr>
-              <w:rPr>
-                <w:rFonts w:hint="default"/>
-                <w:vertAlign w:val="baseline"/>
-                <w:lang w:val="en-US" w:eastAsia="zh-CN"/>
-              </w:rPr>
-            </w:pPr>
-            <w:r>
-              <w:rPr>
-                <w:rFonts w:hint="default"/>
-                <w:vertAlign w:val="baseline"/>
-                <w:lang w:val="en-US" w:eastAsia="zh-CN"/>
-              </w:rPr>
-              <w:t xml:space="preserve">        meta_keys=('img_id', 'img_path', 'ori_shape', 'img_shape',</w:t>
-            </w:r>
-          </w:p>
-          <w:p>
-            <w:pPr>
-              <w:numPr>
-                <w:numId w:val="0"/>
-              </w:numPr>
-              <w:rPr>
-                <w:rFonts w:hint="default"/>
-                <w:vertAlign w:val="baseline"/>
-                <w:lang w:val="en-US" w:eastAsia="zh-CN"/>
-              </w:rPr>
-            </w:pPr>
-            <w:r>
-              <w:rPr>
-                <w:rFonts w:hint="default"/>
-                <w:vertAlign w:val="baseline"/>
-                <w:lang w:val="en-US" w:eastAsia="zh-CN"/>
-              </w:rPr>
-              <w:t xml:space="preserve">                   'scale_factor'))</w:t>
-            </w:r>
-          </w:p>
-          <w:p>
-            <w:pPr>
-              <w:numPr>
+                <w:ilvl w:val="0"/>
+                <w:numId w:val="0"/>
+              </w:numPr>
+              <w:rPr>
+                <w:rFonts w:hint="default"/>
+                <w:vertAlign w:val="baseline"/>
+                <w:lang w:val="en-US" w:eastAsia="zh-CN"/>
+              </w:rPr>
+            </w:pPr>
+            <w:r>
+              <w:rPr>
+                <w:rFonts w:hint="default"/>
+                <w:vertAlign w:val="baseline"/>
+                <w:lang w:val="en-US" w:eastAsia="zh-CN"/>
+              </w:rPr>
+              <w:t xml:space="preserve">        type='EMAHook',</w:t>
+            </w:r>
+          </w:p>
+          <w:p>
+            <w:pPr>
+              <w:numPr>
+                <w:ilvl w:val="0"/>
+                <w:numId w:val="0"/>
+              </w:numPr>
+              <w:rPr>
+                <w:rFonts w:hint="default"/>
+                <w:vertAlign w:val="baseline"/>
+                <w:lang w:val="en-US" w:eastAsia="zh-CN"/>
+              </w:rPr>
+            </w:pPr>
+            <w:r>
+              <w:rPr>
+                <w:rFonts w:hint="default"/>
+                <w:vertAlign w:val="baseline"/>
+                <w:lang w:val="en-US" w:eastAsia="zh-CN"/>
+              </w:rPr>
+              <w:t xml:space="preserve">        ema_type='ExpMomentumEMA',</w:t>
+            </w:r>
+          </w:p>
+          <w:p>
+            <w:pPr>
+              <w:numPr>
+                <w:ilvl w:val="0"/>
+                <w:numId w:val="0"/>
+              </w:numPr>
+              <w:rPr>
+                <w:rFonts w:hint="default"/>
+                <w:vertAlign w:val="baseline"/>
+                <w:lang w:val="en-US" w:eastAsia="zh-CN"/>
+              </w:rPr>
+            </w:pPr>
+            <w:r>
+              <w:rPr>
+                <w:rFonts w:hint="default"/>
+                <w:vertAlign w:val="baseline"/>
+                <w:lang w:val="en-US" w:eastAsia="zh-CN"/>
+              </w:rPr>
+              <w:t xml:space="preserve">        momentum=0.0001,</w:t>
+            </w:r>
+          </w:p>
+          <w:p>
+            <w:pPr>
+              <w:numPr>
+                <w:ilvl w:val="0"/>
+                <w:numId w:val="0"/>
+              </w:numPr>
+              <w:rPr>
+                <w:rFonts w:hint="default"/>
+                <w:vertAlign w:val="baseline"/>
+                <w:lang w:val="en-US" w:eastAsia="zh-CN"/>
+              </w:rPr>
+            </w:pPr>
+            <w:r>
+              <w:rPr>
+                <w:rFonts w:hint="default"/>
+                <w:vertAlign w:val="baseline"/>
+                <w:lang w:val="en-US" w:eastAsia="zh-CN"/>
+              </w:rPr>
+              <w:t xml:space="preserve">        update_buffers=True,</w:t>
+            </w:r>
+          </w:p>
+          <w:p>
+            <w:pPr>
+              <w:numPr>
+                <w:ilvl w:val="0"/>
+                <w:numId w:val="0"/>
+              </w:numPr>
+              <w:rPr>
+                <w:rFonts w:hint="default"/>
+                <w:vertAlign w:val="baseline"/>
+                <w:lang w:val="en-US" w:eastAsia="zh-CN"/>
+              </w:rPr>
+            </w:pPr>
+            <w:r>
+              <w:rPr>
+                <w:rFonts w:hint="default"/>
+                <w:vertAlign w:val="baseline"/>
+                <w:lang w:val="en-US" w:eastAsia="zh-CN"/>
+              </w:rPr>
+              <w:t xml:space="preserve">        priority=49)</w:t>
+            </w:r>
+          </w:p>
+          <w:p>
+            <w:pPr>
+              <w:numPr>
+                <w:ilvl w:val="0"/>
                 <w:numId w:val="0"/>
               </w:numPr>
               <w:rPr>
@@ -7756,1934 +8794,20 @@
           <w:p>
             <w:pPr>
               <w:numPr>
-                <w:numId w:val="0"/>
-              </w:numPr>
-              <w:rPr>
-                <w:rFonts w:hint="default"/>
-                <w:vertAlign w:val="baseline"/>
-                <w:lang w:val="en-US" w:eastAsia="zh-CN"/>
-              </w:rPr>
-            </w:pPr>
-          </w:p>
-          <w:p>
-            <w:pPr>
-              <w:numPr>
-                <w:numId w:val="0"/>
-              </w:numPr>
-              <w:rPr>
-                <w:rFonts w:hint="default"/>
-                <w:vertAlign w:val="baseline"/>
-                <w:lang w:val="en-US" w:eastAsia="zh-CN"/>
-              </w:rPr>
-            </w:pPr>
-            <w:r>
-              <w:rPr>
-                <w:rFonts w:hint="default"/>
-                <w:vertAlign w:val="baseline"/>
-                <w:lang w:val="en-US" w:eastAsia="zh-CN"/>
-              </w:rPr>
-              <w:t>train_dataloader = dict(</w:t>
-            </w:r>
-          </w:p>
-          <w:p>
-            <w:pPr>
-              <w:numPr>
-                <w:numId w:val="0"/>
-              </w:numPr>
-              <w:rPr>
-                <w:rFonts w:hint="default"/>
-                <w:vertAlign w:val="baseline"/>
-                <w:lang w:val="en-US" w:eastAsia="zh-CN"/>
-              </w:rPr>
-            </w:pPr>
-            <w:r>
-              <w:rPr>
-                <w:rFonts w:hint="default"/>
-                <w:vertAlign w:val="baseline"/>
-                <w:lang w:val="en-US" w:eastAsia="zh-CN"/>
-              </w:rPr>
-              <w:t xml:space="preserve">    batch_size=8,</w:t>
-            </w:r>
-          </w:p>
-          <w:p>
-            <w:pPr>
-              <w:numPr>
-                <w:numId w:val="0"/>
-              </w:numPr>
-              <w:rPr>
-                <w:rFonts w:hint="default"/>
-                <w:vertAlign w:val="baseline"/>
-                <w:lang w:val="en-US" w:eastAsia="zh-CN"/>
-              </w:rPr>
-            </w:pPr>
-            <w:r>
-              <w:rPr>
-                <w:rFonts w:hint="default"/>
-                <w:vertAlign w:val="baseline"/>
-                <w:lang w:val="en-US" w:eastAsia="zh-CN"/>
-              </w:rPr>
-              <w:t xml:space="preserve">    num_workers=4,</w:t>
-            </w:r>
-          </w:p>
-          <w:p>
-            <w:pPr>
-              <w:numPr>
-                <w:numId w:val="0"/>
-              </w:numPr>
-              <w:rPr>
-                <w:rFonts w:hint="default"/>
-                <w:vertAlign w:val="baseline"/>
-                <w:lang w:val="en-US" w:eastAsia="zh-CN"/>
-              </w:rPr>
-            </w:pPr>
-            <w:r>
-              <w:rPr>
-                <w:rFonts w:hint="default"/>
-                <w:vertAlign w:val="baseline"/>
-                <w:lang w:val="en-US" w:eastAsia="zh-CN"/>
-              </w:rPr>
-              <w:t xml:space="preserve">    persistent_workers=True,</w:t>
-            </w:r>
-          </w:p>
-          <w:p>
-            <w:pPr>
-              <w:numPr>
-                <w:numId w:val="0"/>
-              </w:numPr>
-              <w:rPr>
-                <w:rFonts w:hint="default"/>
-                <w:vertAlign w:val="baseline"/>
-                <w:lang w:val="en-US" w:eastAsia="zh-CN"/>
-              </w:rPr>
-            </w:pPr>
-            <w:r>
-              <w:rPr>
-                <w:rFonts w:hint="default"/>
-                <w:vertAlign w:val="baseline"/>
-                <w:lang w:val="en-US" w:eastAsia="zh-CN"/>
-              </w:rPr>
-              <w:t xml:space="preserve">    sampler=dict(type='DefaultSampler', shuffle=True),</w:t>
-            </w:r>
-          </w:p>
-          <w:p>
-            <w:pPr>
-              <w:numPr>
-                <w:numId w:val="0"/>
-              </w:numPr>
-              <w:rPr>
-                <w:rFonts w:hint="default"/>
-                <w:vertAlign w:val="baseline"/>
-                <w:lang w:val="en-US" w:eastAsia="zh-CN"/>
-              </w:rPr>
-            </w:pPr>
-            <w:r>
-              <w:rPr>
-                <w:rFonts w:hint="default"/>
-                <w:vertAlign w:val="baseline"/>
-                <w:lang w:val="en-US" w:eastAsia="zh-CN"/>
-              </w:rPr>
-              <w:t xml:space="preserve">    dataset=train_dataset)</w:t>
-            </w:r>
-          </w:p>
-          <w:p>
-            <w:pPr>
-              <w:numPr>
-                <w:numId w:val="0"/>
-              </w:numPr>
-              <w:rPr>
-                <w:rFonts w:hint="default"/>
-                <w:vertAlign w:val="baseline"/>
-                <w:lang w:val="en-US" w:eastAsia="zh-CN"/>
-              </w:rPr>
-            </w:pPr>
-            <w:r>
-              <w:rPr>
-                <w:rFonts w:hint="default"/>
-                <w:vertAlign w:val="baseline"/>
-                <w:lang w:val="en-US" w:eastAsia="zh-CN"/>
-              </w:rPr>
-              <w:t>val_dataloader = dict(</w:t>
-            </w:r>
-          </w:p>
-          <w:p>
-            <w:pPr>
-              <w:numPr>
-                <w:numId w:val="0"/>
-              </w:numPr>
-              <w:rPr>
-                <w:rFonts w:hint="default"/>
-                <w:vertAlign w:val="baseline"/>
-                <w:lang w:val="en-US" w:eastAsia="zh-CN"/>
-              </w:rPr>
-            </w:pPr>
-            <w:r>
-              <w:rPr>
-                <w:rFonts w:hint="default"/>
-                <w:vertAlign w:val="baseline"/>
-                <w:lang w:val="en-US" w:eastAsia="zh-CN"/>
-              </w:rPr>
-              <w:t xml:space="preserve">    batch_size=8,</w:t>
-            </w:r>
-          </w:p>
-          <w:p>
-            <w:pPr>
-              <w:numPr>
-                <w:numId w:val="0"/>
-              </w:numPr>
-              <w:rPr>
-                <w:rFonts w:hint="default"/>
-                <w:vertAlign w:val="baseline"/>
-                <w:lang w:val="en-US" w:eastAsia="zh-CN"/>
-              </w:rPr>
-            </w:pPr>
-            <w:r>
-              <w:rPr>
-                <w:rFonts w:hint="default"/>
-                <w:vertAlign w:val="baseline"/>
-                <w:lang w:val="en-US" w:eastAsia="zh-CN"/>
-              </w:rPr>
-              <w:t xml:space="preserve">    num_workers=4,</w:t>
-            </w:r>
-          </w:p>
-          <w:p>
-            <w:pPr>
-              <w:numPr>
-                <w:numId w:val="0"/>
-              </w:numPr>
-              <w:rPr>
-                <w:rFonts w:hint="default"/>
-                <w:vertAlign w:val="baseline"/>
-                <w:lang w:val="en-US" w:eastAsia="zh-CN"/>
-              </w:rPr>
-            </w:pPr>
-            <w:r>
-              <w:rPr>
-                <w:rFonts w:hint="default"/>
-                <w:vertAlign w:val="baseline"/>
-                <w:lang w:val="en-US" w:eastAsia="zh-CN"/>
-              </w:rPr>
-              <w:t xml:space="preserve">    persistent_workers=True,</w:t>
-            </w:r>
-          </w:p>
-          <w:p>
-            <w:pPr>
-              <w:numPr>
-                <w:numId w:val="0"/>
-              </w:numPr>
-              <w:rPr>
-                <w:rFonts w:hint="default"/>
-                <w:vertAlign w:val="baseline"/>
-                <w:lang w:val="en-US" w:eastAsia="zh-CN"/>
-              </w:rPr>
-            </w:pPr>
-            <w:r>
-              <w:rPr>
-                <w:rFonts w:hint="default"/>
-                <w:vertAlign w:val="baseline"/>
-                <w:lang w:val="en-US" w:eastAsia="zh-CN"/>
-              </w:rPr>
-              <w:t xml:space="preserve">    drop_last=False,</w:t>
-            </w:r>
-          </w:p>
-          <w:p>
-            <w:pPr>
-              <w:numPr>
-                <w:numId w:val="0"/>
-              </w:numPr>
-              <w:rPr>
-                <w:rFonts w:hint="default"/>
-                <w:vertAlign w:val="baseline"/>
-                <w:lang w:val="en-US" w:eastAsia="zh-CN"/>
-              </w:rPr>
-            </w:pPr>
-            <w:r>
-              <w:rPr>
-                <w:rFonts w:hint="default"/>
-                <w:vertAlign w:val="baseline"/>
-                <w:lang w:val="en-US" w:eastAsia="zh-CN"/>
-              </w:rPr>
-              <w:t xml:space="preserve">    sampler=dict(type='DefaultSampler', shuffle=False),</w:t>
-            </w:r>
-          </w:p>
-          <w:p>
-            <w:pPr>
-              <w:numPr>
-                <w:numId w:val="0"/>
-              </w:numPr>
-              <w:rPr>
-                <w:rFonts w:hint="default"/>
-                <w:vertAlign w:val="baseline"/>
-                <w:lang w:val="en-US" w:eastAsia="zh-CN"/>
-              </w:rPr>
-            </w:pPr>
-            <w:r>
-              <w:rPr>
-                <w:rFonts w:hint="default"/>
-                <w:vertAlign w:val="baseline"/>
-                <w:lang w:val="en-US" w:eastAsia="zh-CN"/>
-              </w:rPr>
-              <w:t xml:space="preserve">    dataset=dict(</w:t>
-            </w:r>
-          </w:p>
-          <w:p>
-            <w:pPr>
-              <w:numPr>
-                <w:numId w:val="0"/>
-              </w:numPr>
-              <w:rPr>
-                <w:rFonts w:hint="default"/>
-                <w:vertAlign w:val="baseline"/>
-                <w:lang w:val="en-US" w:eastAsia="zh-CN"/>
-              </w:rPr>
-            </w:pPr>
-            <w:r>
-              <w:rPr>
-                <w:rFonts w:hint="default"/>
-                <w:vertAlign w:val="baseline"/>
-                <w:lang w:val="en-US" w:eastAsia="zh-CN"/>
-              </w:rPr>
-              <w:t xml:space="preserve">        type=dataset_type,</w:t>
-            </w:r>
-          </w:p>
-          <w:p>
-            <w:pPr>
-              <w:numPr>
-                <w:numId w:val="0"/>
-              </w:numPr>
-              <w:rPr>
-                <w:rFonts w:hint="default"/>
-                <w:vertAlign w:val="baseline"/>
-                <w:lang w:val="en-US" w:eastAsia="zh-CN"/>
-              </w:rPr>
-            </w:pPr>
-            <w:r>
-              <w:rPr>
-                <w:rFonts w:hint="default"/>
-                <w:vertAlign w:val="baseline"/>
-                <w:lang w:val="en-US" w:eastAsia="zh-CN"/>
-              </w:rPr>
-              <w:t xml:space="preserve">        data_root=data_root,</w:t>
-            </w:r>
-          </w:p>
-          <w:p>
-            <w:pPr>
-              <w:numPr>
-                <w:numId w:val="0"/>
-              </w:numPr>
-              <w:rPr>
-                <w:rFonts w:hint="default"/>
-                <w:vertAlign w:val="baseline"/>
-                <w:lang w:val="en-US" w:eastAsia="zh-CN"/>
-              </w:rPr>
-            </w:pPr>
-            <w:r>
-              <w:rPr>
-                <w:rFonts w:hint="default"/>
-                <w:vertAlign w:val="baseline"/>
-                <w:lang w:val="en-US" w:eastAsia="zh-CN"/>
-              </w:rPr>
-              <w:t xml:space="preserve">        ann_file='annotations/val.json',</w:t>
-            </w:r>
-          </w:p>
-          <w:p>
-            <w:pPr>
-              <w:numPr>
-                <w:numId w:val="0"/>
-              </w:numPr>
-              <w:rPr>
-                <w:rFonts w:hint="default"/>
-                <w:vertAlign w:val="baseline"/>
-                <w:lang w:val="en-US" w:eastAsia="zh-CN"/>
-              </w:rPr>
-            </w:pPr>
-            <w:r>
-              <w:rPr>
-                <w:rFonts w:hint="default"/>
-                <w:vertAlign w:val="baseline"/>
-                <w:lang w:val="en-US" w:eastAsia="zh-CN"/>
-              </w:rPr>
-              <w:t xml:space="preserve">        data_prefix=dict(img='val/'),</w:t>
-            </w:r>
-          </w:p>
-          <w:p>
-            <w:pPr>
-              <w:numPr>
-                <w:numId w:val="0"/>
-              </w:numPr>
-              <w:rPr>
-                <w:rFonts w:hint="default"/>
-                <w:vertAlign w:val="baseline"/>
-                <w:lang w:val="en-US" w:eastAsia="zh-CN"/>
-              </w:rPr>
-            </w:pPr>
-            <w:r>
-              <w:rPr>
-                <w:rFonts w:hint="default"/>
-                <w:vertAlign w:val="baseline"/>
-                <w:lang w:val="en-US" w:eastAsia="zh-CN"/>
-              </w:rPr>
-              <w:t xml:space="preserve">        test_mode=True,</w:t>
-            </w:r>
-          </w:p>
-          <w:p>
-            <w:pPr>
-              <w:numPr>
-                <w:numId w:val="0"/>
-              </w:numPr>
-              <w:rPr>
-                <w:rFonts w:hint="default"/>
-                <w:vertAlign w:val="baseline"/>
-                <w:lang w:val="en-US" w:eastAsia="zh-CN"/>
-              </w:rPr>
-            </w:pPr>
-            <w:r>
-              <w:rPr>
-                <w:rFonts w:hint="default"/>
-                <w:vertAlign w:val="baseline"/>
-                <w:lang w:val="en-US" w:eastAsia="zh-CN"/>
-              </w:rPr>
-              <w:t xml:space="preserve">        pipeline=test_pipeline,</w:t>
-            </w:r>
-          </w:p>
-          <w:p>
-            <w:pPr>
-              <w:numPr>
-                <w:numId w:val="0"/>
-              </w:numPr>
-              <w:rPr>
-                <w:rFonts w:hint="default"/>
-                <w:vertAlign w:val="baseline"/>
-                <w:lang w:val="en-US" w:eastAsia="zh-CN"/>
-              </w:rPr>
-            </w:pPr>
-            <w:r>
-              <w:rPr>
-                <w:rFonts w:hint="default"/>
-                <w:vertAlign w:val="baseline"/>
-                <w:lang w:val="en-US" w:eastAsia="zh-CN"/>
-              </w:rPr>
-              <w:t xml:space="preserve">        backend_args=backend_args))</w:t>
-            </w:r>
-          </w:p>
-          <w:p>
-            <w:pPr>
-              <w:numPr>
-                <w:numId w:val="0"/>
-              </w:numPr>
-              <w:rPr>
-                <w:rFonts w:hint="default"/>
-                <w:vertAlign w:val="baseline"/>
-                <w:lang w:val="en-US" w:eastAsia="zh-CN"/>
-              </w:rPr>
-            </w:pPr>
-            <w:r>
-              <w:rPr>
-                <w:rFonts w:hint="default"/>
-                <w:vertAlign w:val="baseline"/>
-                <w:lang w:val="en-US" w:eastAsia="zh-CN"/>
-              </w:rPr>
-              <w:t>test_dataloader = val_dataloader</w:t>
-            </w:r>
-          </w:p>
-          <w:p>
-            <w:pPr>
-              <w:numPr>
-                <w:numId w:val="0"/>
-              </w:numPr>
-              <w:rPr>
-                <w:rFonts w:hint="default"/>
-                <w:vertAlign w:val="baseline"/>
-                <w:lang w:val="en-US" w:eastAsia="zh-CN"/>
-              </w:rPr>
-            </w:pPr>
-          </w:p>
-          <w:p>
-            <w:pPr>
-              <w:numPr>
-                <w:numId w:val="0"/>
-              </w:numPr>
-              <w:rPr>
-                <w:rFonts w:hint="default"/>
-                <w:vertAlign w:val="baseline"/>
-                <w:lang w:val="en-US" w:eastAsia="zh-CN"/>
-              </w:rPr>
-            </w:pPr>
-            <w:r>
-              <w:rPr>
-                <w:rFonts w:hint="default"/>
-                <w:vertAlign w:val="baseline"/>
-                <w:lang w:val="en-US" w:eastAsia="zh-CN"/>
-              </w:rPr>
-              <w:t>val_evaluator = dict(</w:t>
-            </w:r>
-          </w:p>
-          <w:p>
-            <w:pPr>
-              <w:numPr>
-                <w:numId w:val="0"/>
-              </w:numPr>
-              <w:rPr>
-                <w:rFonts w:hint="default"/>
-                <w:vertAlign w:val="baseline"/>
-                <w:lang w:val="en-US" w:eastAsia="zh-CN"/>
-              </w:rPr>
-            </w:pPr>
-            <w:r>
-              <w:rPr>
-                <w:rFonts w:hint="default"/>
-                <w:vertAlign w:val="baseline"/>
-                <w:lang w:val="en-US" w:eastAsia="zh-CN"/>
-              </w:rPr>
-              <w:t xml:space="preserve">    type='CocoMetric',</w:t>
-            </w:r>
-          </w:p>
-          <w:p>
-            <w:pPr>
-              <w:numPr>
-                <w:numId w:val="0"/>
-              </w:numPr>
-              <w:rPr>
-                <w:rFonts w:hint="default"/>
-                <w:vertAlign w:val="baseline"/>
-                <w:lang w:val="en-US" w:eastAsia="zh-CN"/>
-              </w:rPr>
-            </w:pPr>
-            <w:r>
-              <w:rPr>
-                <w:rFonts w:hint="default"/>
-                <w:vertAlign w:val="baseline"/>
-                <w:lang w:val="en-US" w:eastAsia="zh-CN"/>
-              </w:rPr>
-              <w:t xml:space="preserve">    ann_file=data_root + 'annotations/val.json',</w:t>
-            </w:r>
-          </w:p>
-          <w:p>
-            <w:pPr>
-              <w:numPr>
-                <w:numId w:val="0"/>
-              </w:numPr>
-              <w:rPr>
-                <w:rFonts w:hint="default"/>
-                <w:vertAlign w:val="baseline"/>
-                <w:lang w:val="en-US" w:eastAsia="zh-CN"/>
-              </w:rPr>
-            </w:pPr>
-            <w:r>
-              <w:rPr>
-                <w:rFonts w:hint="default"/>
-                <w:vertAlign w:val="baseline"/>
-                <w:lang w:val="en-US" w:eastAsia="zh-CN"/>
-              </w:rPr>
-              <w:t xml:space="preserve">    metric='bbox',</w:t>
-            </w:r>
-          </w:p>
-          <w:p>
-            <w:pPr>
-              <w:numPr>
-                <w:numId w:val="0"/>
-              </w:numPr>
-              <w:rPr>
-                <w:rFonts w:hint="default"/>
-                <w:vertAlign w:val="baseline"/>
-                <w:lang w:val="en-US" w:eastAsia="zh-CN"/>
-              </w:rPr>
-            </w:pPr>
-            <w:r>
-              <w:rPr>
-                <w:rFonts w:hint="default"/>
-                <w:vertAlign w:val="baseline"/>
-                <w:lang w:val="en-US" w:eastAsia="zh-CN"/>
-              </w:rPr>
-              <w:t xml:space="preserve">    backend_args=backend_args)</w:t>
-            </w:r>
-          </w:p>
-          <w:p>
-            <w:pPr>
-              <w:numPr>
-                <w:numId w:val="0"/>
-              </w:numPr>
-              <w:rPr>
-                <w:rFonts w:hint="default"/>
-                <w:vertAlign w:val="baseline"/>
-                <w:lang w:val="en-US" w:eastAsia="zh-CN"/>
-              </w:rPr>
-            </w:pPr>
-            <w:r>
-              <w:rPr>
-                <w:rFonts w:hint="default"/>
-                <w:vertAlign w:val="baseline"/>
-                <w:lang w:val="en-US" w:eastAsia="zh-CN"/>
-              </w:rPr>
-              <w:t>test_evaluator = val_evaluator</w:t>
-            </w:r>
-          </w:p>
-          <w:p>
-            <w:pPr>
-              <w:numPr>
-                <w:numId w:val="0"/>
-              </w:numPr>
-              <w:rPr>
-                <w:rFonts w:hint="default"/>
-                <w:vertAlign w:val="baseline"/>
-                <w:lang w:val="en-US" w:eastAsia="zh-CN"/>
-              </w:rPr>
-            </w:pPr>
-          </w:p>
-          <w:p>
-            <w:pPr>
-              <w:numPr>
-                <w:numId w:val="0"/>
-              </w:numPr>
-              <w:rPr>
-                <w:rFonts w:hint="default"/>
-                <w:vertAlign w:val="baseline"/>
-                <w:lang w:val="en-US" w:eastAsia="zh-CN"/>
-              </w:rPr>
-            </w:pPr>
-            <w:r>
-              <w:rPr>
-                <w:rFonts w:hint="default"/>
-                <w:vertAlign w:val="baseline"/>
-                <w:lang w:val="en-US" w:eastAsia="zh-CN"/>
-              </w:rPr>
-              <w:t># training settings</w:t>
-            </w:r>
-          </w:p>
-          <w:p>
-            <w:pPr>
-              <w:numPr>
-                <w:numId w:val="0"/>
-              </w:numPr>
-              <w:rPr>
-                <w:rFonts w:hint="default"/>
-                <w:vertAlign w:val="baseline"/>
-                <w:lang w:val="en-US" w:eastAsia="zh-CN"/>
-              </w:rPr>
-            </w:pPr>
-            <w:r>
-              <w:rPr>
-                <w:rFonts w:hint="default"/>
-                <w:vertAlign w:val="baseline"/>
-                <w:lang w:val="en-US" w:eastAsia="zh-CN"/>
-              </w:rPr>
-              <w:t>max_epochs = 180</w:t>
-            </w:r>
-          </w:p>
-          <w:p>
-            <w:pPr>
-              <w:numPr>
-                <w:numId w:val="0"/>
-              </w:numPr>
-              <w:rPr>
-                <w:rFonts w:hint="default"/>
-                <w:vertAlign w:val="baseline"/>
-                <w:lang w:val="en-US" w:eastAsia="zh-CN"/>
-              </w:rPr>
-            </w:pPr>
-            <w:r>
-              <w:rPr>
-                <w:rFonts w:hint="default"/>
-                <w:vertAlign w:val="baseline"/>
-                <w:lang w:val="en-US" w:eastAsia="zh-CN"/>
-              </w:rPr>
-              <w:t>num_last_epochs = 15</w:t>
-            </w:r>
-          </w:p>
-          <w:p>
-            <w:pPr>
-              <w:numPr>
-                <w:numId w:val="0"/>
-              </w:numPr>
-              <w:rPr>
-                <w:rFonts w:hint="default"/>
-                <w:vertAlign w:val="baseline"/>
-                <w:lang w:val="en-US" w:eastAsia="zh-CN"/>
-              </w:rPr>
-            </w:pPr>
-            <w:r>
-              <w:rPr>
-                <w:rFonts w:hint="default"/>
-                <w:vertAlign w:val="baseline"/>
-                <w:lang w:val="en-US" w:eastAsia="zh-CN"/>
-              </w:rPr>
-              <w:t>interval = 5</w:t>
-            </w:r>
-          </w:p>
-          <w:p>
-            <w:pPr>
-              <w:numPr>
-                <w:numId w:val="0"/>
-              </w:numPr>
-              <w:rPr>
-                <w:rFonts w:hint="default"/>
-                <w:vertAlign w:val="baseline"/>
-                <w:lang w:val="en-US" w:eastAsia="zh-CN"/>
-              </w:rPr>
-            </w:pPr>
-          </w:p>
-          <w:p>
-            <w:pPr>
-              <w:numPr>
-                <w:numId w:val="0"/>
-              </w:numPr>
-              <w:rPr>
-                <w:rFonts w:hint="default"/>
-                <w:vertAlign w:val="baseline"/>
-                <w:lang w:val="en-US" w:eastAsia="zh-CN"/>
-              </w:rPr>
-            </w:pPr>
-            <w:r>
-              <w:rPr>
-                <w:rFonts w:hint="default"/>
-                <w:vertAlign w:val="baseline"/>
-                <w:lang w:val="en-US" w:eastAsia="zh-CN"/>
-              </w:rPr>
-              <w:t>train_cfg = dict(max_epochs=max_epochs, val_interval=interval)</w:t>
-            </w:r>
-          </w:p>
-          <w:p>
-            <w:pPr>
-              <w:numPr>
-                <w:numId w:val="0"/>
-              </w:numPr>
-              <w:rPr>
-                <w:rFonts w:hint="default"/>
-                <w:vertAlign w:val="baseline"/>
-                <w:lang w:val="en-US" w:eastAsia="zh-CN"/>
-              </w:rPr>
-            </w:pPr>
-          </w:p>
-          <w:p>
-            <w:pPr>
-              <w:numPr>
-                <w:numId w:val="0"/>
-              </w:numPr>
-              <w:rPr>
-                <w:rFonts w:hint="default"/>
-                <w:vertAlign w:val="baseline"/>
-                <w:lang w:val="en-US" w:eastAsia="zh-CN"/>
-              </w:rPr>
-            </w:pPr>
-            <w:r>
-              <w:rPr>
-                <w:rFonts w:hint="default"/>
-                <w:vertAlign w:val="baseline"/>
-                <w:lang w:val="en-US" w:eastAsia="zh-CN"/>
-              </w:rPr>
-              <w:t># optimizer</w:t>
-            </w:r>
-          </w:p>
-          <w:p>
-            <w:pPr>
-              <w:numPr>
-                <w:numId w:val="0"/>
-              </w:numPr>
-              <w:rPr>
-                <w:rFonts w:hint="default"/>
-                <w:vertAlign w:val="baseline"/>
-                <w:lang w:val="en-US" w:eastAsia="zh-CN"/>
-              </w:rPr>
-            </w:pPr>
-            <w:r>
-              <w:rPr>
-                <w:rFonts w:hint="default"/>
-                <w:vertAlign w:val="baseline"/>
-                <w:lang w:val="en-US" w:eastAsia="zh-CN"/>
-              </w:rPr>
-              <w:t># default 8 gpu</w:t>
-            </w:r>
-          </w:p>
-          <w:p>
-            <w:pPr>
-              <w:numPr>
-                <w:numId w:val="0"/>
-              </w:numPr>
-              <w:rPr>
-                <w:rFonts w:hint="default"/>
-                <w:vertAlign w:val="baseline"/>
-                <w:lang w:val="en-US" w:eastAsia="zh-CN"/>
-              </w:rPr>
-            </w:pPr>
-            <w:r>
-              <w:rPr>
-                <w:rFonts w:hint="default"/>
-                <w:vertAlign w:val="baseline"/>
-                <w:lang w:val="en-US" w:eastAsia="zh-CN"/>
-              </w:rPr>
-              <w:t>base_lr = 0.01</w:t>
-            </w:r>
-          </w:p>
-          <w:p>
-            <w:pPr>
-              <w:numPr>
-                <w:numId w:val="0"/>
-              </w:numPr>
-              <w:rPr>
-                <w:rFonts w:hint="default"/>
-                <w:vertAlign w:val="baseline"/>
-                <w:lang w:val="en-US" w:eastAsia="zh-CN"/>
-              </w:rPr>
-            </w:pPr>
-            <w:r>
-              <w:rPr>
-                <w:rFonts w:hint="default"/>
-                <w:vertAlign w:val="baseline"/>
-                <w:lang w:val="en-US" w:eastAsia="zh-CN"/>
-              </w:rPr>
-              <w:t>optim_wrapper = dict(</w:t>
-            </w:r>
-          </w:p>
-          <w:p>
-            <w:pPr>
-              <w:numPr>
-                <w:numId w:val="0"/>
-              </w:numPr>
-              <w:rPr>
-                <w:rFonts w:hint="default"/>
-                <w:vertAlign w:val="baseline"/>
-                <w:lang w:val="en-US" w:eastAsia="zh-CN"/>
-              </w:rPr>
-            </w:pPr>
-            <w:r>
-              <w:rPr>
-                <w:rFonts w:hint="default"/>
-                <w:vertAlign w:val="baseline"/>
-                <w:lang w:val="en-US" w:eastAsia="zh-CN"/>
-              </w:rPr>
-              <w:t xml:space="preserve">    type='OptimWrapper',</w:t>
-            </w:r>
-          </w:p>
-          <w:p>
-            <w:pPr>
-              <w:numPr>
-                <w:numId w:val="0"/>
-              </w:numPr>
-              <w:rPr>
-                <w:rFonts w:hint="default"/>
-                <w:vertAlign w:val="baseline"/>
-                <w:lang w:val="en-US" w:eastAsia="zh-CN"/>
-              </w:rPr>
-            </w:pPr>
-            <w:r>
-              <w:rPr>
-                <w:rFonts w:hint="default"/>
-                <w:vertAlign w:val="baseline"/>
-                <w:lang w:val="en-US" w:eastAsia="zh-CN"/>
-              </w:rPr>
-              <w:t xml:space="preserve">    optimizer=dict(</w:t>
-            </w:r>
-          </w:p>
-          <w:p>
-            <w:pPr>
-              <w:numPr>
-                <w:numId w:val="0"/>
-              </w:numPr>
-              <w:rPr>
-                <w:rFonts w:hint="default"/>
-                <w:vertAlign w:val="baseline"/>
-                <w:lang w:val="en-US" w:eastAsia="zh-CN"/>
-              </w:rPr>
-            </w:pPr>
-            <w:r>
-              <w:rPr>
-                <w:rFonts w:hint="default"/>
-                <w:vertAlign w:val="baseline"/>
-                <w:lang w:val="en-US" w:eastAsia="zh-CN"/>
-              </w:rPr>
-              <w:t xml:space="preserve">        type='SGD', lr=base_lr, momentum=0.9, weight_decay=5e-4,</w:t>
-            </w:r>
-          </w:p>
-          <w:p>
-            <w:pPr>
-              <w:numPr>
-                <w:numId w:val="0"/>
-              </w:numPr>
-              <w:rPr>
-                <w:rFonts w:hint="default"/>
-                <w:vertAlign w:val="baseline"/>
-                <w:lang w:val="en-US" w:eastAsia="zh-CN"/>
-              </w:rPr>
-            </w:pPr>
-            <w:r>
-              <w:rPr>
-                <w:rFonts w:hint="default"/>
-                <w:vertAlign w:val="baseline"/>
-                <w:lang w:val="en-US" w:eastAsia="zh-CN"/>
-              </w:rPr>
-              <w:t xml:space="preserve">        nesterov=True),</w:t>
-            </w:r>
-          </w:p>
-          <w:p>
-            <w:pPr>
-              <w:numPr>
-                <w:numId w:val="0"/>
-              </w:numPr>
-              <w:rPr>
-                <w:rFonts w:hint="default"/>
-                <w:vertAlign w:val="baseline"/>
-                <w:lang w:val="en-US" w:eastAsia="zh-CN"/>
-              </w:rPr>
-            </w:pPr>
-            <w:r>
-              <w:rPr>
-                <w:rFonts w:hint="default"/>
-                <w:vertAlign w:val="baseline"/>
-                <w:lang w:val="en-US" w:eastAsia="zh-CN"/>
-              </w:rPr>
-              <w:t xml:space="preserve">    paramwise_cfg=dict(norm_decay_mult=0., bias_decay_mult=0.))</w:t>
-            </w:r>
-          </w:p>
-          <w:p>
-            <w:pPr>
-              <w:numPr>
-                <w:numId w:val="0"/>
-              </w:numPr>
-              <w:rPr>
-                <w:rFonts w:hint="default"/>
-                <w:vertAlign w:val="baseline"/>
-                <w:lang w:val="en-US" w:eastAsia="zh-CN"/>
-              </w:rPr>
-            </w:pPr>
-          </w:p>
-          <w:p>
-            <w:pPr>
-              <w:numPr>
-                <w:numId w:val="0"/>
-              </w:numPr>
-              <w:rPr>
-                <w:rFonts w:hint="default"/>
-                <w:vertAlign w:val="baseline"/>
-                <w:lang w:val="en-US" w:eastAsia="zh-CN"/>
-              </w:rPr>
-            </w:pPr>
-            <w:r>
-              <w:rPr>
-                <w:rFonts w:hint="default"/>
-                <w:vertAlign w:val="baseline"/>
-                <w:lang w:val="en-US" w:eastAsia="zh-CN"/>
-              </w:rPr>
-              <w:t># learning rate</w:t>
-            </w:r>
-          </w:p>
-          <w:p>
-            <w:pPr>
-              <w:numPr>
-                <w:numId w:val="0"/>
-              </w:numPr>
-              <w:rPr>
-                <w:rFonts w:hint="default"/>
-                <w:vertAlign w:val="baseline"/>
-                <w:lang w:val="en-US" w:eastAsia="zh-CN"/>
-              </w:rPr>
-            </w:pPr>
-            <w:r>
-              <w:rPr>
-                <w:rFonts w:hint="default"/>
-                <w:vertAlign w:val="baseline"/>
-                <w:lang w:val="en-US" w:eastAsia="zh-CN"/>
-              </w:rPr>
-              <w:t>param_scheduler = [</w:t>
-            </w:r>
-          </w:p>
-          <w:p>
-            <w:pPr>
-              <w:numPr>
-                <w:numId w:val="0"/>
-              </w:numPr>
-              <w:rPr>
-                <w:rFonts w:hint="default"/>
-                <w:vertAlign w:val="baseline"/>
-                <w:lang w:val="en-US" w:eastAsia="zh-CN"/>
-              </w:rPr>
-            </w:pPr>
-            <w:r>
-              <w:rPr>
-                <w:rFonts w:hint="default"/>
-                <w:vertAlign w:val="baseline"/>
-                <w:lang w:val="en-US" w:eastAsia="zh-CN"/>
-              </w:rPr>
-              <w:t xml:space="preserve">    dict(</w:t>
-            </w:r>
-          </w:p>
-          <w:p>
-            <w:pPr>
-              <w:numPr>
-                <w:numId w:val="0"/>
-              </w:numPr>
-              <w:rPr>
-                <w:rFonts w:hint="default"/>
-                <w:vertAlign w:val="baseline"/>
-                <w:lang w:val="en-US" w:eastAsia="zh-CN"/>
-              </w:rPr>
-            </w:pPr>
-            <w:r>
-              <w:rPr>
-                <w:rFonts w:hint="default"/>
-                <w:vertAlign w:val="baseline"/>
-                <w:lang w:val="en-US" w:eastAsia="zh-CN"/>
-              </w:rPr>
-              <w:t xml:space="preserve">        # use quadratic formula to warm up 5 epochs</w:t>
-            </w:r>
-          </w:p>
-          <w:p>
-            <w:pPr>
-              <w:numPr>
-                <w:numId w:val="0"/>
-              </w:numPr>
-              <w:rPr>
-                <w:rFonts w:hint="default"/>
-                <w:vertAlign w:val="baseline"/>
-                <w:lang w:val="en-US" w:eastAsia="zh-CN"/>
-              </w:rPr>
-            </w:pPr>
-            <w:r>
-              <w:rPr>
-                <w:rFonts w:hint="default"/>
-                <w:vertAlign w:val="baseline"/>
-                <w:lang w:val="en-US" w:eastAsia="zh-CN"/>
-              </w:rPr>
-              <w:t xml:space="preserve">        # and lr is updated by iteration</w:t>
-            </w:r>
-          </w:p>
-          <w:p>
-            <w:pPr>
-              <w:numPr>
-                <w:numId w:val="0"/>
-              </w:numPr>
-              <w:rPr>
-                <w:rFonts w:hint="default"/>
-                <w:vertAlign w:val="baseline"/>
-                <w:lang w:val="en-US" w:eastAsia="zh-CN"/>
-              </w:rPr>
-            </w:pPr>
-            <w:r>
-              <w:rPr>
-                <w:rFonts w:hint="default"/>
-                <w:vertAlign w:val="baseline"/>
-                <w:lang w:val="en-US" w:eastAsia="zh-CN"/>
-              </w:rPr>
-              <w:t xml:space="preserve">        # TODO: fix default scope in get function</w:t>
-            </w:r>
-          </w:p>
-          <w:p>
-            <w:pPr>
-              <w:numPr>
-                <w:numId w:val="0"/>
-              </w:numPr>
-              <w:rPr>
-                <w:rFonts w:hint="default"/>
-                <w:vertAlign w:val="baseline"/>
-                <w:lang w:val="en-US" w:eastAsia="zh-CN"/>
-              </w:rPr>
-            </w:pPr>
-            <w:r>
-              <w:rPr>
-                <w:rFonts w:hint="default"/>
-                <w:vertAlign w:val="baseline"/>
-                <w:lang w:val="en-US" w:eastAsia="zh-CN"/>
-              </w:rPr>
-              <w:t xml:space="preserve">        type='mmdet.QuadraticWarmupLR',</w:t>
-            </w:r>
-          </w:p>
-          <w:p>
-            <w:pPr>
-              <w:numPr>
-                <w:numId w:val="0"/>
-              </w:numPr>
-              <w:rPr>
-                <w:rFonts w:hint="default"/>
-                <w:vertAlign w:val="baseline"/>
-                <w:lang w:val="en-US" w:eastAsia="zh-CN"/>
-              </w:rPr>
-            </w:pPr>
-            <w:r>
-              <w:rPr>
-                <w:rFonts w:hint="default"/>
-                <w:vertAlign w:val="baseline"/>
-                <w:lang w:val="en-US" w:eastAsia="zh-CN"/>
-              </w:rPr>
-              <w:t xml:space="preserve">        by_epoch=True,</w:t>
-            </w:r>
-          </w:p>
-          <w:p>
-            <w:pPr>
-              <w:numPr>
-                <w:numId w:val="0"/>
-              </w:numPr>
-              <w:rPr>
-                <w:rFonts w:hint="default"/>
-                <w:vertAlign w:val="baseline"/>
-                <w:lang w:val="en-US" w:eastAsia="zh-CN"/>
-              </w:rPr>
-            </w:pPr>
-            <w:r>
-              <w:rPr>
-                <w:rFonts w:hint="default"/>
-                <w:vertAlign w:val="baseline"/>
-                <w:lang w:val="en-US" w:eastAsia="zh-CN"/>
-              </w:rPr>
-              <w:t xml:space="preserve">        begin=0,</w:t>
-            </w:r>
-          </w:p>
-          <w:p>
-            <w:pPr>
-              <w:numPr>
-                <w:numId w:val="0"/>
-              </w:numPr>
-              <w:rPr>
-                <w:rFonts w:hint="default"/>
-                <w:vertAlign w:val="baseline"/>
-                <w:lang w:val="en-US" w:eastAsia="zh-CN"/>
-              </w:rPr>
-            </w:pPr>
-            <w:r>
-              <w:rPr>
-                <w:rFonts w:hint="default"/>
-                <w:vertAlign w:val="baseline"/>
-                <w:lang w:val="en-US" w:eastAsia="zh-CN"/>
-              </w:rPr>
-              <w:t xml:space="preserve">        end=5,</w:t>
-            </w:r>
-          </w:p>
-          <w:p>
-            <w:pPr>
-              <w:numPr>
-                <w:numId w:val="0"/>
-              </w:numPr>
-              <w:rPr>
-                <w:rFonts w:hint="default"/>
-                <w:vertAlign w:val="baseline"/>
-                <w:lang w:val="en-US" w:eastAsia="zh-CN"/>
-              </w:rPr>
-            </w:pPr>
-            <w:r>
-              <w:rPr>
-                <w:rFonts w:hint="default"/>
-                <w:vertAlign w:val="baseline"/>
-                <w:lang w:val="en-US" w:eastAsia="zh-CN"/>
-              </w:rPr>
-              <w:t xml:space="preserve">        convert_to_iter_based=True),</w:t>
-            </w:r>
-          </w:p>
-          <w:p>
-            <w:pPr>
-              <w:numPr>
-                <w:numId w:val="0"/>
-              </w:numPr>
-              <w:rPr>
-                <w:rFonts w:hint="default"/>
-                <w:vertAlign w:val="baseline"/>
-                <w:lang w:val="en-US" w:eastAsia="zh-CN"/>
-              </w:rPr>
-            </w:pPr>
-            <w:r>
-              <w:rPr>
-                <w:rFonts w:hint="default"/>
-                <w:vertAlign w:val="baseline"/>
-                <w:lang w:val="en-US" w:eastAsia="zh-CN"/>
-              </w:rPr>
-              <w:t xml:space="preserve">    dict(</w:t>
-            </w:r>
-          </w:p>
-          <w:p>
-            <w:pPr>
-              <w:numPr>
-                <w:numId w:val="0"/>
-              </w:numPr>
-              <w:rPr>
-                <w:rFonts w:hint="default"/>
-                <w:vertAlign w:val="baseline"/>
-                <w:lang w:val="en-US" w:eastAsia="zh-CN"/>
-              </w:rPr>
-            </w:pPr>
-            <w:r>
-              <w:rPr>
-                <w:rFonts w:hint="default"/>
-                <w:vertAlign w:val="baseline"/>
-                <w:lang w:val="en-US" w:eastAsia="zh-CN"/>
-              </w:rPr>
-              <w:t xml:space="preserve">        # use cosine lr from 5 to 285 epoch</w:t>
-            </w:r>
-          </w:p>
-          <w:p>
-            <w:pPr>
-              <w:numPr>
-                <w:numId w:val="0"/>
-              </w:numPr>
-              <w:rPr>
-                <w:rFonts w:hint="default"/>
-                <w:vertAlign w:val="baseline"/>
-                <w:lang w:val="en-US" w:eastAsia="zh-CN"/>
-              </w:rPr>
-            </w:pPr>
-            <w:r>
-              <w:rPr>
-                <w:rFonts w:hint="default"/>
-                <w:vertAlign w:val="baseline"/>
-                <w:lang w:val="en-US" w:eastAsia="zh-CN"/>
-              </w:rPr>
-              <w:t xml:space="preserve">        type='CosineAnnealingLR',</w:t>
-            </w:r>
-          </w:p>
-          <w:p>
-            <w:pPr>
-              <w:numPr>
-                <w:numId w:val="0"/>
-              </w:numPr>
-              <w:rPr>
-                <w:rFonts w:hint="default"/>
-                <w:vertAlign w:val="baseline"/>
-                <w:lang w:val="en-US" w:eastAsia="zh-CN"/>
-              </w:rPr>
-            </w:pPr>
-            <w:r>
-              <w:rPr>
-                <w:rFonts w:hint="default"/>
-                <w:vertAlign w:val="baseline"/>
-                <w:lang w:val="en-US" w:eastAsia="zh-CN"/>
-              </w:rPr>
-              <w:t xml:space="preserve">        eta_min=base_lr * 0.05,</w:t>
-            </w:r>
-          </w:p>
-          <w:p>
-            <w:pPr>
-              <w:numPr>
-                <w:numId w:val="0"/>
-              </w:numPr>
-              <w:rPr>
-                <w:rFonts w:hint="default"/>
-                <w:vertAlign w:val="baseline"/>
-                <w:lang w:val="en-US" w:eastAsia="zh-CN"/>
-              </w:rPr>
-            </w:pPr>
-            <w:r>
-              <w:rPr>
-                <w:rFonts w:hint="default"/>
-                <w:vertAlign w:val="baseline"/>
-                <w:lang w:val="en-US" w:eastAsia="zh-CN"/>
-              </w:rPr>
-              <w:t xml:space="preserve">        begin=5,</w:t>
-            </w:r>
-          </w:p>
-          <w:p>
-            <w:pPr>
-              <w:numPr>
-                <w:numId w:val="0"/>
-              </w:numPr>
-              <w:rPr>
-                <w:rFonts w:hint="default"/>
-                <w:vertAlign w:val="baseline"/>
-                <w:lang w:val="en-US" w:eastAsia="zh-CN"/>
-              </w:rPr>
-            </w:pPr>
-            <w:r>
-              <w:rPr>
-                <w:rFonts w:hint="default"/>
-                <w:vertAlign w:val="baseline"/>
-                <w:lang w:val="en-US" w:eastAsia="zh-CN"/>
-              </w:rPr>
-              <w:t xml:space="preserve">        T_max=max_epochs - num_last_epochs,</w:t>
-            </w:r>
-          </w:p>
-          <w:p>
-            <w:pPr>
-              <w:numPr>
-                <w:numId w:val="0"/>
-              </w:numPr>
-              <w:rPr>
-                <w:rFonts w:hint="default"/>
-                <w:vertAlign w:val="baseline"/>
-                <w:lang w:val="en-US" w:eastAsia="zh-CN"/>
-              </w:rPr>
-            </w:pPr>
-            <w:r>
-              <w:rPr>
-                <w:rFonts w:hint="default"/>
-                <w:vertAlign w:val="baseline"/>
-                <w:lang w:val="en-US" w:eastAsia="zh-CN"/>
-              </w:rPr>
-              <w:t xml:space="preserve">        end=max_epochs - num_last_epochs,</w:t>
-            </w:r>
-          </w:p>
-          <w:p>
-            <w:pPr>
-              <w:numPr>
-                <w:numId w:val="0"/>
-              </w:numPr>
-              <w:rPr>
-                <w:rFonts w:hint="default"/>
-                <w:vertAlign w:val="baseline"/>
-                <w:lang w:val="en-US" w:eastAsia="zh-CN"/>
-              </w:rPr>
-            </w:pPr>
-            <w:r>
-              <w:rPr>
-                <w:rFonts w:hint="default"/>
-                <w:vertAlign w:val="baseline"/>
-                <w:lang w:val="en-US" w:eastAsia="zh-CN"/>
-              </w:rPr>
-              <w:t xml:space="preserve">        by_epoch=True,</w:t>
-            </w:r>
-          </w:p>
-          <w:p>
-            <w:pPr>
-              <w:numPr>
-                <w:numId w:val="0"/>
-              </w:numPr>
-              <w:rPr>
-                <w:rFonts w:hint="default"/>
-                <w:vertAlign w:val="baseline"/>
-                <w:lang w:val="en-US" w:eastAsia="zh-CN"/>
-              </w:rPr>
-            </w:pPr>
-            <w:r>
-              <w:rPr>
-                <w:rFonts w:hint="default"/>
-                <w:vertAlign w:val="baseline"/>
-                <w:lang w:val="en-US" w:eastAsia="zh-CN"/>
-              </w:rPr>
-              <w:t xml:space="preserve">        convert_to_iter_based=True),</w:t>
-            </w:r>
-          </w:p>
-          <w:p>
-            <w:pPr>
-              <w:numPr>
-                <w:numId w:val="0"/>
-              </w:numPr>
-              <w:rPr>
-                <w:rFonts w:hint="default"/>
-                <w:vertAlign w:val="baseline"/>
-                <w:lang w:val="en-US" w:eastAsia="zh-CN"/>
-              </w:rPr>
-            </w:pPr>
-            <w:r>
-              <w:rPr>
-                <w:rFonts w:hint="default"/>
-                <w:vertAlign w:val="baseline"/>
-                <w:lang w:val="en-US" w:eastAsia="zh-CN"/>
-              </w:rPr>
-              <w:t xml:space="preserve">    dict(</w:t>
-            </w:r>
-          </w:p>
-          <w:p>
-            <w:pPr>
-              <w:numPr>
-                <w:numId w:val="0"/>
-              </w:numPr>
-              <w:rPr>
-                <w:rFonts w:hint="default"/>
-                <w:vertAlign w:val="baseline"/>
-                <w:lang w:val="en-US" w:eastAsia="zh-CN"/>
-              </w:rPr>
-            </w:pPr>
-            <w:r>
-              <w:rPr>
-                <w:rFonts w:hint="default"/>
-                <w:vertAlign w:val="baseline"/>
-                <w:lang w:val="en-US" w:eastAsia="zh-CN"/>
-              </w:rPr>
-              <w:t xml:space="preserve">        # use fixed lr during last 15 epochs</w:t>
-            </w:r>
-          </w:p>
-          <w:p>
-            <w:pPr>
-              <w:numPr>
-                <w:numId w:val="0"/>
-              </w:numPr>
-              <w:rPr>
-                <w:rFonts w:hint="default"/>
-                <w:vertAlign w:val="baseline"/>
-                <w:lang w:val="en-US" w:eastAsia="zh-CN"/>
-              </w:rPr>
-            </w:pPr>
-            <w:r>
-              <w:rPr>
-                <w:rFonts w:hint="default"/>
-                <w:vertAlign w:val="baseline"/>
-                <w:lang w:val="en-US" w:eastAsia="zh-CN"/>
-              </w:rPr>
-              <w:t xml:space="preserve">        type='ConstantLR',</w:t>
-            </w:r>
-          </w:p>
-          <w:p>
-            <w:pPr>
-              <w:numPr>
-                <w:numId w:val="0"/>
-              </w:numPr>
-              <w:rPr>
-                <w:rFonts w:hint="default"/>
-                <w:vertAlign w:val="baseline"/>
-                <w:lang w:val="en-US" w:eastAsia="zh-CN"/>
-              </w:rPr>
-            </w:pPr>
-            <w:r>
-              <w:rPr>
-                <w:rFonts w:hint="default"/>
-                <w:vertAlign w:val="baseline"/>
-                <w:lang w:val="en-US" w:eastAsia="zh-CN"/>
-              </w:rPr>
-              <w:t xml:space="preserve">        by_epoch=True,</w:t>
-            </w:r>
-          </w:p>
-          <w:p>
-            <w:pPr>
-              <w:numPr>
-                <w:numId w:val="0"/>
-              </w:numPr>
-              <w:rPr>
-                <w:rFonts w:hint="default"/>
-                <w:vertAlign w:val="baseline"/>
-                <w:lang w:val="en-US" w:eastAsia="zh-CN"/>
-              </w:rPr>
-            </w:pPr>
-            <w:r>
-              <w:rPr>
-                <w:rFonts w:hint="default"/>
-                <w:vertAlign w:val="baseline"/>
-                <w:lang w:val="en-US" w:eastAsia="zh-CN"/>
-              </w:rPr>
-              <w:t xml:space="preserve">        factor=1,</w:t>
-            </w:r>
-          </w:p>
-          <w:p>
-            <w:pPr>
-              <w:numPr>
-                <w:numId w:val="0"/>
-              </w:numPr>
-              <w:rPr>
-                <w:rFonts w:hint="default"/>
-                <w:vertAlign w:val="baseline"/>
-                <w:lang w:val="en-US" w:eastAsia="zh-CN"/>
-              </w:rPr>
-            </w:pPr>
-            <w:r>
-              <w:rPr>
-                <w:rFonts w:hint="default"/>
-                <w:vertAlign w:val="baseline"/>
-                <w:lang w:val="en-US" w:eastAsia="zh-CN"/>
-              </w:rPr>
-              <w:t xml:space="preserve">        begin=max_epochs - num_last_epochs,</w:t>
-            </w:r>
-          </w:p>
-          <w:p>
-            <w:pPr>
-              <w:numPr>
-                <w:numId w:val="0"/>
-              </w:numPr>
-              <w:rPr>
-                <w:rFonts w:hint="default"/>
-                <w:vertAlign w:val="baseline"/>
-                <w:lang w:val="en-US" w:eastAsia="zh-CN"/>
-              </w:rPr>
-            </w:pPr>
-            <w:r>
-              <w:rPr>
-                <w:rFonts w:hint="default"/>
-                <w:vertAlign w:val="baseline"/>
-                <w:lang w:val="en-US" w:eastAsia="zh-CN"/>
-              </w:rPr>
-              <w:t xml:space="preserve">        end=max_epochs,</w:t>
-            </w:r>
-          </w:p>
-          <w:p>
-            <w:pPr>
-              <w:numPr>
-                <w:numId w:val="0"/>
-              </w:numPr>
-              <w:rPr>
-                <w:rFonts w:hint="default"/>
-                <w:vertAlign w:val="baseline"/>
-                <w:lang w:val="en-US" w:eastAsia="zh-CN"/>
-              </w:rPr>
-            </w:pPr>
-            <w:r>
-              <w:rPr>
-                <w:rFonts w:hint="default"/>
-                <w:vertAlign w:val="baseline"/>
-                <w:lang w:val="en-US" w:eastAsia="zh-CN"/>
-              </w:rPr>
-              <w:t xml:space="preserve">    )</w:t>
-            </w:r>
-          </w:p>
-          <w:p>
-            <w:pPr>
-              <w:numPr>
-                <w:numId w:val="0"/>
-              </w:numPr>
-              <w:rPr>
-                <w:rFonts w:hint="default"/>
-                <w:vertAlign w:val="baseline"/>
-                <w:lang w:val="en-US" w:eastAsia="zh-CN"/>
-              </w:rPr>
-            </w:pPr>
-            <w:r>
-              <w:rPr>
-                <w:rFonts w:hint="default"/>
-                <w:vertAlign w:val="baseline"/>
-                <w:lang w:val="en-US" w:eastAsia="zh-CN"/>
-              </w:rPr>
-              <w:t>]</w:t>
-            </w:r>
-          </w:p>
-          <w:p>
-            <w:pPr>
-              <w:numPr>
-                <w:numId w:val="0"/>
-              </w:numPr>
-              <w:rPr>
-                <w:rFonts w:hint="default"/>
-                <w:vertAlign w:val="baseline"/>
-                <w:lang w:val="en-US" w:eastAsia="zh-CN"/>
-              </w:rPr>
-            </w:pPr>
-          </w:p>
-          <w:p>
-            <w:pPr>
-              <w:numPr>
-                <w:numId w:val="0"/>
-              </w:numPr>
-              <w:rPr>
-                <w:rFonts w:hint="default"/>
-                <w:vertAlign w:val="baseline"/>
-                <w:lang w:val="en-US" w:eastAsia="zh-CN"/>
-              </w:rPr>
-            </w:pPr>
-            <w:r>
-              <w:rPr>
-                <w:rFonts w:hint="default"/>
-                <w:vertAlign w:val="baseline"/>
-                <w:lang w:val="en-US" w:eastAsia="zh-CN"/>
-              </w:rPr>
-              <w:t>default_hooks = dict(</w:t>
-            </w:r>
-          </w:p>
-          <w:p>
-            <w:pPr>
-              <w:numPr>
-                <w:numId w:val="0"/>
-              </w:numPr>
-              <w:rPr>
-                <w:rFonts w:hint="default"/>
-                <w:vertAlign w:val="baseline"/>
-                <w:lang w:val="en-US" w:eastAsia="zh-CN"/>
-              </w:rPr>
-            </w:pPr>
-            <w:r>
-              <w:rPr>
-                <w:rFonts w:hint="default"/>
-                <w:vertAlign w:val="baseline"/>
-                <w:lang w:val="en-US" w:eastAsia="zh-CN"/>
-              </w:rPr>
-              <w:t xml:space="preserve">    checkpoint=dict(</w:t>
-            </w:r>
-          </w:p>
-          <w:p>
-            <w:pPr>
-              <w:numPr>
-                <w:numId w:val="0"/>
-              </w:numPr>
-              <w:rPr>
-                <w:rFonts w:hint="default"/>
-                <w:vertAlign w:val="baseline"/>
-                <w:lang w:val="en-US" w:eastAsia="zh-CN"/>
-              </w:rPr>
-            </w:pPr>
-            <w:r>
-              <w:rPr>
-                <w:rFonts w:hint="default"/>
-                <w:vertAlign w:val="baseline"/>
-                <w:lang w:val="en-US" w:eastAsia="zh-CN"/>
-              </w:rPr>
-              <w:t xml:space="preserve">        interval=interval,</w:t>
-            </w:r>
-          </w:p>
-          <w:p>
-            <w:pPr>
-              <w:numPr>
-                <w:numId w:val="0"/>
-              </w:numPr>
-              <w:rPr>
-                <w:rFonts w:hint="default"/>
-                <w:vertAlign w:val="baseline"/>
-                <w:lang w:val="en-US" w:eastAsia="zh-CN"/>
-              </w:rPr>
-            </w:pPr>
-            <w:r>
-              <w:rPr>
-                <w:rFonts w:hint="default"/>
-                <w:vertAlign w:val="baseline"/>
-                <w:lang w:val="en-US" w:eastAsia="zh-CN"/>
-              </w:rPr>
-              <w:t xml:space="preserve">        max_keep_ckpts=5  # only keep latest 3 checkpoints</w:t>
-            </w:r>
-          </w:p>
-          <w:p>
-            <w:pPr>
-              <w:numPr>
-                <w:numId w:val="0"/>
-              </w:numPr>
-              <w:rPr>
-                <w:rFonts w:hint="default"/>
-                <w:vertAlign w:val="baseline"/>
-                <w:lang w:val="en-US" w:eastAsia="zh-CN"/>
-              </w:rPr>
-            </w:pPr>
-            <w:r>
-              <w:rPr>
-                <w:rFonts w:hint="default"/>
-                <w:vertAlign w:val="baseline"/>
-                <w:lang w:val="en-US" w:eastAsia="zh-CN"/>
-              </w:rPr>
-              <w:t xml:space="preserve">    ))</w:t>
-            </w:r>
-          </w:p>
-          <w:p>
-            <w:pPr>
-              <w:numPr>
-                <w:numId w:val="0"/>
-              </w:numPr>
-              <w:rPr>
-                <w:rFonts w:hint="default"/>
-                <w:vertAlign w:val="baseline"/>
-                <w:lang w:val="en-US" w:eastAsia="zh-CN"/>
-              </w:rPr>
-            </w:pPr>
-          </w:p>
-          <w:p>
-            <w:pPr>
-              <w:numPr>
-                <w:numId w:val="0"/>
-              </w:numPr>
-              <w:rPr>
-                <w:rFonts w:hint="default"/>
-                <w:vertAlign w:val="baseline"/>
-                <w:lang w:val="en-US" w:eastAsia="zh-CN"/>
-              </w:rPr>
-            </w:pPr>
-            <w:r>
-              <w:rPr>
-                <w:rFonts w:hint="default"/>
-                <w:vertAlign w:val="baseline"/>
-                <w:lang w:val="en-US" w:eastAsia="zh-CN"/>
-              </w:rPr>
-              <w:t>custom_hooks = [</w:t>
-            </w:r>
-          </w:p>
-          <w:p>
-            <w:pPr>
-              <w:numPr>
-                <w:numId w:val="0"/>
-              </w:numPr>
-              <w:rPr>
-                <w:rFonts w:hint="default"/>
-                <w:vertAlign w:val="baseline"/>
-                <w:lang w:val="en-US" w:eastAsia="zh-CN"/>
-              </w:rPr>
-            </w:pPr>
-            <w:r>
-              <w:rPr>
-                <w:rFonts w:hint="default"/>
-                <w:vertAlign w:val="baseline"/>
-                <w:lang w:val="en-US" w:eastAsia="zh-CN"/>
-              </w:rPr>
-              <w:t xml:space="preserve">    dict(</w:t>
-            </w:r>
-          </w:p>
-          <w:p>
-            <w:pPr>
-              <w:numPr>
-                <w:numId w:val="0"/>
-              </w:numPr>
-              <w:rPr>
-                <w:rFonts w:hint="default"/>
-                <w:vertAlign w:val="baseline"/>
-                <w:lang w:val="en-US" w:eastAsia="zh-CN"/>
-              </w:rPr>
-            </w:pPr>
-            <w:r>
-              <w:rPr>
-                <w:rFonts w:hint="default"/>
-                <w:vertAlign w:val="baseline"/>
-                <w:lang w:val="en-US" w:eastAsia="zh-CN"/>
-              </w:rPr>
-              <w:t xml:space="preserve">        type='YOLOXModeSwitchHook',</w:t>
-            </w:r>
-          </w:p>
-          <w:p>
-            <w:pPr>
-              <w:numPr>
-                <w:numId w:val="0"/>
-              </w:numPr>
-              <w:rPr>
-                <w:rFonts w:hint="default"/>
-                <w:vertAlign w:val="baseline"/>
-                <w:lang w:val="en-US" w:eastAsia="zh-CN"/>
-              </w:rPr>
-            </w:pPr>
-            <w:r>
-              <w:rPr>
-                <w:rFonts w:hint="default"/>
-                <w:vertAlign w:val="baseline"/>
-                <w:lang w:val="en-US" w:eastAsia="zh-CN"/>
-              </w:rPr>
-              <w:t xml:space="preserve">        num_last_epochs=num_last_epochs,</w:t>
-            </w:r>
-          </w:p>
-          <w:p>
-            <w:pPr>
-              <w:numPr>
-                <w:numId w:val="0"/>
-              </w:numPr>
-              <w:rPr>
-                <w:rFonts w:hint="default"/>
-                <w:vertAlign w:val="baseline"/>
-                <w:lang w:val="en-US" w:eastAsia="zh-CN"/>
-              </w:rPr>
-            </w:pPr>
-            <w:r>
-              <w:rPr>
-                <w:rFonts w:hint="default"/>
-                <w:vertAlign w:val="baseline"/>
-                <w:lang w:val="en-US" w:eastAsia="zh-CN"/>
-              </w:rPr>
-              <w:t xml:space="preserve">        priority=48),</w:t>
-            </w:r>
-          </w:p>
-          <w:p>
-            <w:pPr>
-              <w:numPr>
-                <w:numId w:val="0"/>
-              </w:numPr>
-              <w:rPr>
-                <w:rFonts w:hint="default"/>
-                <w:vertAlign w:val="baseline"/>
-                <w:lang w:val="en-US" w:eastAsia="zh-CN"/>
-              </w:rPr>
-            </w:pPr>
-            <w:r>
-              <w:rPr>
-                <w:rFonts w:hint="default"/>
-                <w:vertAlign w:val="baseline"/>
-                <w:lang w:val="en-US" w:eastAsia="zh-CN"/>
-              </w:rPr>
-              <w:t xml:space="preserve">    dict(type='SyncNormHook', priority=48),</w:t>
-            </w:r>
-          </w:p>
-          <w:p>
-            <w:pPr>
-              <w:numPr>
-                <w:numId w:val="0"/>
-              </w:numPr>
-              <w:rPr>
-                <w:rFonts w:hint="default"/>
-                <w:vertAlign w:val="baseline"/>
-                <w:lang w:val="en-US" w:eastAsia="zh-CN"/>
-              </w:rPr>
-            </w:pPr>
-            <w:r>
-              <w:rPr>
-                <w:rFonts w:hint="default"/>
-                <w:vertAlign w:val="baseline"/>
-                <w:lang w:val="en-US" w:eastAsia="zh-CN"/>
-              </w:rPr>
-              <w:t xml:space="preserve">    dict(</w:t>
-            </w:r>
-          </w:p>
-          <w:p>
-            <w:pPr>
-              <w:numPr>
-                <w:numId w:val="0"/>
-              </w:numPr>
-              <w:rPr>
-                <w:rFonts w:hint="default"/>
-                <w:vertAlign w:val="baseline"/>
-                <w:lang w:val="en-US" w:eastAsia="zh-CN"/>
-              </w:rPr>
-            </w:pPr>
-            <w:r>
-              <w:rPr>
-                <w:rFonts w:hint="default"/>
-                <w:vertAlign w:val="baseline"/>
-                <w:lang w:val="en-US" w:eastAsia="zh-CN"/>
-              </w:rPr>
-              <w:t xml:space="preserve">        type='EMAHook',</w:t>
-            </w:r>
-          </w:p>
-          <w:p>
-            <w:pPr>
-              <w:numPr>
-                <w:numId w:val="0"/>
-              </w:numPr>
-              <w:rPr>
-                <w:rFonts w:hint="default"/>
-                <w:vertAlign w:val="baseline"/>
-                <w:lang w:val="en-US" w:eastAsia="zh-CN"/>
-              </w:rPr>
-            </w:pPr>
-            <w:r>
-              <w:rPr>
-                <w:rFonts w:hint="default"/>
-                <w:vertAlign w:val="baseline"/>
-                <w:lang w:val="en-US" w:eastAsia="zh-CN"/>
-              </w:rPr>
-              <w:t xml:space="preserve">        ema_type='ExpMomentumEMA',</w:t>
-            </w:r>
-          </w:p>
-          <w:p>
-            <w:pPr>
-              <w:numPr>
-                <w:numId w:val="0"/>
-              </w:numPr>
-              <w:rPr>
-                <w:rFonts w:hint="default"/>
-                <w:vertAlign w:val="baseline"/>
-                <w:lang w:val="en-US" w:eastAsia="zh-CN"/>
-              </w:rPr>
-            </w:pPr>
-            <w:r>
-              <w:rPr>
-                <w:rFonts w:hint="default"/>
-                <w:vertAlign w:val="baseline"/>
-                <w:lang w:val="en-US" w:eastAsia="zh-CN"/>
-              </w:rPr>
-              <w:t xml:space="preserve">        momentum=0.0001,</w:t>
-            </w:r>
-          </w:p>
-          <w:p>
-            <w:pPr>
-              <w:numPr>
-                <w:numId w:val="0"/>
-              </w:numPr>
-              <w:rPr>
-                <w:rFonts w:hint="default"/>
-                <w:vertAlign w:val="baseline"/>
-                <w:lang w:val="en-US" w:eastAsia="zh-CN"/>
-              </w:rPr>
-            </w:pPr>
-            <w:r>
-              <w:rPr>
-                <w:rFonts w:hint="default"/>
-                <w:vertAlign w:val="baseline"/>
-                <w:lang w:val="en-US" w:eastAsia="zh-CN"/>
-              </w:rPr>
-              <w:t xml:space="preserve">        update_buffers=True,</w:t>
-            </w:r>
-          </w:p>
-          <w:p>
-            <w:pPr>
-              <w:numPr>
-                <w:numId w:val="0"/>
-              </w:numPr>
-              <w:rPr>
-                <w:rFonts w:hint="default"/>
-                <w:vertAlign w:val="baseline"/>
-                <w:lang w:val="en-US" w:eastAsia="zh-CN"/>
-              </w:rPr>
-            </w:pPr>
-            <w:r>
-              <w:rPr>
-                <w:rFonts w:hint="default"/>
-                <w:vertAlign w:val="baseline"/>
-                <w:lang w:val="en-US" w:eastAsia="zh-CN"/>
-              </w:rPr>
-              <w:t xml:space="preserve">        priority=49)</w:t>
-            </w:r>
-          </w:p>
-          <w:p>
-            <w:pPr>
-              <w:numPr>
-                <w:numId w:val="0"/>
-              </w:numPr>
-              <w:rPr>
-                <w:rFonts w:hint="default"/>
-                <w:vertAlign w:val="baseline"/>
-                <w:lang w:val="en-US" w:eastAsia="zh-CN"/>
-              </w:rPr>
-            </w:pPr>
-            <w:r>
-              <w:rPr>
-                <w:rFonts w:hint="default"/>
-                <w:vertAlign w:val="baseline"/>
-                <w:lang w:val="en-US" w:eastAsia="zh-CN"/>
-              </w:rPr>
-              <w:t>]</w:t>
-            </w:r>
-          </w:p>
-          <w:p>
-            <w:pPr>
-              <w:numPr>
-                <w:numId w:val="0"/>
-              </w:numPr>
-              <w:rPr>
-                <w:rFonts w:hint="default"/>
-                <w:vertAlign w:val="baseline"/>
-                <w:lang w:val="en-US" w:eastAsia="zh-CN"/>
-              </w:rPr>
-            </w:pPr>
-          </w:p>
-          <w:p>
-            <w:pPr>
-              <w:numPr>
-                <w:numId w:val="0"/>
-              </w:numPr>
-              <w:rPr>
-                <w:rFonts w:hint="default"/>
-                <w:vertAlign w:val="baseline"/>
-                <w:lang w:val="en-US" w:eastAsia="zh-CN"/>
-              </w:rPr>
-            </w:pPr>
-            <w:r>
-              <w:rPr>
-                <w:rFonts w:hint="default"/>
-                <w:vertAlign w:val="baseline"/>
-                <w:lang w:val="en-US" w:eastAsia="zh-CN"/>
-              </w:rPr>
-              <w:t># NOTE: `auto_scale_lr` is for automatically scaling LR,</w:t>
-            </w:r>
-          </w:p>
-          <w:p>
-            <w:pPr>
-              <w:numPr>
-                <w:numId w:val="0"/>
-              </w:numPr>
-              <w:rPr>
-                <w:rFonts w:hint="default"/>
-                <w:vertAlign w:val="baseline"/>
-                <w:lang w:val="en-US" w:eastAsia="zh-CN"/>
-              </w:rPr>
-            </w:pPr>
-            <w:r>
-              <w:rPr>
-                <w:rFonts w:hint="default"/>
-                <w:vertAlign w:val="baseline"/>
-                <w:lang w:val="en-US" w:eastAsia="zh-CN"/>
-              </w:rPr>
-              <w:t># USER SHOULD NOT CHANGE ITS VALUES.</w:t>
-            </w:r>
-          </w:p>
-          <w:p>
-            <w:pPr>
-              <w:numPr>
-                <w:numId w:val="0"/>
-              </w:numPr>
-              <w:rPr>
-                <w:rFonts w:hint="default"/>
-                <w:vertAlign w:val="baseline"/>
-                <w:lang w:val="en-US" w:eastAsia="zh-CN"/>
-              </w:rPr>
-            </w:pPr>
-            <w:r>
-              <w:rPr>
-                <w:rFonts w:hint="default"/>
-                <w:vertAlign w:val="baseline"/>
-                <w:lang w:val="en-US" w:eastAsia="zh-CN"/>
-              </w:rPr>
-              <w:t># base_batch_size = (8 GPUs) x (8 samples per GPU)</w:t>
-            </w:r>
-          </w:p>
-          <w:p>
-            <w:pPr>
-              <w:numPr>
+                <w:ilvl w:val="0"/>
+                <w:numId w:val="0"/>
+              </w:numPr>
+              <w:rPr>
+                <w:rFonts w:hint="default"/>
+                <w:vertAlign w:val="baseline"/>
+                <w:lang w:val="en-US" w:eastAsia="zh-CN"/>
+              </w:rPr>
+            </w:pPr>
+          </w:p>
+          <w:p>
+            <w:pPr>
+              <w:numPr>
+                <w:ilvl w:val="0"/>
                 <w:numId w:val="0"/>
               </w:numPr>
               <w:rPr>
@@ -9700,18 +8824,8 @@
               </w:rPr>
               <w:t>auto_scale_lr = dict(base_batch_size=64)</w:t>
             </w:r>
-          </w:p>
-          <w:p>
-            <w:pPr>
-              <w:numPr>
-                <w:numId w:val="0"/>
-              </w:numPr>
-              <w:rPr>
-                <w:rFonts w:hint="default"/>
-                <w:vertAlign w:val="baseline"/>
-                <w:lang w:val="en-US" w:eastAsia="zh-CN"/>
-              </w:rPr>
-            </w:pPr>
+            <w:bookmarkStart w:id="0" w:name="_GoBack"/>
+            <w:bookmarkEnd w:id="0"/>
           </w:p>
         </w:tc>
       </w:tr>
@@ -9719,6 +8833,7 @@
     <w:p>
       <w:pPr>
         <w:numPr>
+          <w:ilvl w:val="0"/>
           <w:numId w:val="0"/>
         </w:numPr>
         <w:ind w:leftChars="0"/>
@@ -9749,8 +8864,6 @@
           <w:lang w:val="en-US" w:eastAsia="zh-CN"/>
         </w:rPr>
       </w:pPr>
-      <w:bookmarkStart w:id="0" w:name="_GoBack"/>
-      <w:bookmarkEnd w:id="0"/>
     </w:p>
     <w:p>
       <w:pPr>
